--- a/doc/论文0522.docx
+++ b/doc/论文0522.docx
@@ -17,7 +17,24 @@
           <w:sz w:val="32"/>
           <w:szCs w:val="32"/>
         </w:rPr>
-        <w:t>Test-Time Spatial Adaptation for Remote Sensing</w:t>
+        <w:t xml:space="preserve">Test-Time Spatial </w:t>
+      </w:r>
+      <w:r>
+        <w:rPr>
+          <w:rFonts w:hint="eastAsia" w:ascii="黑体" w:hAnsi="黑体" w:eastAsia="黑体" w:cs="黑体"/>
+          <w:sz w:val="32"/>
+          <w:szCs w:val="32"/>
+          <w:lang w:eastAsia="zh-CN"/>
+        </w:rPr>
+        <w:t>Optimization</w:t>
+      </w:r>
+      <w:r>
+        <w:rPr>
+          <w:rFonts w:hint="eastAsia" w:ascii="黑体" w:hAnsi="黑体" w:eastAsia="黑体" w:cs="黑体"/>
+          <w:sz w:val="32"/>
+          <w:szCs w:val="32"/>
+        </w:rPr>
+        <w:t xml:space="preserve"> for Remote Sensing</w:t>
       </w:r>
       <w:r>
         <w:rPr>
@@ -149,20 +166,59 @@
         <w:rPr>
           <w:rFonts w:hint="eastAsia"/>
         </w:rPr>
-        <w:t>本文提出一种新的范式——测试时空间自适应（Test-Time Spatial Adaptation），用于在无需任何训练数据的前提下，为 CLIP 动态构建图像特定的空间一致性约束。基于该思想，我们提出 RSOVS 框架：一方面通过</w:t>
-      </w:r>
-      <w:r>
-        <w:rPr>
-          <w:rFonts w:hint="eastAsia"/>
-          <w:lang w:val="en-US" w:eastAsia="zh-CN"/>
-        </w:rPr>
-        <w:t>结构和注意力</w:t>
-      </w:r>
-      <w:r>
-        <w:rPr>
-          <w:rFonts w:hint="eastAsia"/>
-        </w:rPr>
-        <w:t>重构削弱 CLIP 的全局语义偏置，使其适配细粒度分割；另一方面设计一种测试时自监督优化器，基于可微分双边网格的上采样</w:t>
+        <w:t xml:space="preserve">本文提出一种新的范式——测试时空间自适应（Test-Time Spatial </w:t>
+      </w:r>
+      <w:r>
+        <w:rPr>
+          <w:rFonts w:hint="eastAsia"/>
+          <w:lang w:eastAsia="zh-CN"/>
+        </w:rPr>
+        <w:t>Optimization</w:t>
+      </w:r>
+      <w:r>
+        <w:rPr>
+          <w:rFonts w:hint="eastAsia"/>
+        </w:rPr>
+        <w:t xml:space="preserve">），用于在无需任何训练数据的前提下，为 CLIP 动态构建图像特定的空间一致性约束。基于该思想，我们提出 </w:t>
+      </w:r>
+      <w:r>
+        <w:rPr>
+          <w:rFonts w:hint="eastAsia"/>
+          <w:lang w:eastAsia="zh-CN"/>
+        </w:rPr>
+        <w:t>OVSTTO</w:t>
+      </w:r>
+      <w:r>
+        <w:rPr>
+          <w:rFonts w:hint="eastAsia"/>
+        </w:rPr>
+        <w:t xml:space="preserve"> 框架：一方面通过</w:t>
+      </w:r>
+      <w:r>
+        <w:rPr>
+          <w:rFonts w:hint="eastAsia"/>
+          <w:lang w:val="en-US" w:eastAsia="zh-CN"/>
+        </w:rPr>
+        <w:t>结构重构和注意力</w:t>
+      </w:r>
+      <w:r>
+        <w:rPr>
+          <w:rFonts w:hint="eastAsia"/>
+        </w:rPr>
+        <w:t>重构削弱 CLIP 的全局语义偏置，使其适配细粒度分割；另一方面设计一种测试时自监督优化器，基于可微分</w:t>
+      </w:r>
+      <w:r>
+        <w:rPr>
+          <w:rFonts w:hint="eastAsia"/>
+          <w:lang w:val="en-US" w:eastAsia="zh-CN"/>
+        </w:rPr>
+        <w:t>联合</w:t>
+      </w:r>
+      <w:r>
+        <w:rPr>
+          <w:rFonts w:hint="eastAsia"/>
+        </w:rPr>
+        <w:t>双边网格的上采样</w:t>
       </w:r>
       <w:r>
         <w:rPr>
@@ -208,7 +264,33 @@
         <w:rPr>
           <w:rFonts w:hint="eastAsia"/>
         </w:rPr>
-        <w:t>该方法完全不依赖预训练数据，在多个遥感数据集（LoveDA、UDD、Potsdam）上实现了显著性能提升，平均指标达到 87.55%，较基线提升约 35%。实验表明，测试时空间自适应可有效替代传统的离线自监督先验</w:t>
+        <w:t>该方法完全不依赖预训练数据，在多个遥感数据集（LoveDA、UDD、</w:t>
+      </w:r>
+      <w:r>
+        <w:rPr>
+          <w:rFonts w:hint="eastAsia"/>
+          <w:lang w:val="en-US" w:eastAsia="zh-CN"/>
+        </w:rPr>
+        <w:t>SSSI</w:t>
+      </w:r>
+      <w:r>
+        <w:rPr>
+          <w:rFonts w:hint="eastAsia"/>
+        </w:rPr>
+        <w:t>）上实现了显著</w:t>
+      </w:r>
+      <w:r>
+        <w:rPr>
+          <w:rFonts w:hint="eastAsia"/>
+          <w:lang w:val="en-US" w:eastAsia="zh-CN"/>
+        </w:rPr>
+        <w:t>提升，证明了该方法的有效性和鲁棒性</w:t>
+      </w:r>
+      <w:r>
+        <w:rPr>
+          <w:rFonts w:hint="eastAsia"/>
+        </w:rPr>
+        <w:t>。实验表明，测试时空间自适应可有效替代传统的离线自监督先验</w:t>
       </w:r>
       <w:r>
         <w:rPr>
@@ -419,7 +501,21 @@
           <w:rFonts w:hint="eastAsia"/>
           <w:lang w:eastAsia="zh-CN"/>
         </w:rPr>
-        <w:t>第二类方法则通过引入额外的空间先验来弥补 CLIP 的不足。例如，CLIPSeg 通过少量掩码标注进行微调以获得像素级监督信号；CLIP-DINOiser 利用 DINO 的自监督聚类特征提供语义一致性约束；SegEarth-OV 则引入预训练上采样器（如 FeatUp）提升空间分辨率。这类方法本质上依赖于离线</w:t>
+        <w:t>第二类方法则通过引入额外的空间先验来弥补 CLIP 的不足。例如，CLIPSeg 通过少量掩码标注进行微调以获得像素级监督信号；</w:t>
+      </w:r>
+      <w:r>
+        <w:rPr>
+          <w:rFonts w:hint="eastAsia"/>
+          <w:lang w:val="en-US" w:eastAsia="zh-CN"/>
+        </w:rPr>
+        <w:t>ProxyClip</w:t>
+      </w:r>
+      <w:r>
+        <w:rPr>
+          <w:rFonts w:hint="eastAsia"/>
+          <w:lang w:eastAsia="zh-CN"/>
+        </w:rPr>
+        <w:t xml:space="preserve"> 利用 DINO 的自监督聚类特征提供语义一致性约束；SegEarth-OV 则引入预训练上采样器（如 FeatUp）提升空间分辨率。这类方法本质上依赖于离线</w:t>
       </w:r>
       <w:r>
         <w:rPr>
@@ -607,7 +703,7 @@
           <w:rFonts w:hint="eastAsia"/>
           <w:lang w:eastAsia="zh-CN"/>
         </w:rPr>
-        <w:t>为此，本文提出 RSOVS 框架，一种面向遥感场景的开放词汇分割方法，其核心思想是将离线空间先验学习转化为测试时空间自适应（Test-Time Spatial Adaptation）。具体而言，我们的方法包含两个关键组成部分：</w:t>
+        <w:t>为此，本文提出 OVSTTO 框架，一种面向遥感场景的开放词汇分割方法，其核心思想是将离线空间先验学习转化为测试时空间自适应（Test-Time Spatial Optimization）。具体而言，我们的方法包含两个关键组成部分：</w:t>
       </w:r>
     </w:p>
     <w:p>
@@ -630,29 +726,57 @@
           <w:rFonts w:hint="eastAsia"/>
           <w:lang w:eastAsia="zh-CN"/>
         </w:rPr>
-        <w:t>首先，我们对 CLIP 结构进行重构，在保留 patch 级语义对齐能力的同时，通过去除 CLS token 偏置、替换为 Self-Self Attention（Q@Qᵀ）以及移除残差连接和前馈网络，有效削弱其全局语义聚合能力，使其更适用于细粒度分割任务。</w:t>
-      </w:r>
-    </w:p>
-    <w:p>
-      <w:pPr>
+        <w:t>首先，我们对 CLIP 结构</w:t>
+      </w:r>
+      <w:r>
+        <w:rPr>
+          <w:rFonts w:hint="eastAsia"/>
+          <w:lang w:val="en-US" w:eastAsia="zh-CN"/>
+        </w:rPr>
+        <w:t>和注意力</w:t>
+      </w:r>
+      <w:r>
         <w:rPr>
           <w:rFonts w:hint="eastAsia"/>
           <w:lang w:eastAsia="zh-CN"/>
         </w:rPr>
-      </w:pPr>
-    </w:p>
-    <w:p>
-      <w:pPr>
+        <w:t>进行重构，在保留 patch 级语义对齐能力的同时，通过去除 CLS token 偏置、替换为 Self-Self Attention（</w:t>
+      </w:r>
+      <w:r>
+        <w:rPr>
+          <w:rFonts w:hint="eastAsia"/>
+          <w:lang w:val="en-US" w:eastAsia="zh-CN"/>
+        </w:rPr>
+        <w:t>Q-Q</w:t>
+      </w:r>
+      <w:r>
         <w:rPr>
           <w:rFonts w:hint="eastAsia"/>
           <w:lang w:eastAsia="zh-CN"/>
         </w:rPr>
-      </w:pPr>
-      <w:r>
+        <w:t>）以及移除残差连接和前馈网络，有效削弱其全局语义聚合能力，使其更适用于细粒度分割任务。</w:t>
+      </w:r>
+    </w:p>
+    <w:p>
+      <w:pPr>
         <w:rPr>
           <w:rFonts w:hint="eastAsia"/>
           <w:lang w:eastAsia="zh-CN"/>
         </w:rPr>
+      </w:pPr>
+    </w:p>
+    <w:p>
+      <w:pPr>
+        <w:rPr>
+          <w:rFonts w:hint="eastAsia"/>
+          <w:lang w:eastAsia="zh-CN"/>
+        </w:rPr>
+      </w:pPr>
+      <w:r>
+        <w:rPr>
+          <w:rFonts w:hint="eastAsia"/>
+          <w:lang w:eastAsia="zh-CN"/>
+        </w:rPr>
         <w:t>其次，我们提出一种测试时自监督优化</w:t>
       </w:r>
       <w:r>
@@ -667,16 +791,22 @@
           <w:rFonts w:hint="eastAsia"/>
           <w:lang w:eastAsia="zh-CN"/>
         </w:rPr>
-        <w:t>，基于可微分双边网格构建高效的上采样机制。在推理阶段，该模块通过单图像自监督重建目标进行即时优化，从当前图像中动态生成空间一致性约束，从而实现像素级特征提纯。与依赖预训练的上采样方法不同，该过程完全不依赖任何数据集，从而具备更强的跨域泛化能力。</w:t>
-      </w:r>
-    </w:p>
-    <w:p>
-      <w:pPr>
+        <w:t>，基于可微分</w:t>
+      </w:r>
+      <w:r>
+        <w:rPr>
+          <w:rFonts w:hint="eastAsia"/>
+          <w:lang w:val="en-US" w:eastAsia="zh-CN"/>
+        </w:rPr>
+        <w:t>联合</w:t>
+      </w:r>
+      <w:r>
         <w:rPr>
           <w:rFonts w:hint="eastAsia"/>
           <w:lang w:eastAsia="zh-CN"/>
         </w:rPr>
-      </w:pPr>
+        <w:t>双边网格构建高效的上采样机制。在推理阶段，该模块通过单图像自监督重建目标进行即时优化，从当前图像中动态生成空间一致性约束，从而实现像素级特征提纯。与依赖预训练的上采样方法不同，该过程完全不依赖任何数据集，从而具备更强的跨域泛化能力。</w:t>
+      </w:r>
     </w:p>
     <w:p>
       <w:pPr>
@@ -685,11 +815,19 @@
           <w:lang w:eastAsia="zh-CN"/>
         </w:rPr>
       </w:pPr>
-      <w:r>
+    </w:p>
+    <w:p>
+      <w:pPr>
         <w:rPr>
           <w:rFonts w:hint="eastAsia"/>
           <w:lang w:eastAsia="zh-CN"/>
         </w:rPr>
+      </w:pPr>
+      <w:r>
+        <w:rPr>
+          <w:rFonts w:hint="eastAsia"/>
+          <w:lang w:eastAsia="zh-CN"/>
+        </w:rPr>
         <w:t>此外，我们对传统基于核函数的联合双边上采样（JBU）算法进行了改进，基于双边网格实现高效近似，将复杂度从 O(HW</w:t>
       </w:r>
       <w:r>
@@ -704,16 +842,22 @@
           <w:rFonts w:hint="eastAsia"/>
           <w:lang w:eastAsia="zh-CN"/>
         </w:rPr>
-        <w:t>2) 降低至 O(HW)，在保证可微性的同时实现约 50 倍加速，使得测试时优化过程在 1 秒内完成。</w:t>
-      </w:r>
-    </w:p>
-    <w:p>
-      <w:pPr>
+        <w:t>2) 降低至 O(HW)，在保证可微性的同时实现约 50 倍加速，使得</w:t>
+      </w:r>
+      <w:r>
+        <w:rPr>
+          <w:rFonts w:hint="eastAsia"/>
+          <w:lang w:val="en-US" w:eastAsia="zh-CN"/>
+        </w:rPr>
+        <w:t>一张遥感大图的</w:t>
+      </w:r>
+      <w:r>
         <w:rPr>
           <w:rFonts w:hint="eastAsia"/>
           <w:lang w:eastAsia="zh-CN"/>
         </w:rPr>
-      </w:pPr>
+        <w:t>测试时优化过程在 1 秒内完成。</w:t>
+      </w:r>
     </w:p>
     <w:p>
       <w:pPr>
@@ -722,21 +866,21 @@
           <w:lang w:eastAsia="zh-CN"/>
         </w:rPr>
       </w:pPr>
-      <w:r>
+    </w:p>
+    <w:p>
+      <w:pPr>
         <w:rPr>
           <w:rFonts w:hint="eastAsia"/>
           <w:lang w:eastAsia="zh-CN"/>
         </w:rPr>
-        <w:t>如图1所示，RSOVS 框架由两部分组成：（1）CLIP 结构优化模块，用于消除全局语义偏置并增强局部建模能力；（2）测试时空间自适应模块，通过自监督优化动态构建空间先验，实现无需预训练的数据无关泛化能力。</w:t>
-      </w:r>
-    </w:p>
-    <w:p>
-      <w:pPr>
+      </w:pPr>
+      <w:r>
         <w:rPr>
           <w:rFonts w:hint="eastAsia"/>
           <w:lang w:eastAsia="zh-CN"/>
         </w:rPr>
-      </w:pPr>
+        <w:t>如图1所示，OVSTTO 框架由两部分组成：（1）CLIP 结构优化模块，用于消除全局语义偏置并增强局部建模能力；（2）测试时空间自适应模块，通过自监督优化动态构建空间先验，实现无需预训练的数据无关泛化能力。</w:t>
+      </w:r>
     </w:p>
     <w:p>
       <w:pPr>
@@ -745,6 +889,15 @@
           <w:lang w:eastAsia="zh-CN"/>
         </w:rPr>
       </w:pPr>
+    </w:p>
+    <w:p>
+      <w:pPr>
+        <w:rPr>
+          <w:rFonts w:hint="eastAsia"/>
+          <w:lang w:eastAsia="zh-CN"/>
+        </w:rPr>
+      </w:pPr>
+      <w:bookmarkStart w:id="0" w:name="_GoBack"/>
       <w:r>
         <w:rPr>
           <w:rFonts w:hint="eastAsia"/>
@@ -788,22 +941,24 @@
           </wp:inline>
         </w:drawing>
       </w:r>
-    </w:p>
-    <w:p>
-      <w:pPr>
-        <w:rPr>
-          <w:rFonts w:hint="eastAsia"/>
-        </w:rPr>
-      </w:pPr>
-    </w:p>
-    <w:p>
-      <w:pPr>
-        <w:rPr>
-          <w:rFonts w:hint="eastAsia"/>
+      <w:bookmarkEnd w:id="0"/>
+    </w:p>
+    <w:p>
+      <w:pPr>
+        <w:rPr>
+          <w:rFonts w:hint="eastAsia"/>
+        </w:rPr>
+      </w:pPr>
+    </w:p>
+    <w:p>
+      <w:pPr>
+        <w:rPr>
+          <w:rFonts w:hint="default" w:eastAsiaTheme="minorEastAsia"/>
           <w:b/>
           <w:bCs/>
           <w:sz w:val="28"/>
           <w:szCs w:val="36"/>
+          <w:lang w:val="en-US" w:eastAsia="zh-CN"/>
         </w:rPr>
       </w:pPr>
       <w:r>
@@ -814,10 +969,19 @@
           <w:sz w:val="28"/>
           <w:szCs w:val="36"/>
         </w:rPr>
-        <w:t>三、材料与方法</w:t>
-      </w:r>
-      <w:bookmarkStart w:id="0" w:name="_GoBack"/>
-      <w:bookmarkEnd w:id="0"/>
+        <w:t>三、</w:t>
+      </w:r>
+      <w:r>
+        <w:rPr>
+          <w:rFonts w:hint="eastAsia"/>
+          <w:b/>
+          <w:bCs/>
+          <w:sz w:val="28"/>
+          <w:szCs w:val="36"/>
+          <w:lang w:val="en-US" w:eastAsia="zh-CN"/>
+        </w:rPr>
+        <w:t>研究方法</w:t>
+      </w:r>
     </w:p>
     <w:p>
       <w:pPr>
@@ -1099,7 +1263,7 @@
           <w:sz w:val="21"/>
           <w:lang w:val="en-US" w:eastAsia="zh-CN"/>
         </w:rPr>
-        <w:t>RSOVS 由两部分组成，首先是对 CLIP 的结构和注意力进行重构，削弱其全局语义偏置，第二部分是测试时空间自适应模块，以测试时可微分双边 JBU 上采样器为主，通过自监督优化的方式动态增加空间约束。</w:t>
+        <w:t>OVSTTO 由两部分组成，首先是对 CLIP 的结构和注意力进行重构，削弱其全局语义偏置，第二部分是测试时空间自适应模块，以测试时可微分双边 JBU 上采样器为主，通过自监督优化的方式动态增加空间约束。</w:t>
       </w:r>
     </w:p>
     <w:p>
@@ -2423,7 +2587,7 @@
           <w:szCs w:val="21"/>
           <w:lang w:val="en-US" w:eastAsia="zh-CN"/>
         </w:rPr>
-        <w:t>实验结果表明，RSOVS 在四个数据集上均取得了最优或接近最优的表现，整体性能显著优于基线 CLIP 及现有方法。特别是在跨数据集场景中，RSOVS 在 novel 类别上的性能提升更为明显，说明其对未知语义具有更强的适应能力。</w:t>
+        <w:t>实验结果表明，OVSTTO 在四个数据集上均取得了最优或接近最优的表现，整体性能显著优于基线 CLIP 及现有方法。特别是在跨数据集场景中，OVSTTO 在 novel 类别上的性能提升更为明显，说明其对未知语义具有更强的适应能力。</w:t>
       </w:r>
     </w:p>
     <w:p>
@@ -4506,7 +4670,7 @@
           <w:szCs w:val="21"/>
           <w:lang w:val="en-US" w:eastAsia="zh-CN"/>
         </w:rPr>
-        <w:t>从方法类别角度分析，可以观察到，RSOVS 通过测试时自监督优化，在推理阶段动态构建空间先验，使模型能够针对当前图像自适应调整，从而在不同数据分布下均保持稳定性能。</w:t>
+        <w:t>从方法类别角度分析，可以观察到，OVSTTO 通过测试时自监督优化，在推理阶段动态构建空间先验，使模型能够针对当前图像自适应调整，从而在不同数据分布下均保持稳定性能。</w:t>
       </w:r>
     </w:p>
     <w:p>
@@ -4737,7 +4901,7 @@
           <w:rFonts w:hint="eastAsia"/>
           <w:lang w:eastAsia="zh-CN"/>
         </w:rPr>
-        <w:t xml:space="preserve"> RSOVS 分割效果可视化</w:t>
+        <w:t xml:space="preserve"> OVSTTO 分割效果可视化</w:t>
       </w:r>
     </w:p>
     <w:p>
@@ -5348,6 +5512,12 @@
             <w:insideH w:val="single" w:color="auto" w:sz="4" w:space="0"/>
             <w:insideV w:val="single" w:color="auto" w:sz="4" w:space="0"/>
           </w:tblBorders>
+          <w:tblCellMar>
+            <w:top w:w="0" w:type="dxa"/>
+            <w:left w:w="108" w:type="dxa"/>
+            <w:bottom w:w="0" w:type="dxa"/>
+            <w:right w:w="108" w:type="dxa"/>
+          </w:tblCellMar>
         </w:tblPrEx>
         <w:tc>
           <w:tcPr>
@@ -5845,7 +6015,20 @@
         <w:rPr>
           <w:rFonts w:hint="eastAsia"/>
         </w:rPr>
-        <w:t>本文针对遥感开放词汇分割中泛化能力不足和细粒度建模困难的问题，提出了 RSOVS 框架。</w:t>
+        <w:t xml:space="preserve">本文针对遥感开放词汇分割中泛化能力不足和细粒度建模困难的问题，提出了 </w:t>
+      </w:r>
+      <w:r>
+        <w:rPr>
+          <w:rFonts w:hint="eastAsia"/>
+          <w:lang w:eastAsia="zh-CN"/>
+        </w:rPr>
+        <w:t>OVSTTO</w:t>
+      </w:r>
+      <w:r>
+        <w:rPr>
+          <w:rFonts w:hint="eastAsia"/>
+        </w:rPr>
+        <w:t xml:space="preserve"> 框架。</w:t>
       </w:r>
       <w:r>
         <w:rPr>

--- a/doc/论文0522.docx
+++ b/doc/论文0522.docx
@@ -478,29 +478,85 @@
           <w:rFonts w:hint="eastAsia"/>
           <w:lang w:eastAsia="zh-CN"/>
         </w:rPr>
-        <w:t>第一类方法通过结构重构削弱 CLIP 的全局语义偏置，从而提升其对局部细粒度信息的建模能力。例如，DenseCLIP 通过引入注意力机制细化 patch 级语义，MaskCLIP 通过卷积替换破坏全局注意力；SCLIP 将标准注意力替换为 Self-Self Attention（Q-Q）以强化局部关联建模，而 ClearCLIP 则通过移除残差连接与前馈网络进一步削弱全局语义聚合。这类方法的共同特点是：在不引入额外数据的前提下，通过结构层面的调整改善 CLIP 的空间表达能力，但其性能仍受限于模型本身缺乏显式空间先验。</w:t>
-      </w:r>
-    </w:p>
-    <w:p>
-      <w:pPr>
+        <w:t>第一类方法通过结构重构削弱 CLIP 的全局语义偏置，从而提升其对局部细粒度信息的建模能力。例如，DenseCLIP 通过引入注意力机制细化 patch 级语义，MaskCLIP 通过卷积替换破坏全局注意力；SCLIP 将标准注意力替换为 Self-Self Attention（Q-Q）以强化局部关联建模，而 ClearCLIP 则通过移除残差连接与前馈网络进一步削弱全局语义聚合。这类方法的共同特点是：在不引入额外数据的前提下，通过结构层面的调整</w:t>
+      </w:r>
+      <w:r>
+        <w:rPr>
+          <w:rFonts w:hint="eastAsia"/>
+          <w:lang w:val="en-US" w:eastAsia="zh-CN"/>
+        </w:rPr>
+        <w:t>破坏</w:t>
+      </w:r>
+      <w:r>
         <w:rPr>
           <w:rFonts w:hint="eastAsia"/>
           <w:lang w:eastAsia="zh-CN"/>
         </w:rPr>
-      </w:pPr>
-    </w:p>
-    <w:p>
-      <w:pPr>
+        <w:t xml:space="preserve"> CLIP </w:t>
+      </w:r>
+      <w:r>
+        <w:rPr>
+          <w:rFonts w:hint="eastAsia"/>
+          <w:lang w:val="en-US" w:eastAsia="zh-CN"/>
+        </w:rPr>
+        <w:t>的全局表征，使其更适合密集分割任务</w:t>
+      </w:r>
+      <w:r>
         <w:rPr>
           <w:rFonts w:hint="eastAsia"/>
           <w:lang w:eastAsia="zh-CN"/>
         </w:rPr>
-      </w:pPr>
+        <w:t>，但其</w:t>
+      </w:r>
+      <w:r>
+        <w:rPr>
+          <w:rFonts w:hint="eastAsia"/>
+          <w:lang w:val="en-US" w:eastAsia="zh-CN"/>
+        </w:rPr>
+        <w:t>仍</w:t>
+      </w:r>
       <w:r>
         <w:rPr>
           <w:rFonts w:hint="eastAsia"/>
           <w:lang w:eastAsia="zh-CN"/>
         </w:rPr>
+        <w:t>缺乏显式空间先验，</w:t>
+      </w:r>
+      <w:r>
+        <w:rPr>
+          <w:rFonts w:hint="eastAsia"/>
+          <w:lang w:val="en-US" w:eastAsia="zh-CN"/>
+        </w:rPr>
+        <w:t>性能上限不高</w:t>
+      </w:r>
+      <w:r>
+        <w:rPr>
+          <w:rFonts w:hint="eastAsia"/>
+          <w:lang w:eastAsia="zh-CN"/>
+        </w:rPr>
+        <w:t>。</w:t>
+      </w:r>
+    </w:p>
+    <w:p>
+      <w:pPr>
+        <w:rPr>
+          <w:rFonts w:hint="eastAsia"/>
+          <w:lang w:eastAsia="zh-CN"/>
+        </w:rPr>
+      </w:pPr>
+    </w:p>
+    <w:p>
+      <w:pPr>
+        <w:rPr>
+          <w:rFonts w:hint="eastAsia"/>
+          <w:lang w:eastAsia="zh-CN"/>
+        </w:rPr>
+      </w:pPr>
+      <w:r>
+        <w:rPr>
+          <w:rFonts w:hint="eastAsia"/>
+          <w:lang w:eastAsia="zh-CN"/>
+        </w:rPr>
         <w:t>第二类方法则通过引入额外的空间先验来弥补 CLIP 的不足。例如，CLIPSeg 通过少量掩码标注进行微调以获得像素级监督信号；</w:t>
       </w:r>
       <w:r>
@@ -515,7 +571,21 @@
           <w:rFonts w:hint="eastAsia"/>
           <w:lang w:eastAsia="zh-CN"/>
         </w:rPr>
-        <w:t xml:space="preserve"> 利用 DINO 的自监督聚类特征提供语义一致性约束；SegEarth-OV 则引入预训练上采样器（如 FeatUp）提升空间分辨率。这类方法本质上依赖于离线</w:t>
+        <w:t xml:space="preserve"> </w:t>
+      </w:r>
+      <w:r>
+        <w:rPr>
+          <w:rFonts w:hint="eastAsia"/>
+          <w:lang w:val="en-US" w:eastAsia="zh-CN"/>
+        </w:rPr>
+        <w:t>使用 DINO 生成的亲和力矩阵替换 CLIP 最后一层注意力矩阵</w:t>
+      </w:r>
+      <w:r>
+        <w:rPr>
+          <w:rFonts w:hint="eastAsia"/>
+          <w:lang w:eastAsia="zh-CN"/>
+        </w:rPr>
+        <w:t>；SegEarth-OV 则引入预训练上采样器（如 FeatUp）提升空间分辨率。这类方法本质上依赖于离线</w:t>
       </w:r>
       <w:r>
         <w:rPr>
@@ -897,7 +967,6 @@
           <w:lang w:eastAsia="zh-CN"/>
         </w:rPr>
       </w:pPr>
-      <w:bookmarkStart w:id="0" w:name="_GoBack"/>
       <w:r>
         <w:rPr>
           <w:rFonts w:hint="eastAsia"/>
@@ -905,9 +974,9 @@
         </w:rPr>
         <w:drawing>
           <wp:inline distT="0" distB="0" distL="114300" distR="114300">
-            <wp:extent cx="5433695" cy="2085975"/>
-            <wp:effectExtent l="0" t="0" r="14605" b="9525"/>
-            <wp:docPr id="4" name="图片 4" descr="WPS图片(1)"/>
+            <wp:extent cx="5257165" cy="2884805"/>
+            <wp:effectExtent l="0" t="0" r="635" b="10795"/>
+            <wp:docPr id="1" name="图片 1" descr="84398a6c-69c2-4123-a9f6-35aec75a3f02"/>
             <wp:cNvGraphicFramePr>
               <a:graphicFrameLocks xmlns:a="http://schemas.openxmlformats.org/drawingml/2006/main" noChangeAspect="1"/>
             </wp:cNvGraphicFramePr>
@@ -915,7 +984,7 @@
               <a:graphicData uri="http://schemas.openxmlformats.org/drawingml/2006/picture">
                 <pic:pic xmlns:pic="http://schemas.openxmlformats.org/drawingml/2006/picture">
                   <pic:nvPicPr>
-                    <pic:cNvPr id="4" name="图片 4" descr="WPS图片(1)"/>
+                    <pic:cNvPr id="1" name="图片 1" descr="84398a6c-69c2-4123-a9f6-35aec75a3f02"/>
                     <pic:cNvPicPr>
                       <a:picLocks noChangeAspect="1"/>
                     </pic:cNvPicPr>
@@ -929,7 +998,7 @@
                   <pic:spPr>
                     <a:xfrm>
                       <a:off x="0" y="0"/>
-                      <a:ext cx="5433695" cy="2085975"/>
+                      <a:ext cx="5257165" cy="2884805"/>
                     </a:xfrm>
                     <a:prstGeom prst="rect">
                       <a:avLst/>
@@ -941,7 +1010,6 @@
           </wp:inline>
         </w:drawing>
       </w:r>
-      <w:bookmarkEnd w:id="0"/>
     </w:p>
     <w:p>
       <w:pPr>
@@ -1025,6 +1093,8 @@
         </w:rPr>
         <w:t>问题定义</w:t>
       </w:r>
+      <w:bookmarkStart w:id="0" w:name="_GoBack"/>
+      <w:bookmarkEnd w:id="0"/>
     </w:p>
     <w:p>
       <w:pPr>
@@ -1136,7 +1206,7 @@
     <w:p>
       <w:pPr>
         <w:rPr>
-          <w:rFonts w:hint="eastAsia" w:hAnsi="Cambria Math"/>
+          <w:rFonts w:hint="default" w:hAnsi="Cambria Math"/>
           <w:i w:val="0"/>
           <w:sz w:val="21"/>
           <w:lang w:val="en-US" w:eastAsia="zh-CN"/>
@@ -1185,7 +1255,26 @@
           <w:sz w:val="21"/>
           <w:lang w:val="en-US" w:eastAsia="zh-CN"/>
         </w:rPr>
-        <w:t xml:space="preserve"> 代表空间先验。现有方法都是通过预训练模型来提供 P，而本文则是在不依赖预训练的前提下得到 P。</w:t>
+        <w:t xml:space="preserve"> 代表空间先验。</w:t>
+      </w:r>
+    </w:p>
+    <w:p>
+      <w:pPr>
+        <w:rPr>
+          <w:rFonts w:hint="eastAsia" w:hAnsi="Cambria Math"/>
+          <w:i w:val="0"/>
+          <w:sz w:val="21"/>
+          <w:lang w:val="en-US" w:eastAsia="zh-CN"/>
+        </w:rPr>
+      </w:pPr>
+      <w:r>
+        <w:rPr>
+          <w:rFonts w:hint="eastAsia" w:hAnsi="Cambria Math"/>
+          <w:i w:val="0"/>
+          <w:sz w:val="21"/>
+          <w:lang w:val="en-US" w:eastAsia="zh-CN"/>
+        </w:rPr>
+        <w:t>现有方法都是通过预训练模型来提供 P，而本文则是在不依赖预训练的前提下得到 P。</w:t>
       </w:r>
     </w:p>
     <w:p>
@@ -1313,46 +1402,278 @@
     </w:p>
     <w:p>
       <w:pPr>
-        <w:bidi w:val="0"/>
-        <w:rPr>
-          <w:rFonts w:hint="eastAsia"/>
+        <w:widowControl w:val="0"/>
+        <w:numPr>
+          <w:ilvl w:val="0"/>
+          <w:numId w:val="0"/>
+        </w:numPr>
+        <w:jc w:val="both"/>
+        <w:rPr>
+          <w:rFonts w:hint="default" w:hAnsi="Cambria Math"/>
           <w:b/>
           <w:bCs/>
-          <w:lang w:val="en-US" w:eastAsia="zh-CN"/>
-        </w:rPr>
-      </w:pPr>
-      <w:r>
-        <w:rPr>
-          <w:rFonts w:hint="eastAsia"/>
+          <w:i w:val="0"/>
+          <w:sz w:val="21"/>
+          <w:lang w:val="en-US" w:eastAsia="zh-CN"/>
+        </w:rPr>
+      </w:pPr>
+    </w:p>
+    <w:p>
+      <w:pPr>
+        <w:widowControl w:val="0"/>
+        <w:numPr>
+          <w:ilvl w:val="0"/>
+          <w:numId w:val="0"/>
+        </w:numPr>
+        <w:jc w:val="both"/>
+        <w:rPr>
+          <w:rFonts w:hint="eastAsia" w:hAnsi="Cambria Math"/>
+          <w:b w:val="0"/>
+          <w:bCs w:val="0"/>
+          <w:i w:val="0"/>
+          <w:sz w:val="21"/>
+          <w:lang w:val="en-US" w:eastAsia="zh-CN"/>
+        </w:rPr>
+      </w:pPr>
+      <w:r>
+        <w:rPr>
+          <w:rFonts w:hint="eastAsia" w:hAnsi="Cambria Math"/>
+          <w:b w:val="0"/>
+          <w:bCs w:val="0"/>
+          <w:i w:val="0"/>
+          <w:sz w:val="21"/>
+          <w:lang w:val="en-US" w:eastAsia="zh-CN"/>
+        </w:rPr>
+        <w:t>CLIP 等对比学习 VLM 模型通常是是全局语义，输入一张图会输出一个全局 CLS token，没有像素级信息，如果用来做密集分割，有3 个致命问题：</w:t>
+      </w:r>
+    </w:p>
+    <w:p>
+      <w:pPr>
+        <w:widowControl w:val="0"/>
+        <w:numPr>
+          <w:ilvl w:val="0"/>
+          <w:numId w:val="0"/>
+        </w:numPr>
+        <w:jc w:val="both"/>
+        <w:rPr>
+          <w:rFonts w:hint="eastAsia" w:hAnsi="Cambria Math"/>
+          <w:b w:val="0"/>
+          <w:bCs w:val="0"/>
+          <w:i w:val="0"/>
+          <w:sz w:val="21"/>
+          <w:lang w:val="en-US" w:eastAsia="zh-CN"/>
+        </w:rPr>
+      </w:pPr>
+      <w:r>
+        <w:rPr>
+          <w:rFonts w:hint="eastAsia" w:hAnsi="Cambria Math"/>
+          <w:b w:val="0"/>
+          <w:bCs w:val="0"/>
+          <w:i w:val="0"/>
+          <w:sz w:val="21"/>
+          <w:lang w:val="en-US" w:eastAsia="zh-CN"/>
+        </w:rPr>
+        <w:t>- 没有专门的细粒度稠密特征</w:t>
+      </w:r>
+    </w:p>
+    <w:p>
+      <w:pPr>
+        <w:widowControl w:val="0"/>
+        <w:numPr>
+          <w:ilvl w:val="0"/>
+          <w:numId w:val="0"/>
+        </w:numPr>
+        <w:jc w:val="both"/>
+        <w:rPr>
+          <w:rFonts w:hint="eastAsia" w:hAnsi="Cambria Math"/>
+          <w:b w:val="0"/>
+          <w:bCs w:val="0"/>
+          <w:i w:val="0"/>
+          <w:sz w:val="21"/>
+          <w:lang w:val="en-US" w:eastAsia="zh-CN"/>
+        </w:rPr>
+      </w:pPr>
+      <w:r>
+        <w:rPr>
+          <w:rFonts w:hint="eastAsia" w:hAnsi="Cambria Math"/>
+          <w:b w:val="0"/>
+          <w:bCs w:val="0"/>
+          <w:i w:val="0"/>
+          <w:sz w:val="21"/>
+          <w:lang w:val="en-US" w:eastAsia="zh-CN"/>
+        </w:rPr>
+        <w:t>- 全局 CLS token 会污染细粒度特征，背景干扰前景</w:t>
+      </w:r>
+    </w:p>
+    <w:p>
+      <w:pPr>
+        <w:widowControl w:val="0"/>
+        <w:numPr>
+          <w:ilvl w:val="0"/>
+          <w:numId w:val="0"/>
+        </w:numPr>
+        <w:jc w:val="both"/>
+        <w:rPr>
+          <w:rFonts w:hint="eastAsia" w:hAnsi="Cambria Math"/>
+          <w:b w:val="0"/>
+          <w:bCs w:val="0"/>
+          <w:i w:val="0"/>
+          <w:sz w:val="21"/>
+          <w:lang w:val="en-US" w:eastAsia="zh-CN"/>
+        </w:rPr>
+      </w:pPr>
+      <w:r>
+        <w:rPr>
+          <w:rFonts w:hint="eastAsia" w:hAnsi="Cambria Math"/>
+          <w:b w:val="0"/>
+          <w:bCs w:val="0"/>
+          <w:i w:val="0"/>
+          <w:sz w:val="21"/>
+          <w:lang w:val="en-US" w:eastAsia="zh-CN"/>
+        </w:rPr>
+        <w:t>- 特征分辨率极低（VIT-B/16只有16倍下采样）</w:t>
+      </w:r>
+    </w:p>
+    <w:p>
+      <w:pPr>
+        <w:widowControl w:val="0"/>
+        <w:numPr>
+          <w:ilvl w:val="0"/>
+          <w:numId w:val="0"/>
+        </w:numPr>
+        <w:jc w:val="both"/>
+        <w:rPr>
+          <w:rFonts w:hint="eastAsia" w:hAnsi="Cambria Math"/>
+          <w:b w:val="0"/>
+          <w:bCs w:val="0"/>
+          <w:i w:val="0"/>
+          <w:sz w:val="21"/>
+          <w:lang w:val="en-US" w:eastAsia="zh-CN"/>
+        </w:rPr>
+      </w:pPr>
+      <w:r>
+        <w:rPr>
+          <w:rFonts w:hint="eastAsia" w:hAnsi="Cambria Math"/>
+          <w:b w:val="0"/>
+          <w:bCs w:val="0"/>
+          <w:i w:val="0"/>
+          <w:sz w:val="21"/>
+          <w:lang w:val="en-US" w:eastAsia="zh-CN"/>
+        </w:rPr>
+        <w:t>OVSTTO 就是为了解决这三个问题而诞生。</w:t>
+      </w:r>
+    </w:p>
+    <w:p>
+      <w:pPr>
+        <w:widowControl w:val="0"/>
+        <w:numPr>
+          <w:ilvl w:val="0"/>
+          <w:numId w:val="0"/>
+        </w:numPr>
+        <w:jc w:val="both"/>
+        <w:rPr>
+          <w:rFonts w:hint="eastAsia" w:hAnsi="Cambria Math"/>
+          <w:b w:val="0"/>
+          <w:bCs w:val="0"/>
+          <w:i w:val="0"/>
+          <w:sz w:val="21"/>
+          <w:lang w:val="en-US" w:eastAsia="zh-CN"/>
+        </w:rPr>
+      </w:pPr>
+    </w:p>
+    <w:p>
+      <w:pPr>
+        <w:widowControl w:val="0"/>
+        <w:numPr>
+          <w:ilvl w:val="0"/>
+          <w:numId w:val="0"/>
+        </w:numPr>
+        <w:jc w:val="both"/>
+        <w:rPr>
+          <w:rFonts w:hint="eastAsia" w:hAnsi="Cambria Math"/>
           <w:b/>
           <w:bCs/>
-          <w:lang w:val="en-US" w:eastAsia="zh-CN"/>
-        </w:rPr>
-        <w:t>3.3.1 去除全局语义偏置</w:t>
-      </w:r>
-    </w:p>
-    <w:p>
-      <w:pPr>
-        <w:bidi w:val="0"/>
-        <w:rPr>
-          <w:rFonts w:hint="eastAsia"/>
-          <w:lang w:val="en-US" w:eastAsia="zh-CN"/>
-        </w:rPr>
-      </w:pPr>
-      <w:r>
-        <w:rPr>
-          <w:rFonts w:hint="eastAsia"/>
-          <w:lang w:val="en-US" w:eastAsia="zh-CN"/>
-        </w:rPr>
-        <w:t>移除 CLS token，并进行去偏置：</w:t>
-      </w:r>
-    </w:p>
-    <w:p>
-      <w:pPr>
-        <w:rPr>
-          <w:rFonts w:hint="default" w:hAnsi="Cambria Math" w:eastAsiaTheme="minorEastAsia"/>
           <w:i w:val="0"/>
           <w:sz w:val="21"/>
+          <w:lang w:val="en-US" w:eastAsia="zh-CN"/>
+        </w:rPr>
+      </w:pPr>
+      <w:r>
+        <w:rPr>
+          <w:rFonts w:hint="eastAsia" w:hAnsi="Cambria Math"/>
+          <w:b/>
+          <w:bCs/>
+          <w:i w:val="0"/>
+          <w:sz w:val="21"/>
+          <w:lang w:val="en-US" w:eastAsia="zh-CN"/>
+        </w:rPr>
+        <w:t>3.3.1 VIT 特征分辨率自适应</w:t>
+      </w:r>
+    </w:p>
+    <w:p>
+      <w:pPr>
+        <w:widowControl w:val="0"/>
+        <w:numPr>
+          <w:ilvl w:val="0"/>
+          <w:numId w:val="0"/>
+        </w:numPr>
+        <w:jc w:val="both"/>
+        <w:rPr>
+          <w:rFonts w:hint="eastAsia" w:hAnsi="Cambria Math"/>
+          <w:b/>
+          <w:bCs/>
+          <w:i w:val="0"/>
+          <w:sz w:val="21"/>
+          <w:lang w:val="en-US" w:eastAsia="zh-CN"/>
+        </w:rPr>
+      </w:pPr>
+    </w:p>
+    <w:p>
+      <w:pPr>
+        <w:widowControl w:val="0"/>
+        <w:numPr>
+          <w:ilvl w:val="0"/>
+          <w:numId w:val="0"/>
+        </w:numPr>
+        <w:jc w:val="both"/>
+        <w:rPr>
+          <w:rFonts w:hint="default" w:hAnsi="Cambria Math"/>
+          <w:b w:val="0"/>
+          <w:bCs w:val="0"/>
+          <w:i w:val="0"/>
+          <w:sz w:val="21"/>
+          <w:lang w:val="en-US" w:eastAsia="zh-CN"/>
+        </w:rPr>
+      </w:pPr>
+      <w:r>
+        <w:rPr>
+          <w:rFonts w:hint="eastAsia" w:hAnsi="Cambria Math"/>
+          <w:b w:val="0"/>
+          <w:bCs w:val="0"/>
+          <w:i w:val="0"/>
+          <w:sz w:val="21"/>
+          <w:lang w:val="en-US" w:eastAsia="zh-CN"/>
+        </w:rPr>
+        <w:t>原版 VIT  的位置编码是固定尺寸，为了适应任意尺寸的遥感影响，引入动态位置编码。</w:t>
+      </w:r>
+    </w:p>
+    <w:p>
+      <w:pPr>
+        <w:widowControl w:val="0"/>
+        <w:numPr>
+          <w:ilvl w:val="0"/>
+          <w:numId w:val="0"/>
+        </w:numPr>
+        <w:jc w:val="both"/>
+        <w:rPr>
+          <w:rFonts w:hAnsi="Segoe UI Emoji" w:eastAsia="Segoe UI Emoji" w:cs="Segoe UI Emoji"/>
+          <w:i w:val="0"/>
+          <w:iCs w:val="0"/>
+          <w:caps w:val="0"/>
+          <w:color w:val="000000"/>
+          <w:spacing w:val="0"/>
+          <w:sz w:val="24"/>
+          <w:szCs w:val="24"/>
         </w:rPr>
       </w:pPr>
       <m:oMathPara>
@@ -1360,20 +1681,213 @@
           <m:r>
             <m:rPr/>
             <w:rPr>
-              <w:rFonts w:hint="default" w:ascii="Cambria Math" w:hAnsi="Cambria Math" w:eastAsiaTheme="minorEastAsia"/>
-              <w:sz w:val="21"/>
+              <w:rFonts w:hint="default" w:ascii="Cambria Math" w:hAnsi="Cambria Math" w:eastAsia="Segoe UI Emoji"/>
+              <w:sz w:val="24"/>
             </w:rPr>
-            <m:t>F′=Fpatch−FCLS</m:t>
+            <m:t>po</m:t>
+          </m:r>
+          <m:sSub>
+            <m:sSubPr>
+              <m:ctrlPr>
+                <w:rPr>
+                  <w:rFonts w:hint="default" w:ascii="Cambria Math" w:hAnsi="Cambria Math" w:eastAsia="Segoe UI Emoji"/>
+                  <w:sz w:val="24"/>
+                </w:rPr>
+              </m:ctrlPr>
+            </m:sSubPr>
+            <m:e>
+              <m:r>
+                <m:rPr/>
+                <w:rPr>
+                  <w:rFonts w:hint="default" w:ascii="Cambria Math" w:hAnsi="Cambria Math" w:eastAsia="Segoe UI Emoji"/>
+                  <w:sz w:val="24"/>
+                </w:rPr>
+                <m:t>s</m:t>
+              </m:r>
+              <m:ctrlPr>
+                <w:rPr>
+                  <w:rFonts w:ascii="Cambria Math" w:hAnsi="Cambria Math" w:eastAsia="Segoe UI Emoji"/>
+                  <w:sz w:val="24"/>
+                </w:rPr>
+              </m:ctrlPr>
+            </m:e>
+            <m:sub>
+              <m:r>
+                <m:rPr/>
+                <w:rPr>
+                  <w:rFonts w:hint="default" w:ascii="Cambria Math" w:hAnsi="Cambria Math" w:eastAsia="Segoe UI Emoji"/>
+                  <w:sz w:val="24"/>
+                </w:rPr>
+                <m:t>e</m:t>
+              </m:r>
+              <m:ctrlPr>
+                <w:rPr>
+                  <w:rFonts w:ascii="Cambria Math" w:hAnsi="Cambria Math" w:eastAsia="Segoe UI Emoji"/>
+                  <w:sz w:val="24"/>
+                </w:rPr>
+              </m:ctrlPr>
+            </m:sub>
+          </m:sSub>
+          <m:r>
+            <m:rPr/>
+            <w:rPr>
+              <w:rFonts w:hint="default" w:ascii="Cambria Math" w:hAnsi="Cambria Math" w:eastAsia="Segoe UI Emoji"/>
+              <w:sz w:val="24"/>
+            </w:rPr>
+            <m:t>mbed(Hnew​,Wnew​)=Interpolate(po</m:t>
+          </m:r>
+          <m:sSub>
+            <m:sSubPr>
+              <m:ctrlPr>
+                <w:rPr>
+                  <w:rFonts w:hint="default" w:ascii="Cambria Math" w:hAnsi="Cambria Math" w:eastAsia="Segoe UI Emoji"/>
+                  <w:sz w:val="24"/>
+                </w:rPr>
+              </m:ctrlPr>
+            </m:sSubPr>
+            <m:e>
+              <m:r>
+                <m:rPr/>
+                <w:rPr>
+                  <w:rFonts w:hint="default" w:ascii="Cambria Math" w:hAnsi="Cambria Math" w:eastAsia="Segoe UI Emoji"/>
+                  <w:sz w:val="24"/>
+                </w:rPr>
+                <m:t>s</m:t>
+              </m:r>
+              <m:ctrlPr>
+                <w:rPr>
+                  <w:rFonts w:ascii="Cambria Math" w:hAnsi="Cambria Math" w:eastAsia="Segoe UI Emoji"/>
+                  <w:sz w:val="24"/>
+                </w:rPr>
+              </m:ctrlPr>
+            </m:e>
+            <m:sub>
+              <m:r>
+                <m:rPr/>
+                <w:rPr>
+                  <w:rFonts w:hint="default" w:ascii="Cambria Math" w:hAnsi="Cambria Math" w:eastAsia="Segoe UI Emoji"/>
+                  <w:sz w:val="24"/>
+                </w:rPr>
+                <m:t>e</m:t>
+              </m:r>
+              <m:ctrlPr>
+                <w:rPr>
+                  <w:rFonts w:ascii="Cambria Math" w:hAnsi="Cambria Math" w:eastAsia="Segoe UI Emoji"/>
+                  <w:sz w:val="24"/>
+                </w:rPr>
+              </m:ctrlPr>
+            </m:sub>
+          </m:sSub>
+          <m:r>
+            <m:rPr/>
+            <w:rPr>
+              <w:rFonts w:hint="default" w:ascii="Cambria Math" w:hAnsi="Cambria Math" w:eastAsia="Segoe UI Emoji"/>
+              <w:sz w:val="24"/>
+            </w:rPr>
+            <m:t>mbed(Hold​,Wold​))</m:t>
           </m:r>
         </m:oMath>
       </m:oMathPara>
     </w:p>
     <w:p>
       <w:pPr>
-        <w:rPr>
-          <w:rFonts w:hint="eastAsia" w:hAnsi="Cambria Math" w:eastAsiaTheme="minorEastAsia"/>
+        <w:widowControl w:val="0"/>
+        <w:numPr>
+          <w:ilvl w:val="0"/>
+          <w:numId w:val="0"/>
+        </w:numPr>
+        <w:jc w:val="both"/>
+        <w:rPr>
+          <w:rFonts w:hint="default" w:hAnsi="Segoe UI Emoji" w:eastAsia="Segoe UI Emoji" w:cs="Segoe UI Emoji"/>
           <w:i w:val="0"/>
-          <w:sz w:val="21"/>
+          <w:iCs w:val="0"/>
+          <w:caps w:val="0"/>
+          <w:color w:val="000000"/>
+          <w:spacing w:val="0"/>
+          <w:sz w:val="24"/>
+          <w:szCs w:val="24"/>
+          <w:lang w:val="en-US" w:eastAsia="zh-CN"/>
+        </w:rPr>
+      </w:pPr>
+    </w:p>
+    <w:p>
+      <w:pPr>
+        <w:bidi w:val="0"/>
+        <w:rPr>
+          <w:rFonts w:hint="eastAsia"/>
+          <w:b/>
+          <w:bCs/>
+          <w:lang w:val="en-US" w:eastAsia="zh-CN"/>
+        </w:rPr>
+      </w:pPr>
+      <w:r>
+        <w:rPr>
+          <w:rFonts w:hint="eastAsia"/>
+          <w:b/>
+          <w:bCs/>
+          <w:lang w:val="en-US" w:eastAsia="zh-CN"/>
+        </w:rPr>
+        <w:t>3.3.2 去除全局语义偏置</w:t>
+      </w:r>
+    </w:p>
+    <w:p>
+      <w:pPr>
+        <w:rPr>
+          <w:rFonts w:hAnsi="宋体" w:eastAsia="宋体" w:cs="宋体"/>
+          <w:i w:val="0"/>
+          <w:color w:val="000000"/>
+          <w:sz w:val="24"/>
+          <w:szCs w:val="24"/>
+          <w:bdr w:val="none" w:color="auto" w:sz="0" w:space="0"/>
+        </w:rPr>
+      </w:pPr>
+      <m:oMathPara>
+        <m:oMath>
+          <m:r>
+            <m:rPr/>
+            <w:rPr>
+              <w:rFonts w:hint="default" w:ascii="Cambria Math" w:hAnsi="Cambria Math" w:eastAsia="宋体"/>
+              <w:sz w:val="24"/>
+            </w:rPr>
+            <m:t>Fdebias​(p)=Fpatch​(p)−Fcls​</m:t>
+          </m:r>
+        </m:oMath>
+      </m:oMathPara>
+    </w:p>
+    <w:p>
+      <w:pPr>
+        <w:rPr>
+          <w:rFonts w:hint="eastAsia" w:hAnsi="宋体" w:eastAsia="宋体" w:cs="宋体"/>
+          <w:i w:val="0"/>
+          <w:color w:val="000000"/>
+          <w:sz w:val="24"/>
+          <w:szCs w:val="24"/>
+          <w:bdr w:val="none" w:color="auto" w:sz="0" w:space="0"/>
+          <w:lang w:val="en-US" w:eastAsia="zh-CN"/>
+        </w:rPr>
+      </w:pPr>
+      <w:r>
+        <w:rPr>
+          <w:rFonts w:hint="eastAsia" w:hAnsi="宋体" w:eastAsia="宋体" w:cs="宋体"/>
+          <w:i w:val="0"/>
+          <w:color w:val="000000"/>
+          <w:sz w:val="24"/>
+          <w:szCs w:val="24"/>
+          <w:bdr w:val="none" w:color="auto" w:sz="0" w:space="0"/>
+          <w:lang w:val="en-US" w:eastAsia="zh-CN"/>
+        </w:rPr>
+        <w:t>CLS token 代表整张图的平均背景信息，会冲淡遥感物体，通常会直接去掉 CLS token，这里使用了一种 trick 空间滤波的减法操作，目的是去除全局特征，只保留像素独有的稠密特征。</w:t>
+      </w:r>
+    </w:p>
+    <w:p>
+      <w:pPr>
+        <w:rPr>
+          <w:rFonts w:hint="default" w:hAnsi="宋体" w:eastAsia="宋体" w:cs="宋体"/>
+          <w:i w:val="0"/>
+          <w:color w:val="000000"/>
+          <w:sz w:val="24"/>
+          <w:szCs w:val="24"/>
+          <w:bdr w:val="none" w:color="auto" w:sz="0" w:space="0"/>
           <w:lang w:val="en-US" w:eastAsia="zh-CN"/>
         </w:rPr>
       </w:pPr>
@@ -1440,8 +1954,45 @@
           <w:szCs w:val="24"/>
           <w:lang w:val="en-US" w:eastAsia="zh-CN" w:bidi="ar-SA"/>
         </w:rPr>
-        <w:t>3.3.2 Self-Self Attention</w:t>
-      </w:r>
+        <w:t>3.3.</w:t>
+      </w:r>
+      <w:r>
+        <w:rPr>
+          <w:rFonts w:hint="eastAsia" w:cstheme="minorBidi"/>
+          <w:b/>
+          <w:bCs/>
+          <w:kern w:val="2"/>
+          <w:sz w:val="21"/>
+          <w:szCs w:val="24"/>
+          <w:lang w:val="en-US" w:eastAsia="zh-CN" w:bidi="ar-SA"/>
+        </w:rPr>
+        <w:t>3</w:t>
+      </w:r>
+      <w:r>
+        <w:rPr>
+          <w:rFonts w:hint="eastAsia" w:asciiTheme="minorHAnsi" w:hAnsiTheme="minorHAnsi" w:eastAsiaTheme="minorEastAsia" w:cstheme="minorBidi"/>
+          <w:b/>
+          <w:bCs/>
+          <w:kern w:val="2"/>
+          <w:sz w:val="21"/>
+          <w:szCs w:val="24"/>
+          <w:lang w:val="en-US" w:eastAsia="zh-CN" w:bidi="ar-SA"/>
+        </w:rPr>
+        <w:t xml:space="preserve"> Self-Self Attention</w:t>
+      </w:r>
+    </w:p>
+    <w:p>
+      <w:pPr>
+        <w:rPr>
+          <w:rFonts w:hint="default" w:asciiTheme="minorHAnsi" w:hAnsiTheme="minorHAnsi" w:eastAsiaTheme="minorEastAsia" w:cstheme="minorBidi"/>
+          <w:b w:val="0"/>
+          <w:bCs w:val="0"/>
+          <w:kern w:val="2"/>
+          <w:sz w:val="21"/>
+          <w:szCs w:val="24"/>
+          <w:lang w:val="en-US" w:eastAsia="zh-CN" w:bidi="ar-SA"/>
+        </w:rPr>
+      </w:pPr>
     </w:p>
     <w:p>
       <w:pPr>
@@ -1457,6 +2008,18 @@
       </w:pPr>
       <w:r>
         <w:rPr>
+          <w:rFonts w:hint="eastAsia" w:cstheme="minorBidi"/>
+          <w:b w:val="0"/>
+          <w:bCs w:val="0"/>
+          <w:kern w:val="2"/>
+          <w:sz w:val="21"/>
+          <w:szCs w:val="24"/>
+          <w:lang w:val="en-US" w:eastAsia="zh-CN" w:bidi="ar-SA"/>
+        </w:rPr>
+        <w:t>CLIP 原生自注意力是全局的标准自注意力，每一个 token 都会关注到其它 token，包括 CLS token ，于是，</w:t>
+      </w:r>
+      <w:r>
+        <w:rPr>
           <w:rFonts w:hint="eastAsia" w:asciiTheme="minorHAnsi" w:hAnsiTheme="minorHAnsi" w:eastAsiaTheme="minorEastAsia" w:cstheme="minorBidi"/>
           <w:b w:val="0"/>
           <w:bCs w:val="0"/>
@@ -1470,11 +2033,14 @@
     </w:p>
     <w:p>
       <w:pPr>
-        <w:rPr>
-          <w:rFonts w:hAnsi="宋体" w:eastAsia="宋体" w:cs="宋体"/>
+        <m:rPr/>
+        <w:rPr>
+          <w:rFonts w:hint="default" w:hAnsi="Cambria Math" w:eastAsia="宋体" w:cs="宋体"/>
           <w:i w:val="0"/>
+          <w:color w:val="000000"/>
           <w:sz w:val="24"/>
           <w:szCs w:val="24"/>
+          <w:bdr w:val="none" w:color="auto" w:sz="0" w:space="0"/>
         </w:rPr>
       </w:pPr>
       <m:oMathPara>
@@ -1485,32 +2051,666 @@
               <w:rFonts w:hint="default" w:ascii="Cambria Math" w:hAnsi="Cambria Math" w:eastAsia="宋体"/>
               <w:sz w:val="24"/>
             </w:rPr>
-            <m:t>Softmax(</m:t>
+            <m:t>Attn(Q,K,V)=softmax(d​QKT​)V</m:t>
           </m:r>
+        </m:oMath>
+      </m:oMathPara>
+    </w:p>
+    <w:p>
+      <w:pPr>
+        <w:rPr>
+          <w:rFonts w:hint="eastAsia" w:hAnsi="宋体" w:eastAsia="宋体" w:cs="宋体"/>
+          <w:i w:val="0"/>
+          <w:sz w:val="24"/>
+          <w:szCs w:val="24"/>
+          <w:lang w:val="en-US" w:eastAsia="zh-CN"/>
+        </w:rPr>
+      </w:pPr>
+    </w:p>
+    <w:p>
+      <w:pPr>
+        <w:rPr>
+          <w:rFonts w:hint="eastAsia" w:asciiTheme="minorHAnsi" w:hAnsiTheme="minorHAnsi" w:eastAsiaTheme="minorEastAsia" w:cstheme="minorBidi"/>
+          <w:b w:val="0"/>
+          <w:bCs w:val="0"/>
+          <w:kern w:val="2"/>
+          <w:sz w:val="21"/>
+          <w:szCs w:val="24"/>
+          <w:lang w:val="en-US" w:eastAsia="zh-CN" w:bidi="ar-SA"/>
+        </w:rPr>
+      </w:pPr>
+      <w:r>
+        <w:rPr>
+          <w:rFonts w:hint="eastAsia" w:asciiTheme="minorHAnsi" w:hAnsiTheme="minorHAnsi" w:eastAsiaTheme="minorEastAsia" w:cstheme="minorBidi"/>
+          <w:b w:val="0"/>
+          <w:bCs w:val="0"/>
+          <w:kern w:val="2"/>
+          <w:sz w:val="21"/>
+          <w:szCs w:val="24"/>
+          <w:lang w:val="en-US" w:eastAsia="zh-CN" w:bidi="ar-SA"/>
+        </w:rPr>
+        <w:t>替换为</w:t>
+      </w:r>
+      <w:r>
+        <w:rPr>
+          <w:rFonts w:hint="eastAsia" w:cstheme="minorBidi"/>
+          <w:b w:val="0"/>
+          <w:bCs w:val="0"/>
+          <w:kern w:val="2"/>
+          <w:sz w:val="21"/>
+          <w:szCs w:val="24"/>
+          <w:lang w:val="en-US" w:eastAsia="zh-CN" w:bidi="ar-SA"/>
+        </w:rPr>
+        <w:t>Q-Q注意力</w:t>
+      </w:r>
+      <w:r>
+        <w:rPr>
+          <w:rFonts w:hint="eastAsia" w:asciiTheme="minorHAnsi" w:hAnsiTheme="minorHAnsi" w:eastAsiaTheme="minorEastAsia" w:cstheme="minorBidi"/>
+          <w:b w:val="0"/>
+          <w:bCs w:val="0"/>
+          <w:kern w:val="2"/>
+          <w:sz w:val="21"/>
+          <w:szCs w:val="24"/>
+          <w:lang w:val="en-US" w:eastAsia="zh-CN" w:bidi="ar-SA"/>
+        </w:rPr>
+        <w:t>：</w:t>
+      </w:r>
+    </w:p>
+    <w:p>
+      <w:pPr>
+        <m:rPr/>
+        <w:rPr>
+          <w:rFonts w:hint="default" w:hAnsi="Cambria Math" w:eastAsia="宋体" w:cs="宋体"/>
+          <w:i w:val="0"/>
+          <w:color w:val="000000"/>
+          <w:sz w:val="24"/>
+          <w:szCs w:val="24"/>
+          <w:bdr w:val="none" w:color="auto" w:sz="0" w:space="0"/>
+        </w:rPr>
+      </w:pPr>
+      <m:oMathPara>
+        <m:oMath>
+          <m:r>
+            <m:rPr/>
+            <w:rPr>
+              <w:rFonts w:hint="default" w:ascii="Cambria Math" w:hAnsi="Cambria Math" w:eastAsia="宋体"/>
+              <w:sz w:val="24"/>
+            </w:rPr>
+            <m:t>Attnself​(Q,Q,V)=softmax(d​QQT​)V</m:t>
+          </m:r>
+        </m:oMath>
+      </m:oMathPara>
+    </w:p>
+    <w:p>
+      <w:pPr>
+        <w:rPr>
+          <w:rFonts w:hint="eastAsia" w:asciiTheme="minorHAnsi" w:hAnsiTheme="minorHAnsi" w:eastAsiaTheme="minorEastAsia" w:cstheme="minorBidi"/>
+          <w:b w:val="0"/>
+          <w:bCs w:val="0"/>
+          <w:kern w:val="2"/>
+          <w:sz w:val="21"/>
+          <w:szCs w:val="24"/>
+          <w:lang w:val="en-US" w:eastAsia="zh-CN" w:bidi="ar-SA"/>
+        </w:rPr>
+      </w:pPr>
+    </w:p>
+    <w:p>
+      <w:pPr>
+        <w:rPr>
+          <w:rFonts w:hint="eastAsia" w:asciiTheme="minorHAnsi" w:hAnsiTheme="minorHAnsi" w:eastAsiaTheme="minorEastAsia" w:cstheme="minorBidi"/>
+          <w:b w:val="0"/>
+          <w:bCs w:val="0"/>
+          <w:kern w:val="2"/>
+          <w:sz w:val="21"/>
+          <w:szCs w:val="24"/>
+          <w:lang w:val="en-US" w:eastAsia="zh-CN" w:bidi="ar-SA"/>
+        </w:rPr>
+      </w:pPr>
+      <w:r>
+        <w:rPr>
+          <w:rFonts w:hint="eastAsia" w:asciiTheme="minorHAnsi" w:hAnsiTheme="minorHAnsi" w:eastAsiaTheme="minorEastAsia" w:cstheme="minorBidi"/>
+          <w:b w:val="0"/>
+          <w:bCs w:val="0"/>
+          <w:kern w:val="2"/>
+          <w:sz w:val="21"/>
+          <w:szCs w:val="24"/>
+          <w:lang w:val="en-US" w:eastAsia="zh-CN" w:bidi="ar-SA"/>
+        </w:rPr>
+        <w:t>该操作</w:t>
+      </w:r>
+      <w:r>
+        <w:rPr>
+          <w:rFonts w:hint="eastAsia" w:cstheme="minorBidi"/>
+          <w:b w:val="0"/>
+          <w:bCs w:val="0"/>
+          <w:kern w:val="2"/>
+          <w:sz w:val="21"/>
+          <w:szCs w:val="24"/>
+          <w:lang w:val="en-US" w:eastAsia="zh-CN" w:bidi="ar-SA"/>
+        </w:rPr>
+        <w:t>让每个像素只和自己做注意力，</w:t>
+      </w:r>
+      <w:r>
+        <w:rPr>
+          <w:rFonts w:hint="eastAsia" w:asciiTheme="minorHAnsi" w:hAnsiTheme="minorHAnsi" w:eastAsiaTheme="minorEastAsia" w:cstheme="minorBidi"/>
+          <w:b w:val="0"/>
+          <w:bCs w:val="0"/>
+          <w:kern w:val="2"/>
+          <w:sz w:val="21"/>
+          <w:szCs w:val="24"/>
+          <w:lang w:val="en-US" w:eastAsia="zh-CN" w:bidi="ar-SA"/>
+        </w:rPr>
+        <w:t>强化局部 patch 关系建模，避免全局语义干扰。</w:t>
+      </w:r>
+    </w:p>
+    <w:p>
+      <w:pPr>
+        <w:rPr>
+          <w:rFonts w:hint="eastAsia" w:asciiTheme="minorHAnsi" w:hAnsiTheme="minorHAnsi" w:eastAsiaTheme="minorEastAsia" w:cstheme="minorBidi"/>
+          <w:b w:val="0"/>
+          <w:bCs w:val="0"/>
+          <w:kern w:val="2"/>
+          <w:sz w:val="21"/>
+          <w:szCs w:val="24"/>
+          <w:lang w:val="en-US" w:eastAsia="zh-CN" w:bidi="ar-SA"/>
+        </w:rPr>
+      </w:pPr>
+    </w:p>
+    <w:p>
+      <w:pPr>
+        <w:rPr>
+          <w:rFonts w:hint="eastAsia" w:asciiTheme="minorHAnsi" w:hAnsiTheme="minorHAnsi" w:eastAsiaTheme="minorEastAsia" w:cstheme="minorBidi"/>
+          <w:b/>
+          <w:bCs/>
+          <w:kern w:val="2"/>
+          <w:sz w:val="21"/>
+          <w:szCs w:val="24"/>
+          <w:lang w:val="en-US" w:eastAsia="zh-CN" w:bidi="ar-SA"/>
+        </w:rPr>
+      </w:pPr>
+      <w:r>
+        <w:rPr>
+          <w:rFonts w:hint="eastAsia" w:asciiTheme="minorHAnsi" w:hAnsiTheme="minorHAnsi" w:eastAsiaTheme="minorEastAsia" w:cstheme="minorBidi"/>
+          <w:b/>
+          <w:bCs/>
+          <w:kern w:val="2"/>
+          <w:sz w:val="21"/>
+          <w:szCs w:val="24"/>
+          <w:lang w:val="en-US" w:eastAsia="zh-CN" w:bidi="ar-SA"/>
+        </w:rPr>
+        <w:t>3.3.</w:t>
+      </w:r>
+      <w:r>
+        <w:rPr>
+          <w:rFonts w:hint="eastAsia" w:cstheme="minorBidi"/>
+          <w:b/>
+          <w:bCs/>
+          <w:kern w:val="2"/>
+          <w:sz w:val="21"/>
+          <w:szCs w:val="24"/>
+          <w:lang w:val="en-US" w:eastAsia="zh-CN" w:bidi="ar-SA"/>
+        </w:rPr>
+        <w:t>4</w:t>
+      </w:r>
+      <w:r>
+        <w:rPr>
+          <w:rFonts w:hint="eastAsia" w:asciiTheme="minorHAnsi" w:hAnsiTheme="minorHAnsi" w:eastAsiaTheme="minorEastAsia" w:cstheme="minorBidi"/>
+          <w:b/>
+          <w:bCs/>
+          <w:kern w:val="2"/>
+          <w:sz w:val="21"/>
+          <w:szCs w:val="24"/>
+          <w:lang w:val="en-US" w:eastAsia="zh-CN" w:bidi="ar-SA"/>
+        </w:rPr>
+        <w:t xml:space="preserve"> 去除 FFN 与残差连接</w:t>
+      </w:r>
+    </w:p>
+    <w:p>
+      <w:pPr>
+        <w:rPr>
+          <w:rFonts w:hint="eastAsia" w:asciiTheme="minorHAnsi" w:hAnsiTheme="minorHAnsi" w:eastAsiaTheme="minorEastAsia" w:cstheme="minorBidi"/>
+          <w:b/>
+          <w:bCs/>
+          <w:kern w:val="2"/>
+          <w:sz w:val="21"/>
+          <w:szCs w:val="24"/>
+          <w:lang w:val="en-US" w:eastAsia="zh-CN" w:bidi="ar-SA"/>
+        </w:rPr>
+      </w:pPr>
+    </w:p>
+    <w:p>
+      <w:pPr>
+        <w:rPr>
+          <w:rFonts w:hint="eastAsia" w:asciiTheme="minorHAnsi" w:hAnsiTheme="minorHAnsi" w:eastAsiaTheme="minorEastAsia" w:cstheme="minorBidi"/>
+          <w:b w:val="0"/>
+          <w:bCs w:val="0"/>
+          <w:kern w:val="2"/>
+          <w:sz w:val="21"/>
+          <w:szCs w:val="24"/>
+          <w:lang w:val="en-US" w:eastAsia="zh-CN" w:bidi="ar-SA"/>
+        </w:rPr>
+      </w:pPr>
+      <w:r>
+        <w:rPr>
+          <w:rFonts w:hint="eastAsia" w:cstheme="minorBidi"/>
+          <w:b w:val="0"/>
+          <w:bCs w:val="0"/>
+          <w:kern w:val="2"/>
+          <w:sz w:val="21"/>
+          <w:szCs w:val="24"/>
+          <w:lang w:val="en-US" w:eastAsia="zh-CN" w:bidi="ar-SA"/>
+        </w:rPr>
+        <w:t>CLIP 的FFN 和残差链接包含了丰富的全局语义，因此将其去掉，</w:t>
+      </w:r>
+      <w:r>
+        <w:rPr>
+          <w:rFonts w:hint="eastAsia" w:asciiTheme="minorHAnsi" w:hAnsiTheme="minorHAnsi" w:eastAsiaTheme="minorEastAsia" w:cstheme="minorBidi"/>
+          <w:b w:val="0"/>
+          <w:bCs w:val="0"/>
+          <w:kern w:val="2"/>
+          <w:sz w:val="21"/>
+          <w:szCs w:val="24"/>
+          <w:lang w:val="en-US" w:eastAsia="zh-CN" w:bidi="ar-SA"/>
+        </w:rPr>
+        <w:t>仅保留 Attention + LayerNorm，以进一步削弱全局聚合能力。</w:t>
+      </w:r>
+    </w:p>
+    <w:p>
+      <w:pPr>
+        <w:rPr>
+          <w:rFonts w:hint="eastAsia" w:asciiTheme="minorHAnsi" w:hAnsiTheme="minorHAnsi" w:eastAsiaTheme="minorEastAsia" w:cstheme="minorBidi"/>
+          <w:b w:val="0"/>
+          <w:bCs w:val="0"/>
+          <w:kern w:val="2"/>
+          <w:sz w:val="21"/>
+          <w:szCs w:val="24"/>
+          <w:lang w:val="en-US" w:eastAsia="zh-CN" w:bidi="ar-SA"/>
+        </w:rPr>
+      </w:pPr>
+    </w:p>
+    <w:p>
+      <w:pPr>
+        <w:rPr>
+          <w:rFonts w:hint="eastAsia" w:cstheme="minorBidi"/>
+          <w:b/>
+          <w:bCs/>
+          <w:kern w:val="2"/>
+          <w:sz w:val="21"/>
+          <w:szCs w:val="24"/>
+          <w:lang w:val="en-US" w:eastAsia="zh-CN" w:bidi="ar-SA"/>
+        </w:rPr>
+      </w:pPr>
+      <w:r>
+        <w:rPr>
+          <w:rFonts w:hint="eastAsia" w:cstheme="minorBidi"/>
+          <w:b/>
+          <w:bCs/>
+          <w:kern w:val="2"/>
+          <w:sz w:val="21"/>
+          <w:szCs w:val="24"/>
+          <w:lang w:val="en-US" w:eastAsia="zh-CN" w:bidi="ar-SA"/>
+        </w:rPr>
+        <w:t>3.4 测试时空间自适应</w:t>
+      </w:r>
+    </w:p>
+    <w:p>
+      <w:pPr>
+        <w:pStyle w:val="6"/>
+        <w:keepNext w:val="0"/>
+        <w:keepLines w:val="0"/>
+        <w:widowControl/>
+        <w:suppressLineNumbers w:val="0"/>
+        <w:rPr>
+          <w:rFonts w:hint="eastAsia" w:asciiTheme="minorHAnsi" w:hAnsiTheme="minorHAnsi" w:eastAsiaTheme="minorEastAsia" w:cstheme="minorBidi"/>
+          <w:kern w:val="2"/>
+          <w:sz w:val="21"/>
+          <w:szCs w:val="24"/>
+          <w:lang w:val="en-US" w:eastAsia="zh-CN" w:bidi="ar-SA"/>
+        </w:rPr>
+      </w:pPr>
+      <w:r>
+        <w:rPr>
+          <w:rFonts w:hint="eastAsia" w:asciiTheme="minorHAnsi" w:hAnsiTheme="minorHAnsi" w:eastAsiaTheme="minorEastAsia" w:cstheme="minorBidi"/>
+          <w:kern w:val="2"/>
+          <w:sz w:val="21"/>
+          <w:szCs w:val="24"/>
+          <w:lang w:val="en-US" w:eastAsia="zh-CN" w:bidi="ar-SA"/>
+        </w:rPr>
+        <w:t>现有开放词汇分割方法通常依赖外部空间先验以弥补 CLIP 在细粒度建模方面的不足。其中，一类方法通过自</w:t>
+      </w:r>
+      <w:r>
+        <w:rPr>
+          <w:rFonts w:hint="eastAsia" w:cstheme="minorBidi"/>
+          <w:kern w:val="2"/>
+          <w:sz w:val="21"/>
+          <w:szCs w:val="24"/>
+          <w:lang w:val="en-US" w:eastAsia="zh-CN" w:bidi="ar-SA"/>
+        </w:rPr>
+        <w:t>蒸馏</w:t>
+      </w:r>
+      <w:r>
+        <w:rPr>
+          <w:rFonts w:hint="eastAsia" w:asciiTheme="minorHAnsi" w:hAnsiTheme="minorHAnsi" w:eastAsiaTheme="minorEastAsia" w:cstheme="minorBidi"/>
+          <w:kern w:val="2"/>
+          <w:sz w:val="21"/>
+          <w:szCs w:val="24"/>
+          <w:lang w:val="en-US" w:eastAsia="zh-CN" w:bidi="ar-SA"/>
+        </w:rPr>
+        <w:t xml:space="preserve">学习获得语义结构信息，例如基于 DINO 的方法利用其特征空间中的聚类特性提供语义一致性先验；另一类方法则通过预训练上采样器（如 </w:t>
+      </w:r>
+      <w:r>
+        <w:rPr>
+          <w:rFonts w:hint="eastAsia" w:cstheme="minorBidi"/>
+          <w:kern w:val="2"/>
+          <w:sz w:val="21"/>
+          <w:szCs w:val="24"/>
+          <w:lang w:val="en-US" w:eastAsia="zh-CN" w:bidi="ar-SA"/>
+        </w:rPr>
+        <w:t>Any</w:t>
+      </w:r>
+      <w:r>
+        <w:rPr>
+          <w:rFonts w:hint="eastAsia" w:asciiTheme="minorHAnsi" w:hAnsiTheme="minorHAnsi" w:eastAsiaTheme="minorEastAsia" w:cstheme="minorBidi"/>
+          <w:kern w:val="2"/>
+          <w:sz w:val="21"/>
+          <w:szCs w:val="24"/>
+          <w:lang w:val="en-US" w:eastAsia="zh-CN" w:bidi="ar-SA"/>
+        </w:rPr>
+        <w:t>Up）提升特征分辨率，从而引入空间细化能力。尽管这些方法在自然图像中取得了显著效果，但其共同特点在于：所使用的空间先验均来源于离线预训练过程。</w:t>
+      </w:r>
+    </w:p>
+    <w:p>
+      <w:pPr>
+        <w:pStyle w:val="6"/>
+        <w:keepNext w:val="0"/>
+        <w:keepLines w:val="0"/>
+        <w:widowControl/>
+        <w:suppressLineNumbers w:val="0"/>
+        <w:rPr>
+          <w:rFonts w:hint="eastAsia" w:asciiTheme="minorHAnsi" w:hAnsiTheme="minorHAnsi" w:eastAsiaTheme="minorEastAsia" w:cstheme="minorBidi"/>
+          <w:kern w:val="2"/>
+          <w:sz w:val="21"/>
+          <w:szCs w:val="24"/>
+          <w:lang w:val="en-US" w:eastAsia="zh-CN" w:bidi="ar-SA"/>
+        </w:rPr>
+      </w:pPr>
+      <w:r>
+        <w:rPr>
+          <w:rFonts w:hint="eastAsia" w:asciiTheme="minorHAnsi" w:hAnsiTheme="minorHAnsi" w:eastAsiaTheme="minorEastAsia" w:cstheme="minorBidi"/>
+          <w:kern w:val="2"/>
+          <w:sz w:val="21"/>
+          <w:szCs w:val="24"/>
+          <w:lang w:val="en-US" w:eastAsia="zh-CN" w:bidi="ar-SA"/>
+        </w:rPr>
+        <w:t>这种依赖预训练数据的机制在遥感场景中存在明显局限。一方面，遥感影像的分布与自然图像存在显著差异，导致预训练先验难以有效迁移</w:t>
+      </w:r>
+      <w:r>
+        <w:rPr>
+          <w:rFonts w:hint="eastAsia" w:cstheme="minorBidi"/>
+          <w:kern w:val="2"/>
+          <w:sz w:val="21"/>
+          <w:szCs w:val="24"/>
+          <w:lang w:val="en-US" w:eastAsia="zh-CN" w:bidi="ar-SA"/>
+        </w:rPr>
+        <w:t>，而且遥感影像有旋转不变性，基于旋转增强的自蒸馏方法未必有效</w:t>
+      </w:r>
+      <w:r>
+        <w:rPr>
+          <w:rFonts w:hint="eastAsia" w:asciiTheme="minorHAnsi" w:hAnsiTheme="minorHAnsi" w:eastAsiaTheme="minorEastAsia" w:cstheme="minorBidi"/>
+          <w:kern w:val="2"/>
+          <w:sz w:val="21"/>
+          <w:szCs w:val="24"/>
+          <w:lang w:val="en-US" w:eastAsia="zh-CN" w:bidi="ar-SA"/>
+        </w:rPr>
+        <w:t>；另一方面，固定的空间先验缺乏对具体输入图像的自适应能力，从而限制了模型在复杂场景下的表现。因此，这类方法本质上属于离线空间先验建模（Offline Spatial Prior Learning），其泛化能力受限于训练数据分布。</w:t>
+      </w:r>
+    </w:p>
+    <w:p>
+      <w:pPr>
+        <w:pStyle w:val="6"/>
+        <w:keepNext w:val="0"/>
+        <w:keepLines w:val="0"/>
+        <w:widowControl/>
+        <w:suppressLineNumbers w:val="0"/>
+        <w:rPr>
+          <w:rFonts w:hint="eastAsia" w:asciiTheme="minorHAnsi" w:hAnsiTheme="minorHAnsi" w:eastAsiaTheme="minorEastAsia" w:cstheme="minorBidi"/>
+          <w:kern w:val="2"/>
+          <w:sz w:val="21"/>
+          <w:szCs w:val="24"/>
+          <w:lang w:val="en-US" w:eastAsia="zh-CN" w:bidi="ar-SA"/>
+        </w:rPr>
+      </w:pPr>
+      <w:r>
+        <w:rPr>
+          <w:rFonts w:hint="eastAsia" w:asciiTheme="minorHAnsi" w:hAnsiTheme="minorHAnsi" w:eastAsiaTheme="minorEastAsia" w:cstheme="minorBidi"/>
+          <w:kern w:val="2"/>
+          <w:sz w:val="21"/>
+          <w:szCs w:val="24"/>
+          <w:lang w:val="en-US" w:eastAsia="zh-CN" w:bidi="ar-SA"/>
+        </w:rPr>
+        <w:t>基于上述观察，我们提出一种不同的思路：</w:t>
+      </w:r>
+    </w:p>
+    <w:p>
+      <w:pPr>
+        <w:pStyle w:val="6"/>
+        <w:keepNext w:val="0"/>
+        <w:keepLines w:val="0"/>
+        <w:widowControl/>
+        <w:suppressLineNumbers w:val="0"/>
+        <w:ind w:right="720"/>
+        <w:rPr>
+          <w:rFonts w:hint="default" w:asciiTheme="minorHAnsi" w:hAnsiTheme="minorHAnsi" w:eastAsiaTheme="minorEastAsia" w:cstheme="minorBidi"/>
+          <w:kern w:val="2"/>
+          <w:sz w:val="21"/>
+          <w:szCs w:val="24"/>
+          <w:lang w:val="en-US" w:eastAsia="zh-CN" w:bidi="ar-SA"/>
+        </w:rPr>
+      </w:pPr>
+      <w:r>
+        <w:rPr>
+          <w:rFonts w:hint="eastAsia" w:asciiTheme="minorHAnsi" w:hAnsiTheme="minorHAnsi" w:eastAsiaTheme="minorEastAsia" w:cstheme="minorBidi"/>
+          <w:kern w:val="2"/>
+          <w:sz w:val="21"/>
+          <w:szCs w:val="24"/>
+          <w:lang w:val="en-US" w:eastAsia="zh-CN" w:bidi="ar-SA"/>
+        </w:rPr>
+        <w:t>不依赖任何预训练，而是在测试阶段直接从当前输入图像</w:t>
+      </w:r>
+      <w:r>
+        <w:rPr>
+          <w:rFonts w:hint="eastAsia" w:cstheme="minorBidi"/>
+          <w:kern w:val="2"/>
+          <w:sz w:val="21"/>
+          <w:szCs w:val="24"/>
+          <w:lang w:val="en-US" w:eastAsia="zh-CN" w:bidi="ar-SA"/>
+        </w:rPr>
+        <w:t>自身</w:t>
+      </w:r>
+      <w:r>
+        <w:rPr>
+          <w:rFonts w:hint="eastAsia" w:asciiTheme="minorHAnsi" w:hAnsiTheme="minorHAnsi" w:eastAsiaTheme="minorEastAsia" w:cstheme="minorBidi"/>
+          <w:kern w:val="2"/>
+          <w:sz w:val="21"/>
+          <w:szCs w:val="24"/>
+          <w:lang w:val="en-US" w:eastAsia="zh-CN" w:bidi="ar-SA"/>
+        </w:rPr>
+        <w:t>生成空间先验。</w:t>
+      </w:r>
+    </w:p>
+    <w:p>
+      <w:pPr>
+        <w:pStyle w:val="6"/>
+        <w:keepNext w:val="0"/>
+        <w:keepLines w:val="0"/>
+        <w:widowControl/>
+        <w:suppressLineNumbers w:val="0"/>
+        <w:rPr>
+          <w:rFonts w:hint="eastAsia" w:asciiTheme="minorHAnsi" w:hAnsiTheme="minorHAnsi" w:eastAsiaTheme="minorEastAsia" w:cstheme="minorBidi"/>
+          <w:kern w:val="2"/>
+          <w:sz w:val="21"/>
+          <w:szCs w:val="24"/>
+          <w:lang w:val="en-US" w:eastAsia="zh-CN" w:bidi="ar-SA"/>
+        </w:rPr>
+      </w:pPr>
+      <w:r>
+        <w:rPr>
+          <w:rFonts w:hint="eastAsia" w:asciiTheme="minorHAnsi" w:hAnsiTheme="minorHAnsi" w:eastAsiaTheme="minorEastAsia" w:cstheme="minorBidi"/>
+          <w:kern w:val="2"/>
+          <w:sz w:val="21"/>
+          <w:szCs w:val="24"/>
+          <w:lang w:val="en-US" w:eastAsia="zh-CN" w:bidi="ar-SA"/>
+        </w:rPr>
+        <w:t>具体而言，我们将空间一致性建模过程转化为一个测试时自监督优化问题，通过对单张图像进行即时优化，动态构建与当前图像内容相匹配的空间结构约束。该过程无需任何额外数据或预训练模型，从而实现数据无关的自适应能力，并显著提升跨域泛化性能。</w:t>
+      </w:r>
+    </w:p>
+    <w:p>
+      <w:pPr>
+        <w:rPr>
+          <w:rFonts w:hint="eastAsia" w:cstheme="minorBidi"/>
+          <w:b/>
+          <w:bCs/>
+          <w:kern w:val="2"/>
+          <w:sz w:val="21"/>
+          <w:szCs w:val="24"/>
+          <w:lang w:val="en-US" w:eastAsia="zh-CN" w:bidi="ar-SA"/>
+        </w:rPr>
+      </w:pPr>
+      <w:r>
+        <w:rPr>
+          <w:rFonts w:hint="eastAsia" w:cstheme="minorBidi"/>
+          <w:b/>
+          <w:bCs/>
+          <w:kern w:val="2"/>
+          <w:sz w:val="21"/>
+          <w:szCs w:val="24"/>
+          <w:lang w:val="en-US" w:eastAsia="zh-CN" w:bidi="ar-SA"/>
+        </w:rPr>
+        <w:t>3.4.1 可微分联合双边 JBU 上采样</w:t>
+      </w:r>
+    </w:p>
+    <w:p>
+      <w:pPr>
+        <w:rPr>
+          <w:rFonts w:hint="eastAsia" w:cstheme="minorBidi"/>
+          <w:b/>
+          <w:bCs/>
+          <w:kern w:val="2"/>
+          <w:sz w:val="21"/>
+          <w:szCs w:val="24"/>
+          <w:lang w:val="en-US" w:eastAsia="zh-CN" w:bidi="ar-SA"/>
+        </w:rPr>
+      </w:pPr>
+    </w:p>
+    <w:p>
+      <w:pPr>
+        <w:rPr>
+          <w:rFonts w:hint="eastAsia" w:cstheme="minorBidi"/>
+          <w:kern w:val="2"/>
+          <w:sz w:val="21"/>
+          <w:szCs w:val="24"/>
+          <w:lang w:val="en-US" w:eastAsia="zh-CN" w:bidi="ar-SA"/>
+        </w:rPr>
+      </w:pPr>
+      <w:r>
+        <w:rPr>
+          <w:rFonts w:hint="eastAsia" w:asciiTheme="minorHAnsi" w:hAnsiTheme="minorHAnsi" w:eastAsiaTheme="minorEastAsia" w:cstheme="minorBidi"/>
+          <w:kern w:val="2"/>
+          <w:sz w:val="21"/>
+          <w:szCs w:val="24"/>
+          <w:lang w:val="en-US" w:eastAsia="zh-CN" w:bidi="ar-SA"/>
+        </w:rPr>
+        <w:t>联合双边上采样（JBU）依托空间邻近性与像素值域相似性完成特征上采样</w:t>
+      </w:r>
+      <w:r>
+        <w:rPr>
+          <w:rFonts w:hint="eastAsia" w:cstheme="minorBidi"/>
+          <w:kern w:val="2"/>
+          <w:sz w:val="21"/>
+          <w:szCs w:val="24"/>
+          <w:lang w:val="en-US" w:eastAsia="zh-CN" w:bidi="ar-SA"/>
+        </w:rPr>
+        <w:t>，它接收低分辨率CLIP特征图，和高分辨率原图作为引导图，最终得到新的高分辨率高分图。</w:t>
+      </w:r>
+    </w:p>
+    <w:p>
+      <w:pPr>
+        <w:rPr>
+          <w:rFonts w:hint="eastAsia" w:cstheme="minorBidi"/>
+          <w:kern w:val="2"/>
+          <w:sz w:val="21"/>
+          <w:szCs w:val="24"/>
+          <w:lang w:val="en-US" w:eastAsia="zh-CN" w:bidi="ar-SA"/>
+        </w:rPr>
+      </w:pPr>
+    </w:p>
+    <w:p>
+      <w:pPr>
+        <w:keepNext w:val="0"/>
+        <w:keepLines w:val="0"/>
+        <w:widowControl/>
+        <w:suppressLineNumbers w:val="0"/>
+        <w:pBdr>
+          <w:top w:val="none" w:color="auto" w:sz="0" w:space="0"/>
+          <w:left w:val="none" w:color="auto" w:sz="0" w:space="0"/>
+          <w:bottom w:val="none" w:color="auto" w:sz="0" w:space="0"/>
+          <w:right w:val="none" w:color="auto" w:sz="0" w:space="0"/>
+        </w:pBdr>
+        <w:spacing w:before="0" w:beforeAutospacing="0" w:after="0" w:afterAutospacing="0" w:line="360" w:lineRule="atLeast"/>
+        <w:ind w:left="0" w:right="0"/>
+        <w:jc w:val="left"/>
+        <w:rPr>
+          <w:rFonts w:hAnsi="宋体" w:eastAsia="宋体" w:cs="宋体"/>
+          <w:i w:val="0"/>
+          <w:color w:val="000000"/>
+          <w:kern w:val="0"/>
+          <w:sz w:val="24"/>
+          <w:szCs w:val="24"/>
+          <w:bdr w:val="none" w:color="auto" w:sz="0" w:space="0"/>
+          <w:lang w:val="en-US" w:eastAsia="zh-CN" w:bidi="ar"/>
+        </w:rPr>
+      </w:pPr>
+      <m:oMathPara>
+        <m:oMath>
           <m:sSup>
             <m:sSupPr>
               <m:ctrlPr>
                 <w:rPr>
                   <w:rFonts w:hint="default" w:ascii="Cambria Math" w:hAnsi="Cambria Math" w:eastAsia="宋体"/>
-                  <w:i/>
                   <w:sz w:val="24"/>
                 </w:rPr>
               </m:ctrlPr>
             </m:sSupPr>
             <m:e>
-              <m:r>
-                <m:rPr/>
-                <w:rPr>
-                  <w:rFonts w:hint="default" w:ascii="Cambria Math" w:hAnsi="Cambria Math" w:eastAsia="宋体"/>
-                  <w:sz w:val="24"/>
-                  <w:lang w:val="en-US" w:eastAsia="zh-CN"/>
-                </w:rPr>
-                <m:t>QK</m:t>
-              </m:r>
+              <m:acc>
+                <m:accPr>
+                  <m:ctrlPr>
+                    <w:rPr>
+                      <w:rFonts w:hint="default" w:ascii="Cambria Math" w:hAnsi="Cambria Math" w:eastAsia="宋体"/>
+                      <w:sz w:val="24"/>
+                    </w:rPr>
+                  </m:ctrlPr>
+                </m:accPr>
+                <m:e>
+                  <m:r>
+                    <m:rPr/>
+                    <w:rPr>
+                      <w:rFonts w:hint="default" w:ascii="Cambria Math" w:hAnsi="Cambria Math" w:eastAsia="宋体"/>
+                      <w:sz w:val="24"/>
+                    </w:rPr>
+                    <m:t>I</m:t>
+                  </m:r>
+                  <m:ctrlPr>
+                    <w:rPr>
+                      <w:rFonts w:ascii="Cambria Math" w:hAnsi="Cambria Math" w:eastAsia="宋体"/>
+                      <w:sz w:val="24"/>
+                    </w:rPr>
+                  </m:ctrlPr>
+                </m:e>
+              </m:acc>
               <m:ctrlPr>
                 <w:rPr>
                   <w:rFonts w:hint="default" w:ascii="Cambria Math" w:hAnsi="Cambria Math" w:eastAsia="宋体"/>
-                  <w:i/>
                   <w:sz w:val="24"/>
                 </w:rPr>
               </m:ctrlPr>
@@ -1521,14 +2721,12 @@
                 <w:rPr>
                   <w:rFonts w:hint="default" w:ascii="Cambria Math" w:hAnsi="Cambria Math" w:eastAsia="宋体"/>
                   <w:sz w:val="24"/>
-                  <w:lang w:val="en-US" w:eastAsia="zh-CN"/>
                 </w:rPr>
-                <m:t>T</m:t>
+                <m:t>hr</m:t>
               </m:r>
               <m:ctrlPr>
                 <w:rPr>
                   <w:rFonts w:hint="default" w:ascii="Cambria Math" w:hAnsi="Cambria Math" w:eastAsia="宋体"/>
-                  <w:i/>
                   <w:sz w:val="24"/>
                 </w:rPr>
               </m:ctrlPr>
@@ -1540,10 +2738,1030 @@
               <w:rFonts w:hint="default" w:ascii="Cambria Math" w:hAnsi="Cambria Math" w:eastAsia="宋体"/>
               <w:sz w:val="24"/>
             </w:rPr>
-            <m:t>)V</m:t>
+            <m:t>(</m:t>
           </m:r>
+          <m:r>
+            <m:rPr>
+              <m:sty m:val="bi"/>
+            </m:rPr>
+            <w:rPr>
+              <w:rFonts w:hint="default" w:ascii="Cambria Math" w:hAnsi="Cambria Math" w:eastAsia="宋体"/>
+              <w:sz w:val="24"/>
+            </w:rPr>
+            <m:t>p</m:t>
+          </m:r>
+          <m:r>
+            <m:rPr/>
+            <w:rPr>
+              <w:rFonts w:hint="default" w:ascii="Cambria Math" w:hAnsi="Cambria Math" w:eastAsia="宋体"/>
+              <w:sz w:val="24"/>
+            </w:rPr>
+            <m:t>)=</m:t>
+          </m:r>
+          <m:f>
+            <m:fPr>
+              <m:ctrlPr>
+                <w:rPr>
+                  <w:rFonts w:hint="default" w:ascii="Cambria Math" w:hAnsi="Cambria Math" w:eastAsia="宋体"/>
+                  <w:sz w:val="24"/>
+                </w:rPr>
+              </m:ctrlPr>
+            </m:fPr>
+            <m:num>
+              <m:nary>
+                <m:naryPr>
+                  <m:chr m:val="∑"/>
+                  <m:limLoc m:val="undOvr"/>
+                  <m:supHide m:val="1"/>
+                  <m:ctrlPr>
+                    <w:rPr>
+                      <w:rFonts w:hint="default" w:ascii="Cambria Math" w:hAnsi="Cambria Math" w:eastAsia="宋体"/>
+                      <w:sz w:val="24"/>
+                    </w:rPr>
+                  </m:ctrlPr>
+                </m:naryPr>
+                <m:sub>
+                  <m:r>
+                    <m:rPr>
+                      <m:sty m:val="bi"/>
+                    </m:rPr>
+                    <w:rPr>
+                      <w:rFonts w:hint="default" w:ascii="Cambria Math" w:hAnsi="Cambria Math" w:eastAsia="宋体"/>
+                      <w:sz w:val="24"/>
+                    </w:rPr>
+                    <m:t>q</m:t>
+                  </m:r>
+                  <m:ctrlPr>
+                    <w:rPr>
+                      <w:rFonts w:ascii="Cambria Math" w:hAnsi="Cambria Math" w:eastAsia="宋体"/>
+                      <w:sz w:val="24"/>
+                    </w:rPr>
+                  </m:ctrlPr>
+                </m:sub>
+                <m:sup>
+                  <m:ctrlPr>
+                    <w:rPr>
+                      <w:rFonts w:ascii="Cambria Math" w:hAnsi="Cambria Math" w:eastAsia="宋体"/>
+                      <w:sz w:val="24"/>
+                    </w:rPr>
+                  </m:ctrlPr>
+                </m:sup>
+                <m:e>
+                  <m:sSup>
+                    <m:sSupPr>
+                      <m:ctrlPr>
+                        <w:rPr>
+                          <w:rFonts w:hint="default" w:ascii="Cambria Math" w:hAnsi="Cambria Math" w:eastAsia="宋体"/>
+                          <w:sz w:val="24"/>
+                        </w:rPr>
+                      </m:ctrlPr>
+                    </m:sSupPr>
+                    <m:e>
+                      <m:r>
+                        <m:rPr/>
+                        <w:rPr>
+                          <w:rFonts w:hint="default" w:ascii="Cambria Math" w:hAnsi="Cambria Math" w:eastAsia="宋体"/>
+                          <w:sz w:val="24"/>
+                        </w:rPr>
+                        <m:t>I</m:t>
+                      </m:r>
+                      <m:ctrlPr>
+                        <w:rPr>
+                          <w:rFonts w:ascii="Cambria Math" w:hAnsi="Cambria Math" w:eastAsia="宋体"/>
+                          <w:sz w:val="24"/>
+                        </w:rPr>
+                      </m:ctrlPr>
+                    </m:e>
+                    <m:sup>
+                      <m:r>
+                        <m:rPr/>
+                        <w:rPr>
+                          <w:rFonts w:hint="default" w:ascii="Cambria Math" w:hAnsi="Cambria Math" w:eastAsia="宋体"/>
+                          <w:sz w:val="24"/>
+                        </w:rPr>
+                        <m:t>lr</m:t>
+                      </m:r>
+                      <m:ctrlPr>
+                        <w:rPr>
+                          <w:rFonts w:ascii="Cambria Math" w:hAnsi="Cambria Math" w:eastAsia="宋体"/>
+                          <w:sz w:val="24"/>
+                        </w:rPr>
+                      </m:ctrlPr>
+                    </m:sup>
+                  </m:sSup>
+                  <m:ctrlPr>
+                    <w:rPr>
+                      <w:rFonts w:hint="default" w:ascii="Cambria Math" w:hAnsi="Cambria Math" w:eastAsia="宋体"/>
+                      <w:sz w:val="24"/>
+                    </w:rPr>
+                  </m:ctrlPr>
+                </m:e>
+              </m:nary>
+              <m:r>
+                <m:rPr/>
+                <w:rPr>
+                  <w:rFonts w:hint="default" w:ascii="Cambria Math" w:hAnsi="Cambria Math" w:eastAsia="宋体"/>
+                  <w:sz w:val="24"/>
+                </w:rPr>
+                <m:t>(</m:t>
+              </m:r>
+              <m:r>
+                <m:rPr>
+                  <m:sty m:val="bi"/>
+                </m:rPr>
+                <w:rPr>
+                  <w:rFonts w:hint="default" w:ascii="Cambria Math" w:hAnsi="Cambria Math" w:eastAsia="宋体"/>
+                  <w:sz w:val="24"/>
+                </w:rPr>
+                <m:t>q</m:t>
+              </m:r>
+              <m:r>
+                <m:rPr/>
+                <w:rPr>
+                  <w:rFonts w:hint="default" w:ascii="Cambria Math" w:hAnsi="Cambria Math" w:eastAsia="宋体"/>
+                  <w:sz w:val="24"/>
+                </w:rPr>
+                <m:t>)</m:t>
+              </m:r>
+              <m:r>
+                <m:rPr>
+                  <m:sty m:val="p"/>
+                </m:rPr>
+                <w:rPr>
+                  <w:rFonts w:ascii="宋体" w:hAnsi="宋体" w:eastAsia="宋体" w:cs="宋体"/>
+                  <w:sz w:val="24"/>
+                  <w:szCs w:val="24"/>
+                </w:rPr>
+                <m:t>⋅</m:t>
+              </m:r>
+              <m:r>
+                <m:rPr/>
+                <w:rPr>
+                  <w:rFonts w:hint="default" w:ascii="Cambria Math" w:hAnsi="Cambria Math" w:eastAsia="宋体"/>
+                  <w:sz w:val="24"/>
+                </w:rPr>
+                <m:t>w(</m:t>
+              </m:r>
+              <m:r>
+                <m:rPr>
+                  <m:sty m:val="bi"/>
+                </m:rPr>
+                <w:rPr>
+                  <w:rFonts w:hint="default" w:ascii="Cambria Math" w:hAnsi="Cambria Math" w:eastAsia="宋体"/>
+                  <w:sz w:val="24"/>
+                </w:rPr>
+                <m:t>p</m:t>
+              </m:r>
+              <m:r>
+                <m:rPr/>
+                <w:rPr>
+                  <w:rFonts w:hint="default" w:ascii="Cambria Math" w:hAnsi="Cambria Math" w:eastAsia="宋体"/>
+                  <w:sz w:val="24"/>
+                </w:rPr>
+                <m:t>,</m:t>
+              </m:r>
+              <m:r>
+                <m:rPr>
+                  <m:sty m:val="bi"/>
+                </m:rPr>
+                <w:rPr>
+                  <w:rFonts w:hint="default" w:ascii="Cambria Math" w:hAnsi="Cambria Math" w:eastAsia="宋体"/>
+                  <w:sz w:val="24"/>
+                </w:rPr>
+                <m:t>q</m:t>
+              </m:r>
+              <m:r>
+                <m:rPr/>
+                <w:rPr>
+                  <w:rFonts w:hint="default" w:ascii="Cambria Math" w:hAnsi="Cambria Math" w:eastAsia="宋体"/>
+                  <w:sz w:val="24"/>
+                </w:rPr>
+                <m:t>)</m:t>
+              </m:r>
+              <m:ctrlPr>
+                <w:rPr>
+                  <w:rFonts w:hint="default" w:ascii="Cambria Math" w:hAnsi="Cambria Math" w:eastAsia="宋体"/>
+                  <w:sz w:val="24"/>
+                </w:rPr>
+              </m:ctrlPr>
+            </m:num>
+            <m:den>
+              <m:nary>
+                <m:naryPr>
+                  <m:chr m:val="∑"/>
+                  <m:limLoc m:val="undOvr"/>
+                  <m:supHide m:val="1"/>
+                  <m:ctrlPr>
+                    <w:rPr>
+                      <w:rFonts w:hint="default" w:ascii="Cambria Math" w:hAnsi="Cambria Math" w:eastAsia="宋体"/>
+                      <w:sz w:val="24"/>
+                    </w:rPr>
+                  </m:ctrlPr>
+                </m:naryPr>
+                <m:sub>
+                  <m:r>
+                    <m:rPr>
+                      <m:sty m:val="bi"/>
+                    </m:rPr>
+                    <w:rPr>
+                      <w:rFonts w:hint="default" w:ascii="Cambria Math" w:hAnsi="Cambria Math" w:eastAsia="宋体"/>
+                      <w:sz w:val="24"/>
+                    </w:rPr>
+                    <m:t>q</m:t>
+                  </m:r>
+                  <m:ctrlPr>
+                    <w:rPr>
+                      <w:rFonts w:hint="default" w:ascii="Cambria Math" w:hAnsi="Cambria Math" w:eastAsia="宋体"/>
+                      <w:sz w:val="24"/>
+                    </w:rPr>
+                  </m:ctrlPr>
+                </m:sub>
+                <m:sup>
+                  <m:ctrlPr>
+                    <w:rPr>
+                      <w:rFonts w:hint="default" w:ascii="Cambria Math" w:hAnsi="Cambria Math" w:eastAsia="宋体"/>
+                      <w:sz w:val="24"/>
+                    </w:rPr>
+                  </m:ctrlPr>
+                </m:sup>
+                <m:e>
+                  <m:r>
+                    <m:rPr/>
+                    <w:rPr>
+                      <w:rFonts w:hint="default" w:ascii="Cambria Math" w:hAnsi="Cambria Math" w:eastAsia="宋体"/>
+                      <w:sz w:val="24"/>
+                    </w:rPr>
+                    <m:t>w</m:t>
+                  </m:r>
+                  <m:ctrlPr>
+                    <w:rPr>
+                      <w:rFonts w:hint="default" w:ascii="Cambria Math" w:hAnsi="Cambria Math" w:eastAsia="宋体"/>
+                      <w:sz w:val="24"/>
+                    </w:rPr>
+                  </m:ctrlPr>
+                </m:e>
+              </m:nary>
+              <m:r>
+                <m:rPr/>
+                <w:rPr>
+                  <w:rFonts w:hint="default" w:ascii="Cambria Math" w:hAnsi="Cambria Math" w:eastAsia="宋体"/>
+                  <w:sz w:val="24"/>
+                </w:rPr>
+                <m:t>(</m:t>
+              </m:r>
+              <m:r>
+                <m:rPr>
+                  <m:sty m:val="bi"/>
+                </m:rPr>
+                <w:rPr>
+                  <w:rFonts w:hint="default" w:ascii="Cambria Math" w:hAnsi="Cambria Math" w:eastAsia="宋体"/>
+                  <w:sz w:val="24"/>
+                </w:rPr>
+                <m:t>p</m:t>
+              </m:r>
+              <m:r>
+                <m:rPr/>
+                <w:rPr>
+                  <w:rFonts w:hint="default" w:ascii="Cambria Math" w:hAnsi="Cambria Math" w:eastAsia="宋体"/>
+                  <w:sz w:val="24"/>
+                </w:rPr>
+                <m:t>,</m:t>
+              </m:r>
+              <m:r>
+                <m:rPr>
+                  <m:sty m:val="bi"/>
+                </m:rPr>
+                <w:rPr>
+                  <w:rFonts w:hint="default" w:ascii="Cambria Math" w:hAnsi="Cambria Math" w:eastAsia="宋体"/>
+                  <w:sz w:val="24"/>
+                </w:rPr>
+                <m:t>q</m:t>
+              </m:r>
+              <m:r>
+                <m:rPr/>
+                <w:rPr>
+                  <w:rFonts w:hint="default" w:ascii="Cambria Math" w:hAnsi="Cambria Math" w:eastAsia="宋体"/>
+                  <w:sz w:val="24"/>
+                </w:rPr>
+                <m:t>)</m:t>
+              </m:r>
+              <m:ctrlPr>
+                <w:rPr>
+                  <w:rFonts w:hint="default" w:ascii="Cambria Math" w:hAnsi="Cambria Math" w:eastAsia="宋体"/>
+                  <w:sz w:val="24"/>
+                </w:rPr>
+              </m:ctrlPr>
+            </m:den>
+          </m:f>
         </m:oMath>
       </m:oMathPara>
+    </w:p>
+    <w:p>
+      <w:pPr>
+        <w:keepNext w:val="0"/>
+        <w:keepLines w:val="0"/>
+        <w:widowControl/>
+        <w:suppressLineNumbers w:val="0"/>
+        <w:pBdr>
+          <w:top w:val="none" w:color="auto" w:sz="0" w:space="0"/>
+          <w:left w:val="none" w:color="auto" w:sz="0" w:space="0"/>
+          <w:bottom w:val="none" w:color="auto" w:sz="0" w:space="0"/>
+          <w:right w:val="none" w:color="auto" w:sz="0" w:space="0"/>
+        </w:pBdr>
+        <w:spacing w:before="0" w:beforeAutospacing="0" w:after="0" w:afterAutospacing="0" w:line="360" w:lineRule="atLeast"/>
+        <w:ind w:left="0" w:right="0"/>
+        <w:jc w:val="left"/>
+        <w:rPr>
+          <w:rFonts w:hint="eastAsia" w:hAnsi="宋体" w:eastAsia="宋体" w:cs="宋体"/>
+          <w:i w:val="0"/>
+          <w:color w:val="000000"/>
+          <w:kern w:val="0"/>
+          <w:sz w:val="24"/>
+          <w:szCs w:val="24"/>
+          <w:bdr w:val="none" w:color="auto" w:sz="0" w:space="0"/>
+          <w:lang w:val="en-US" w:eastAsia="zh-CN" w:bidi="ar"/>
+        </w:rPr>
+      </w:pPr>
+      <w:r>
+        <w:rPr>
+          <w:rFonts w:hint="eastAsia" w:hAnsi="宋体" w:eastAsia="宋体" w:cs="宋体"/>
+          <w:i w:val="0"/>
+          <w:color w:val="000000"/>
+          <w:kern w:val="0"/>
+          <w:sz w:val="24"/>
+          <w:szCs w:val="24"/>
+          <w:bdr w:val="none" w:color="auto" w:sz="0" w:space="0"/>
+          <w:lang w:val="en-US" w:eastAsia="zh-CN" w:bidi="ar"/>
+        </w:rPr>
+        <w:t>具体来说，它的公式是，像素值的加权综合除以总的权重综合得到输出像素，具体分为三个步骤：Splat（网格投射）、Blur（网格平滑）、Slice（网格采样），通俗点是判断距离近不近，颜色像不像，本文算法为了泛用性，引入了四个可学习参数，目的是让每个区域不同程度放大，边缘清晰，整块的区域没有噪声：</w:t>
+      </w:r>
+    </w:p>
+    <w:p>
+      <w:pPr>
+        <w:keepNext w:val="0"/>
+        <w:keepLines w:val="0"/>
+        <w:widowControl/>
+        <w:suppressLineNumbers w:val="0"/>
+        <w:pBdr>
+          <w:top w:val="none" w:color="auto" w:sz="0" w:space="0"/>
+          <w:left w:val="none" w:color="auto" w:sz="0" w:space="0"/>
+          <w:bottom w:val="none" w:color="auto" w:sz="0" w:space="0"/>
+          <w:right w:val="none" w:color="auto" w:sz="0" w:space="0"/>
+        </w:pBdr>
+        <w:spacing w:before="0" w:beforeAutospacing="0" w:after="0" w:afterAutospacing="0" w:line="360" w:lineRule="atLeast"/>
+        <w:ind w:left="0" w:right="0"/>
+        <w:jc w:val="left"/>
+        <w:rPr>
+          <w:rFonts w:hint="eastAsia" w:hAnsi="宋体" w:eastAsia="宋体" w:cs="宋体"/>
+          <w:i w:val="0"/>
+          <w:color w:val="000000"/>
+          <w:kern w:val="0"/>
+          <w:sz w:val="24"/>
+          <w:szCs w:val="24"/>
+          <w:bdr w:val="none" w:color="auto" w:sz="0" w:space="0"/>
+          <w:lang w:val="en-US" w:eastAsia="zh-CN" w:bidi="ar"/>
+        </w:rPr>
+      </w:pPr>
+    </w:p>
+    <w:p>
+      <w:pPr>
+        <w:rPr>
+          <w:rFonts w:hAnsi="宋体" w:eastAsia="宋体" w:cs="宋体"/>
+          <w:i w:val="0"/>
+          <w:sz w:val="24"/>
+          <w:szCs w:val="24"/>
+        </w:rPr>
+      </w:pPr>
+      <m:oMathPara>
+        <m:oMath>
+          <m:m>
+            <m:mPr>
+              <m:mcs>
+                <m:mc>
+                  <m:mcPr>
+                    <m:count m:val="1"/>
+                    <m:mcJc m:val="right"/>
+                  </m:mcPr>
+                </m:mc>
+                <m:mc>
+                  <m:mcPr>
+                    <m:count m:val="1"/>
+                    <m:mcJc m:val="left"/>
+                  </m:mcPr>
+                </m:mc>
+              </m:mcs>
+              <m:ctrlPr>
+                <w:rPr>
+                  <w:rFonts w:hint="default" w:ascii="Cambria Math" w:hAnsi="Cambria Math" w:eastAsia="宋体"/>
+                  <w:sz w:val="24"/>
+                </w:rPr>
+              </m:ctrlPr>
+            </m:mPr>
+            <m:mr>
+              <m:e>
+                <m:sSub>
+                  <m:sSubPr>
+                    <m:ctrlPr>
+                      <w:rPr>
+                        <w:rFonts w:hint="default" w:ascii="Cambria Math" w:hAnsi="Cambria Math" w:eastAsia="宋体"/>
+                        <w:sz w:val="24"/>
+                      </w:rPr>
+                    </m:ctrlPr>
+                  </m:sSubPr>
+                  <m:e>
+                    <m:r>
+                      <m:rPr/>
+                      <w:rPr>
+                        <w:rFonts w:hint="default" w:ascii="Cambria Math" w:hAnsi="Cambria Math" w:eastAsia="宋体"/>
+                        <w:sz w:val="24"/>
+                      </w:rPr>
+                      <m:t>σ</m:t>
+                    </m:r>
+                    <m:ctrlPr>
+                      <w:rPr>
+                        <w:rFonts w:ascii="Cambria Math" w:hAnsi="Cambria Math" w:eastAsia="宋体"/>
+                        <w:sz w:val="24"/>
+                      </w:rPr>
+                    </m:ctrlPr>
+                  </m:e>
+                  <m:sub>
+                    <m:r>
+                      <m:rPr/>
+                      <w:rPr>
+                        <w:rFonts w:hint="default" w:ascii="Cambria Math" w:hAnsi="Cambria Math" w:eastAsia="宋体"/>
+                        <w:sz w:val="24"/>
+                      </w:rPr>
+                      <m:t>x</m:t>
+                    </m:r>
+                    <m:ctrlPr>
+                      <w:rPr>
+                        <w:rFonts w:ascii="Cambria Math" w:hAnsi="Cambria Math" w:eastAsia="宋体"/>
+                        <w:sz w:val="24"/>
+                      </w:rPr>
+                    </m:ctrlPr>
+                  </m:sub>
+                </m:sSub>
+                <m:ctrlPr>
+                  <w:rPr>
+                    <w:rFonts w:hint="default" w:ascii="Cambria Math" w:hAnsi="Cambria Math" w:eastAsia="宋体"/>
+                    <w:sz w:val="24"/>
+                  </w:rPr>
+                </m:ctrlPr>
+              </m:e>
+              <m:e>
+                <m:r>
+                  <m:rPr/>
+                  <w:rPr>
+                    <w:rFonts w:hint="default" w:ascii="Cambria Math" w:hAnsi="Cambria Math" w:eastAsia="宋体"/>
+                    <w:sz w:val="24"/>
+                  </w:rPr>
+                  <m:t>=</m:t>
+                </m:r>
+                <m:sSup>
+                  <m:sSupPr>
+                    <m:ctrlPr>
+                      <w:rPr>
+                        <w:rFonts w:hint="default" w:ascii="Cambria Math" w:hAnsi="Cambria Math" w:eastAsia="宋体"/>
+                        <w:sz w:val="24"/>
+                      </w:rPr>
+                    </m:ctrlPr>
+                  </m:sSupPr>
+                  <m:e>
+                    <m:r>
+                      <m:rPr/>
+                      <w:rPr>
+                        <w:rFonts w:hint="default" w:ascii="Cambria Math" w:hAnsi="Cambria Math" w:eastAsia="宋体"/>
+                        <w:sz w:val="24"/>
+                      </w:rPr>
+                      <m:t>e</m:t>
+                    </m:r>
+                    <m:ctrlPr>
+                      <w:rPr>
+                        <w:rFonts w:ascii="Cambria Math" w:hAnsi="Cambria Math" w:eastAsia="宋体"/>
+                        <w:sz w:val="24"/>
+                      </w:rPr>
+                    </m:ctrlPr>
+                  </m:e>
+                  <m:sup>
+                    <m:r>
+                      <m:rPr/>
+                      <w:rPr>
+                        <w:rFonts w:hint="default" w:ascii="Cambria Math" w:hAnsi="Cambria Math" w:eastAsia="宋体"/>
+                        <w:sz w:val="24"/>
+                      </w:rPr>
+                      <m:t>s</m:t>
+                    </m:r>
+                    <m:sSub>
+                      <m:sSubPr>
+                        <m:ctrlPr>
+                          <w:rPr>
+                            <w:rFonts w:hint="default" w:ascii="Cambria Math" w:hAnsi="Cambria Math" w:eastAsia="宋体"/>
+                            <w:sz w:val="24"/>
+                          </w:rPr>
+                        </m:ctrlPr>
+                      </m:sSubPr>
+                      <m:e>
+                        <m:r>
+                          <m:rPr/>
+                          <w:rPr>
+                            <w:rFonts w:hint="default" w:ascii="Cambria Math" w:hAnsi="Cambria Math" w:eastAsia="宋体"/>
+                            <w:sz w:val="24"/>
+                          </w:rPr>
+                          <m:t>x</m:t>
+                        </m:r>
+                        <m:ctrlPr>
+                          <w:rPr>
+                            <w:rFonts w:ascii="Cambria Math" w:hAnsi="Cambria Math" w:eastAsia="宋体"/>
+                            <w:sz w:val="24"/>
+                          </w:rPr>
+                        </m:ctrlPr>
+                      </m:e>
+                      <m:sub>
+                        <m:r>
+                          <m:rPr/>
+                          <w:rPr>
+                            <w:rFonts w:hint="default" w:ascii="Cambria Math" w:hAnsi="Cambria Math" w:eastAsia="宋体"/>
+                            <w:sz w:val="24"/>
+                          </w:rPr>
+                          <m:t>raw</m:t>
+                        </m:r>
+                        <m:ctrlPr>
+                          <w:rPr>
+                            <w:rFonts w:ascii="Cambria Math" w:hAnsi="Cambria Math" w:eastAsia="宋体"/>
+                            <w:sz w:val="24"/>
+                          </w:rPr>
+                        </m:ctrlPr>
+                      </m:sub>
+                    </m:sSub>
+                    <m:ctrlPr>
+                      <w:rPr>
+                        <w:rFonts w:hint="default" w:ascii="Cambria Math" w:hAnsi="Cambria Math" w:eastAsia="宋体"/>
+                        <w:sz w:val="24"/>
+                      </w:rPr>
+                    </m:ctrlPr>
+                  </m:sup>
+                </m:sSup>
+                <m:ctrlPr>
+                  <w:rPr>
+                    <w:rFonts w:hint="default" w:ascii="Cambria Math" w:hAnsi="Cambria Math" w:eastAsia="宋体"/>
+                    <w:sz w:val="24"/>
+                  </w:rPr>
+                </m:ctrlPr>
+              </m:e>
+            </m:mr>
+            <m:mr>
+              <m:e>
+                <m:sSub>
+                  <m:sSubPr>
+                    <m:ctrlPr>
+                      <w:rPr>
+                        <w:rFonts w:hint="default" w:ascii="Cambria Math" w:hAnsi="Cambria Math" w:eastAsia="宋体"/>
+                        <w:sz w:val="24"/>
+                      </w:rPr>
+                    </m:ctrlPr>
+                  </m:sSubPr>
+                  <m:e>
+                    <m:r>
+                      <m:rPr/>
+                      <w:rPr>
+                        <w:rFonts w:hint="default" w:ascii="Cambria Math" w:hAnsi="Cambria Math" w:eastAsia="宋体"/>
+                        <w:sz w:val="24"/>
+                      </w:rPr>
+                      <m:t>σ</m:t>
+                    </m:r>
+                    <m:ctrlPr>
+                      <w:rPr>
+                        <w:rFonts w:hint="default" w:ascii="Cambria Math" w:hAnsi="Cambria Math" w:eastAsia="宋体"/>
+                        <w:sz w:val="24"/>
+                      </w:rPr>
+                    </m:ctrlPr>
+                  </m:e>
+                  <m:sub>
+                    <m:r>
+                      <m:rPr/>
+                      <w:rPr>
+                        <w:rFonts w:hint="default" w:ascii="Cambria Math" w:hAnsi="Cambria Math" w:eastAsia="宋体"/>
+                        <w:sz w:val="24"/>
+                      </w:rPr>
+                      <m:t>y</m:t>
+                    </m:r>
+                    <m:ctrlPr>
+                      <w:rPr>
+                        <w:rFonts w:hint="default" w:ascii="Cambria Math" w:hAnsi="Cambria Math" w:eastAsia="宋体"/>
+                        <w:sz w:val="24"/>
+                      </w:rPr>
+                    </m:ctrlPr>
+                  </m:sub>
+                </m:sSub>
+                <m:ctrlPr>
+                  <w:rPr>
+                    <w:rFonts w:hint="default" w:ascii="Cambria Math" w:hAnsi="Cambria Math" w:eastAsia="宋体"/>
+                    <w:sz w:val="24"/>
+                  </w:rPr>
+                </m:ctrlPr>
+              </m:e>
+              <m:e>
+                <m:r>
+                  <m:rPr/>
+                  <w:rPr>
+                    <w:rFonts w:hint="default" w:ascii="Cambria Math" w:hAnsi="Cambria Math" w:eastAsia="宋体"/>
+                    <w:sz w:val="24"/>
+                  </w:rPr>
+                  <m:t>=</m:t>
+                </m:r>
+                <m:sSup>
+                  <m:sSupPr>
+                    <m:ctrlPr>
+                      <w:rPr>
+                        <w:rFonts w:hint="default" w:ascii="Cambria Math" w:hAnsi="Cambria Math" w:eastAsia="宋体"/>
+                        <w:sz w:val="24"/>
+                      </w:rPr>
+                    </m:ctrlPr>
+                  </m:sSupPr>
+                  <m:e>
+                    <m:r>
+                      <m:rPr/>
+                      <w:rPr>
+                        <w:rFonts w:hint="default" w:ascii="Cambria Math" w:hAnsi="Cambria Math" w:eastAsia="宋体"/>
+                        <w:sz w:val="24"/>
+                      </w:rPr>
+                      <m:t>e</m:t>
+                    </m:r>
+                    <m:ctrlPr>
+                      <w:rPr>
+                        <w:rFonts w:hint="default" w:ascii="Cambria Math" w:hAnsi="Cambria Math" w:eastAsia="宋体"/>
+                        <w:sz w:val="24"/>
+                      </w:rPr>
+                    </m:ctrlPr>
+                  </m:e>
+                  <m:sup>
+                    <m:r>
+                      <m:rPr/>
+                      <w:rPr>
+                        <w:rFonts w:hint="default" w:ascii="Cambria Math" w:hAnsi="Cambria Math" w:eastAsia="宋体"/>
+                        <w:sz w:val="24"/>
+                      </w:rPr>
+                      <m:t>s</m:t>
+                    </m:r>
+                    <m:sSub>
+                      <m:sSubPr>
+                        <m:ctrlPr>
+                          <w:rPr>
+                            <w:rFonts w:hint="default" w:ascii="Cambria Math" w:hAnsi="Cambria Math" w:eastAsia="宋体"/>
+                            <w:sz w:val="24"/>
+                          </w:rPr>
+                        </m:ctrlPr>
+                      </m:sSubPr>
+                      <m:e>
+                        <m:r>
+                          <m:rPr/>
+                          <w:rPr>
+                            <w:rFonts w:hint="default" w:ascii="Cambria Math" w:hAnsi="Cambria Math" w:eastAsia="宋体"/>
+                            <w:sz w:val="24"/>
+                          </w:rPr>
+                          <m:t>y</m:t>
+                        </m:r>
+                        <m:ctrlPr>
+                          <w:rPr>
+                            <w:rFonts w:ascii="Cambria Math" w:hAnsi="Cambria Math" w:eastAsia="宋体"/>
+                            <w:sz w:val="24"/>
+                          </w:rPr>
+                        </m:ctrlPr>
+                      </m:e>
+                      <m:sub>
+                        <m:r>
+                          <m:rPr/>
+                          <w:rPr>
+                            <w:rFonts w:hint="default" w:ascii="Cambria Math" w:hAnsi="Cambria Math" w:eastAsia="宋体"/>
+                            <w:sz w:val="24"/>
+                          </w:rPr>
+                          <m:t>raw</m:t>
+                        </m:r>
+                        <m:ctrlPr>
+                          <w:rPr>
+                            <w:rFonts w:ascii="Cambria Math" w:hAnsi="Cambria Math" w:eastAsia="宋体"/>
+                            <w:sz w:val="24"/>
+                          </w:rPr>
+                        </m:ctrlPr>
+                      </m:sub>
+                    </m:sSub>
+                    <m:ctrlPr>
+                      <w:rPr>
+                        <w:rFonts w:hint="default" w:ascii="Cambria Math" w:hAnsi="Cambria Math" w:eastAsia="宋体"/>
+                        <w:sz w:val="24"/>
+                      </w:rPr>
+                    </m:ctrlPr>
+                  </m:sup>
+                </m:sSup>
+                <m:ctrlPr>
+                  <w:rPr>
+                    <w:rFonts w:hint="default" w:ascii="Cambria Math" w:hAnsi="Cambria Math" w:eastAsia="宋体"/>
+                    <w:sz w:val="24"/>
+                  </w:rPr>
+                </m:ctrlPr>
+              </m:e>
+            </m:mr>
+            <m:mr>
+              <m:e>
+                <m:sSub>
+                  <m:sSubPr>
+                    <m:ctrlPr>
+                      <w:rPr>
+                        <w:rFonts w:hint="default" w:ascii="Cambria Math" w:hAnsi="Cambria Math" w:eastAsia="宋体"/>
+                        <w:sz w:val="24"/>
+                      </w:rPr>
+                    </m:ctrlPr>
+                  </m:sSubPr>
+                  <m:e>
+                    <m:r>
+                      <m:rPr/>
+                      <w:rPr>
+                        <w:rFonts w:hint="default" w:ascii="Cambria Math" w:hAnsi="Cambria Math" w:eastAsia="宋体"/>
+                        <w:sz w:val="24"/>
+                      </w:rPr>
+                      <m:t>σ</m:t>
+                    </m:r>
+                    <m:ctrlPr>
+                      <w:rPr>
+                        <w:rFonts w:hint="default" w:ascii="Cambria Math" w:hAnsi="Cambria Math" w:eastAsia="宋体"/>
+                        <w:sz w:val="24"/>
+                      </w:rPr>
+                    </m:ctrlPr>
+                  </m:e>
+                  <m:sub>
+                    <m:r>
+                      <m:rPr/>
+                      <w:rPr>
+                        <w:rFonts w:hint="default" w:ascii="Cambria Math" w:hAnsi="Cambria Math" w:eastAsia="宋体"/>
+                        <w:sz w:val="24"/>
+                      </w:rPr>
+                      <m:t>r</m:t>
+                    </m:r>
+                    <m:ctrlPr>
+                      <w:rPr>
+                        <w:rFonts w:hint="default" w:ascii="Cambria Math" w:hAnsi="Cambria Math" w:eastAsia="宋体"/>
+                        <w:sz w:val="24"/>
+                      </w:rPr>
+                    </m:ctrlPr>
+                  </m:sub>
+                </m:sSub>
+                <m:ctrlPr>
+                  <w:rPr>
+                    <w:rFonts w:hint="default" w:ascii="Cambria Math" w:hAnsi="Cambria Math" w:eastAsia="宋体"/>
+                    <w:sz w:val="24"/>
+                  </w:rPr>
+                </m:ctrlPr>
+              </m:e>
+              <m:e>
+                <m:r>
+                  <m:rPr/>
+                  <w:rPr>
+                    <w:rFonts w:hint="default" w:ascii="Cambria Math" w:hAnsi="Cambria Math" w:eastAsia="宋体"/>
+                    <w:sz w:val="24"/>
+                  </w:rPr>
+                  <m:t>=</m:t>
+                </m:r>
+                <m:sSup>
+                  <m:sSupPr>
+                    <m:ctrlPr>
+                      <w:rPr>
+                        <w:rFonts w:hint="default" w:ascii="Cambria Math" w:hAnsi="Cambria Math" w:eastAsia="宋体"/>
+                        <w:sz w:val="24"/>
+                      </w:rPr>
+                    </m:ctrlPr>
+                  </m:sSupPr>
+                  <m:e>
+                    <m:r>
+                      <m:rPr/>
+                      <w:rPr>
+                        <w:rFonts w:hint="default" w:ascii="Cambria Math" w:hAnsi="Cambria Math" w:eastAsia="宋体"/>
+                        <w:sz w:val="24"/>
+                      </w:rPr>
+                      <m:t>e</m:t>
+                    </m:r>
+                    <m:ctrlPr>
+                      <w:rPr>
+                        <w:rFonts w:hint="default" w:ascii="Cambria Math" w:hAnsi="Cambria Math" w:eastAsia="宋体"/>
+                        <w:sz w:val="24"/>
+                      </w:rPr>
+                    </m:ctrlPr>
+                  </m:e>
+                  <m:sup>
+                    <m:r>
+                      <m:rPr/>
+                      <w:rPr>
+                        <w:rFonts w:hint="default" w:ascii="Cambria Math" w:hAnsi="Cambria Math" w:eastAsia="宋体"/>
+                        <w:sz w:val="24"/>
+                      </w:rPr>
+                      <m:t>s</m:t>
+                    </m:r>
+                    <m:sSub>
+                      <m:sSubPr>
+                        <m:ctrlPr>
+                          <w:rPr>
+                            <w:rFonts w:hint="default" w:ascii="Cambria Math" w:hAnsi="Cambria Math" w:eastAsia="宋体"/>
+                            <w:sz w:val="24"/>
+                          </w:rPr>
+                        </m:ctrlPr>
+                      </m:sSubPr>
+                      <m:e>
+                        <m:r>
+                          <m:rPr/>
+                          <w:rPr>
+                            <w:rFonts w:hint="default" w:ascii="Cambria Math" w:hAnsi="Cambria Math" w:eastAsia="宋体"/>
+                            <w:sz w:val="24"/>
+                          </w:rPr>
+                          <m:t>r</m:t>
+                        </m:r>
+                        <m:ctrlPr>
+                          <w:rPr>
+                            <w:rFonts w:ascii="Cambria Math" w:hAnsi="Cambria Math" w:eastAsia="宋体"/>
+                            <w:sz w:val="24"/>
+                          </w:rPr>
+                        </m:ctrlPr>
+                      </m:e>
+                      <m:sub>
+                        <m:r>
+                          <m:rPr/>
+                          <w:rPr>
+                            <w:rFonts w:hint="default" w:ascii="Cambria Math" w:hAnsi="Cambria Math" w:eastAsia="宋体"/>
+                            <w:sz w:val="24"/>
+                          </w:rPr>
+                          <m:t>raw</m:t>
+                        </m:r>
+                        <m:ctrlPr>
+                          <w:rPr>
+                            <w:rFonts w:ascii="Cambria Math" w:hAnsi="Cambria Math" w:eastAsia="宋体"/>
+                            <w:sz w:val="24"/>
+                          </w:rPr>
+                        </m:ctrlPr>
+                      </m:sub>
+                    </m:sSub>
+                    <m:ctrlPr>
+                      <w:rPr>
+                        <w:rFonts w:hint="default" w:ascii="Cambria Math" w:hAnsi="Cambria Math" w:eastAsia="宋体"/>
+                        <w:sz w:val="24"/>
+                      </w:rPr>
+                    </m:ctrlPr>
+                  </m:sup>
+                </m:sSup>
+                <m:ctrlPr>
+                  <w:rPr>
+                    <w:rFonts w:hint="default" w:ascii="Cambria Math" w:hAnsi="Cambria Math" w:eastAsia="宋体"/>
+                    <w:sz w:val="24"/>
+                  </w:rPr>
+                </m:ctrlPr>
+              </m:e>
+            </m:mr>
+            <m:mr>
+              <m:e>
+                <m:r>
+                  <m:rPr/>
+                  <w:rPr>
+                    <w:rFonts w:hint="default" w:ascii="Cambria Math" w:hAnsi="Cambria Math" w:eastAsia="宋体"/>
+                    <w:sz w:val="24"/>
+                  </w:rPr>
+                  <m:t>θ</m:t>
+                </m:r>
+                <m:ctrlPr>
+                  <w:rPr>
+                    <w:rFonts w:hint="default" w:ascii="Cambria Math" w:hAnsi="Cambria Math" w:eastAsia="宋体"/>
+                    <w:sz w:val="24"/>
+                  </w:rPr>
+                </m:ctrlPr>
+              </m:e>
+              <m:e>
+                <m:r>
+                  <m:rPr/>
+                  <w:rPr>
+                    <w:rFonts w:hint="default" w:ascii="Cambria Math" w:hAnsi="Cambria Math" w:eastAsia="宋体"/>
+                    <w:sz w:val="24"/>
+                  </w:rPr>
+                  <m:t>=π⋅</m:t>
+                </m:r>
+                <m:func>
+                  <m:funcPr>
+                    <m:ctrlPr>
+                      <w:rPr>
+                        <w:rFonts w:hint="default" w:ascii="Cambria Math" w:hAnsi="Cambria Math" w:eastAsia="宋体"/>
+                        <w:sz w:val="24"/>
+                      </w:rPr>
+                    </m:ctrlPr>
+                  </m:funcPr>
+                  <m:fName>
+                    <m:r>
+                      <m:rPr>
+                        <m:sty m:val="p"/>
+                      </m:rPr>
+                      <w:rPr>
+                        <w:rFonts w:hint="default" w:ascii="Cambria Math" w:hAnsi="Cambria Math" w:eastAsia="宋体"/>
+                        <w:sz w:val="24"/>
+                      </w:rPr>
+                      <m:t>tanh</m:t>
+                    </m:r>
+                    <m:ctrlPr>
+                      <w:rPr>
+                        <w:rFonts w:hint="default" w:ascii="Cambria Math" w:hAnsi="Cambria Math" w:eastAsia="宋体"/>
+                        <w:sz w:val="24"/>
+                      </w:rPr>
+                    </m:ctrlPr>
+                  </m:fName>
+                  <m:e>
+                    <m:r>
+                      <m:rPr/>
+                      <w:rPr>
+                        <w:rFonts w:hint="default" w:ascii="Cambria Math" w:hAnsi="Cambria Math" w:eastAsia="宋体"/>
+                        <w:sz w:val="24"/>
+                      </w:rPr>
+                      <m:t>(</m:t>
+                    </m:r>
+                    <m:ctrlPr>
+                      <w:rPr>
+                        <w:rFonts w:hint="default" w:ascii="Cambria Math" w:hAnsi="Cambria Math" w:eastAsia="宋体"/>
+                        <w:sz w:val="24"/>
+                      </w:rPr>
+                    </m:ctrlPr>
+                  </m:e>
+                </m:func>
+                <m:r>
+                  <m:rPr/>
+                  <w:rPr>
+                    <w:rFonts w:hint="default" w:ascii="Cambria Math" w:hAnsi="Cambria Math" w:eastAsia="宋体"/>
+                    <w:sz w:val="24"/>
+                  </w:rPr>
+                  <m:t>t</m:t>
+                </m:r>
+                <m:sSub>
+                  <m:sSubPr>
+                    <m:ctrlPr>
+                      <w:rPr>
+                        <w:rFonts w:hint="default" w:ascii="Cambria Math" w:hAnsi="Cambria Math" w:eastAsia="宋体"/>
+                        <w:sz w:val="24"/>
+                      </w:rPr>
+                    </m:ctrlPr>
+                  </m:sSubPr>
+                  <m:e>
+                    <m:r>
+                      <m:rPr/>
+                      <w:rPr>
+                        <w:rFonts w:hint="default" w:ascii="Cambria Math" w:hAnsi="Cambria Math" w:eastAsia="宋体"/>
+                        <w:sz w:val="24"/>
+                      </w:rPr>
+                      <m:t>h</m:t>
+                    </m:r>
+                    <m:ctrlPr>
+                      <w:rPr>
+                        <w:rFonts w:hint="default" w:ascii="Cambria Math" w:hAnsi="Cambria Math" w:eastAsia="宋体"/>
+                        <w:sz w:val="24"/>
+                      </w:rPr>
+                    </m:ctrlPr>
+                  </m:e>
+                  <m:sub>
+                    <m:r>
+                      <m:rPr/>
+                      <w:rPr>
+                        <w:rFonts w:hint="default" w:ascii="Cambria Math" w:hAnsi="Cambria Math" w:eastAsia="宋体"/>
+                        <w:sz w:val="24"/>
+                      </w:rPr>
+                      <m:t>raw</m:t>
+                    </m:r>
+                    <m:ctrlPr>
+                      <w:rPr>
+                        <w:rFonts w:hint="default" w:ascii="Cambria Math" w:hAnsi="Cambria Math" w:eastAsia="宋体"/>
+                        <w:sz w:val="24"/>
+                      </w:rPr>
+                    </m:ctrlPr>
+                  </m:sub>
+                </m:sSub>
+                <m:r>
+                  <m:rPr/>
+                  <w:rPr>
+                    <w:rFonts w:hint="default" w:ascii="Cambria Math" w:hAnsi="Cambria Math" w:eastAsia="宋体"/>
+                    <w:sz w:val="24"/>
+                  </w:rPr>
+                  <m:t>)</m:t>
+                </m:r>
+                <m:ctrlPr>
+                  <w:rPr>
+                    <w:rFonts w:hint="default" w:ascii="Cambria Math" w:hAnsi="Cambria Math" w:eastAsia="宋体"/>
+                    <w:sz w:val="24"/>
+                  </w:rPr>
+                </m:ctrlPr>
+              </m:e>
+            </m:mr>
+          </m:m>
+        </m:oMath>
+      </m:oMathPara>
+    </w:p>
+    <w:p>
+      <w:pPr>
+        <w:rPr>
+          <w:rFonts w:hAnsi="宋体" w:eastAsia="宋体" w:cs="宋体"/>
+          <w:i w:val="0"/>
+          <w:sz w:val="24"/>
+          <w:szCs w:val="24"/>
+        </w:rPr>
+      </w:pPr>
     </w:p>
     <w:p>
       <w:pPr>
@@ -1555,62 +3773,416 @@
           <w:lang w:val="en-US" w:eastAsia="zh-CN"/>
         </w:rPr>
       </w:pPr>
-    </w:p>
-    <w:p>
-      <w:pPr>
-        <w:rPr>
-          <w:rFonts w:hint="eastAsia" w:asciiTheme="minorHAnsi" w:hAnsiTheme="minorHAnsi" w:eastAsiaTheme="minorEastAsia" w:cstheme="minorBidi"/>
+      <w:r>
+        <w:rPr>
+          <w:rFonts w:hint="eastAsia" w:hAnsi="宋体" w:eastAsia="宋体" w:cs="宋体"/>
+          <w:i w:val="0"/>
+          <w:sz w:val="24"/>
+          <w:szCs w:val="24"/>
+          <w:lang w:val="en-US" w:eastAsia="zh-CN"/>
+        </w:rPr>
+        <w:t>其中，sx，sy 可以学习平滑强度，th 是旋转角度，sr 是判断颜色相似强度。</w:t>
+      </w:r>
+    </w:p>
+    <w:p>
+      <w:pPr>
+        <w:rPr>
+          <w:rFonts w:hint="eastAsia" w:hAnsi="宋体" w:eastAsia="宋体" w:cs="宋体"/>
+          <w:i w:val="0"/>
+          <w:sz w:val="24"/>
+          <w:szCs w:val="24"/>
+          <w:lang w:val="en-US" w:eastAsia="zh-CN"/>
+        </w:rPr>
+      </w:pPr>
+      <w:r>
+        <w:rPr>
+          <w:rFonts w:hint="eastAsia" w:hAnsi="宋体" w:eastAsia="宋体" w:cs="宋体"/>
+          <w:i w:val="0"/>
+          <w:sz w:val="24"/>
+          <w:szCs w:val="24"/>
+          <w:lang w:val="en-US" w:eastAsia="zh-CN"/>
+        </w:rPr>
+        <w:t>而 w 是权重，权重是根据距离和颜色进行计算的，如下 ：</w:t>
+      </w:r>
+    </w:p>
+    <w:p>
+      <w:pPr>
+        <w:rPr>
+          <w:rFonts w:hint="default" w:hAnsi="宋体" w:eastAsia="宋体" w:cs="宋体"/>
+          <w:i w:val="0"/>
+          <w:sz w:val="24"/>
+          <w:szCs w:val="24"/>
+          <w:lang w:val="en-US" w:eastAsia="zh-CN"/>
+        </w:rPr>
+      </w:pPr>
+    </w:p>
+    <w:p>
+      <w:pPr>
+        <w:rPr>
+          <w:rFonts w:hint="default" w:hAnsi="宋体" w:eastAsia="宋体" w:cs="宋体"/>
+          <w:i w:val="0"/>
+          <w:sz w:val="24"/>
+          <w:szCs w:val="24"/>
+          <w:lang w:val="en-US" w:eastAsia="zh-CN"/>
+        </w:rPr>
+      </w:pPr>
+    </w:p>
+    <w:p>
+      <w:pPr>
+        <w:rPr>
+          <w:rFonts w:hAnsi="Segoe UI Emoji" w:eastAsia="Segoe UI Emoji" w:cs="Segoe UI Emoji"/>
+          <w:i w:val="0"/>
+          <w:iCs w:val="0"/>
+          <w:caps w:val="0"/>
+          <w:color w:val="000000"/>
+          <w:spacing w:val="0"/>
+          <w:sz w:val="24"/>
+          <w:szCs w:val="24"/>
+        </w:rPr>
+      </w:pPr>
+      <m:oMathPara>
+        <m:oMath>
+          <m:d>
+            <m:dPr>
+              <m:begChr m:val="{"/>
+              <m:endChr m:val=""/>
+              <m:ctrlPr>
+                <w:rPr>
+                  <w:rFonts w:hint="default" w:ascii="Cambria Math" w:hAnsi="Cambria Math" w:eastAsia="宋体"/>
+                  <w:sz w:val="24"/>
+                </w:rPr>
+              </m:ctrlPr>
+            </m:dPr>
+            <m:e>
+              <m:eqArr>
+                <m:eqArrPr>
+                  <m:ctrlPr>
+                    <w:rPr>
+                      <w:rFonts w:hint="default" w:ascii="Cambria Math" w:hAnsi="Cambria Math" w:eastAsia="宋体"/>
+                      <w:sz w:val="24"/>
+                    </w:rPr>
+                  </m:ctrlPr>
+                </m:eqArrPr>
+                <m:e>
+                  <m:r>
+                    <m:rPr/>
+                    <w:rPr>
+                      <w:rFonts w:hint="default" w:ascii="Cambria Math" w:hAnsi="Cambria Math" w:eastAsia="宋体"/>
+                      <w:sz w:val="24"/>
+                    </w:rPr>
+                    <m:t>d=|15L−b|</m:t>
+                  </m:r>
+                  <m:ctrlPr>
+                    <w:rPr>
+                      <w:rFonts w:ascii="Cambria Math" w:hAnsi="Cambria Math" w:eastAsia="宋体"/>
+                      <w:sz w:val="24"/>
+                    </w:rPr>
+                  </m:ctrlPr>
+                </m:e>
+                <m:e>
+                  <m:r>
+                    <m:rPr/>
+                    <w:rPr>
+                      <w:rFonts w:hint="default" w:ascii="Cambria Math" w:hAnsi="Cambria Math" w:eastAsia="宋体"/>
+                      <w:sz w:val="24"/>
+                    </w:rPr>
+                    <m:t>w=</m:t>
+                  </m:r>
+                  <m:func>
+                    <m:funcPr>
+                      <m:ctrlPr>
+                        <w:rPr>
+                          <w:rFonts w:hint="default" w:ascii="Cambria Math" w:hAnsi="Cambria Math" w:eastAsia="宋体"/>
+                          <w:sz w:val="24"/>
+                        </w:rPr>
+                      </m:ctrlPr>
+                    </m:funcPr>
+                    <m:fName>
+                      <m:r>
+                        <m:rPr>
+                          <m:sty m:val="p"/>
+                        </m:rPr>
+                        <w:rPr>
+                          <w:rFonts w:hint="default" w:ascii="Cambria Math" w:hAnsi="Cambria Math" w:eastAsia="宋体"/>
+                          <w:sz w:val="24"/>
+                        </w:rPr>
+                        <m:t>max</m:t>
+                      </m:r>
+                      <m:ctrlPr>
+                        <w:rPr>
+                          <w:rFonts w:hint="default" w:ascii="Cambria Math" w:hAnsi="Cambria Math" w:eastAsia="宋体"/>
+                          <w:sz w:val="24"/>
+                        </w:rPr>
+                      </m:ctrlPr>
+                    </m:fName>
+                    <m:e>
+                      <m:d>
+                        <m:dPr>
+                          <m:ctrlPr>
+                            <w:rPr>
+                              <w:rFonts w:hint="default" w:ascii="Cambria Math" w:hAnsi="Cambria Math" w:eastAsia="宋体"/>
+                              <w:sz w:val="24"/>
+                            </w:rPr>
+                          </m:ctrlPr>
+                        </m:dPr>
+                        <m:e>
+                          <m:r>
+                            <m:rPr/>
+                            <w:rPr>
+                              <w:rFonts w:hint="default" w:ascii="Cambria Math" w:hAnsi="Cambria Math" w:eastAsia="宋体"/>
+                              <w:sz w:val="24"/>
+                            </w:rPr>
+                            <m:t>0, 1−</m:t>
+                          </m:r>
+                          <m:f>
+                            <m:fPr>
+                              <m:ctrlPr>
+                                <w:rPr>
+                                  <w:rFonts w:hint="default" w:ascii="Cambria Math" w:hAnsi="Cambria Math" w:eastAsia="宋体"/>
+                                  <w:sz w:val="24"/>
+                                </w:rPr>
+                              </m:ctrlPr>
+                            </m:fPr>
+                            <m:num>
+                              <m:r>
+                                <m:rPr/>
+                                <w:rPr>
+                                  <w:rFonts w:hint="default" w:ascii="Cambria Math" w:hAnsi="Cambria Math" w:eastAsia="宋体"/>
+                                  <w:sz w:val="24"/>
+                                </w:rPr>
+                                <m:t>d</m:t>
+                              </m:r>
+                              <m:ctrlPr>
+                                <w:rPr>
+                                  <w:rFonts w:ascii="Cambria Math" w:hAnsi="Cambria Math" w:eastAsia="宋体"/>
+                                  <w:sz w:val="24"/>
+                                </w:rPr>
+                              </m:ctrlPr>
+                            </m:num>
+                            <m:den>
+                              <m:r>
+                                <m:rPr/>
+                                <w:rPr>
+                                  <w:rFonts w:hint="default" w:ascii="Cambria Math" w:hAnsi="Cambria Math" w:eastAsia="宋体"/>
+                                  <w:sz w:val="24"/>
+                                </w:rPr>
+                                <m:t>16</m:t>
+                              </m:r>
+                              <m:sSub>
+                                <m:sSubPr>
+                                  <m:ctrlPr>
+                                    <w:rPr>
+                                      <w:rFonts w:hint="default" w:ascii="Cambria Math" w:hAnsi="Cambria Math" w:eastAsia="宋体"/>
+                                      <w:sz w:val="24"/>
+                                    </w:rPr>
+                                  </m:ctrlPr>
+                                </m:sSubPr>
+                                <m:e>
+                                  <m:r>
+                                    <m:rPr/>
+                                    <w:rPr>
+                                      <w:rFonts w:hint="default" w:ascii="Cambria Math" w:hAnsi="Cambria Math" w:eastAsia="宋体"/>
+                                      <w:sz w:val="24"/>
+                                    </w:rPr>
+                                    <m:t>σ</m:t>
+                                  </m:r>
+                                  <m:ctrlPr>
+                                    <w:rPr>
+                                      <w:rFonts w:ascii="Cambria Math" w:hAnsi="Cambria Math" w:eastAsia="宋体"/>
+                                      <w:sz w:val="24"/>
+                                    </w:rPr>
+                                  </m:ctrlPr>
+                                </m:e>
+                                <m:sub>
+                                  <m:r>
+                                    <m:rPr/>
+                                    <w:rPr>
+                                      <w:rFonts w:hint="default" w:ascii="Cambria Math" w:hAnsi="Cambria Math" w:eastAsia="宋体"/>
+                                      <w:sz w:val="24"/>
+                                    </w:rPr>
+                                    <m:t>r</m:t>
+                                  </m:r>
+                                  <m:ctrlPr>
+                                    <w:rPr>
+                                      <w:rFonts w:ascii="Cambria Math" w:hAnsi="Cambria Math" w:eastAsia="宋体"/>
+                                      <w:sz w:val="24"/>
+                                    </w:rPr>
+                                  </m:ctrlPr>
+                                </m:sub>
+                              </m:sSub>
+                              <m:r>
+                                <m:rPr/>
+                                <w:rPr>
+                                  <w:rFonts w:hint="default" w:ascii="Cambria Math" w:hAnsi="Cambria Math" w:eastAsia="宋体"/>
+                                  <w:sz w:val="24"/>
+                                </w:rPr>
+                                <m:t>+1</m:t>
+                              </m:r>
+                              <m:sSup>
+                                <m:sSupPr>
+                                  <m:ctrlPr>
+                                    <w:rPr>
+                                      <w:rFonts w:hint="default" w:ascii="Cambria Math" w:hAnsi="Cambria Math" w:eastAsia="宋体"/>
+                                      <w:sz w:val="24"/>
+                                    </w:rPr>
+                                  </m:ctrlPr>
+                                </m:sSupPr>
+                                <m:e>
+                                  <m:r>
+                                    <m:rPr/>
+                                    <w:rPr>
+                                      <w:rFonts w:hint="default" w:ascii="Cambria Math" w:hAnsi="Cambria Math" w:eastAsia="宋体"/>
+                                      <w:sz w:val="24"/>
+                                    </w:rPr>
+                                    <m:t>0</m:t>
+                                  </m:r>
+                                  <m:ctrlPr>
+                                    <w:rPr>
+                                      <w:rFonts w:ascii="Cambria Math" w:hAnsi="Cambria Math" w:eastAsia="宋体"/>
+                                      <w:sz w:val="24"/>
+                                    </w:rPr>
+                                  </m:ctrlPr>
+                                </m:e>
+                                <m:sup>
+                                  <m:r>
+                                    <m:rPr/>
+                                    <w:rPr>
+                                      <w:rFonts w:hint="default" w:ascii="Cambria Math" w:hAnsi="Cambria Math" w:eastAsia="宋体"/>
+                                      <w:sz w:val="24"/>
+                                    </w:rPr>
+                                    <m:t>−5</m:t>
+                                  </m:r>
+                                  <m:ctrlPr>
+                                    <w:rPr>
+                                      <w:rFonts w:ascii="Cambria Math" w:hAnsi="Cambria Math" w:eastAsia="宋体"/>
+                                      <w:sz w:val="24"/>
+                                    </w:rPr>
+                                  </m:ctrlPr>
+                                </m:sup>
+                              </m:sSup>
+                              <m:ctrlPr>
+                                <w:rPr>
+                                  <w:rFonts w:hint="default" w:ascii="Cambria Math" w:hAnsi="Cambria Math" w:eastAsia="宋体"/>
+                                  <w:sz w:val="24"/>
+                                </w:rPr>
+                              </m:ctrlPr>
+                            </m:den>
+                          </m:f>
+                          <m:ctrlPr>
+                            <w:rPr>
+                              <w:rFonts w:hint="default" w:ascii="Cambria Math" w:hAnsi="Cambria Math" w:eastAsia="宋体"/>
+                              <w:sz w:val="24"/>
+                            </w:rPr>
+                          </m:ctrlPr>
+                        </m:e>
+                      </m:d>
+                      <m:ctrlPr>
+                        <w:rPr>
+                          <w:rFonts w:hint="default" w:ascii="Cambria Math" w:hAnsi="Cambria Math" w:eastAsia="宋体"/>
+                          <w:sz w:val="24"/>
+                        </w:rPr>
+                      </m:ctrlPr>
+                    </m:e>
+                  </m:func>
+                  <m:ctrlPr>
+                    <w:rPr>
+                      <w:rFonts w:hint="default" w:ascii="Cambria Math" w:hAnsi="Cambria Math" w:eastAsia="宋体"/>
+                      <w:sz w:val="24"/>
+                    </w:rPr>
+                  </m:ctrlPr>
+                </m:e>
+              </m:eqArr>
+              <m:ctrlPr>
+                <w:rPr>
+                  <w:rFonts w:hint="default" w:ascii="Cambria Math" w:hAnsi="Cambria Math" w:eastAsia="宋体"/>
+                  <w:sz w:val="24"/>
+                </w:rPr>
+              </m:ctrlPr>
+            </m:e>
+          </m:d>
+          <m:r>
+            <m:rPr/>
+            <w:rPr>
+              <w:rFonts w:hint="default" w:ascii="Cambria Math" w:hAnsi="Cambria Math" w:eastAsia="Segoe UI Emoji"/>
+              <w:sz w:val="24"/>
+            </w:rPr>
+            <m:t>​</m:t>
+          </m:r>
+        </m:oMath>
+      </m:oMathPara>
+    </w:p>
+    <w:p>
+      <w:pPr>
+        <w:rPr>
+          <w:rFonts w:hint="default" w:hAnsi="Segoe UI Emoji" w:eastAsia="Segoe UI Emoji" w:cs="Segoe UI Emoji"/>
+          <w:i w:val="0"/>
+          <w:iCs w:val="0"/>
+          <w:caps w:val="0"/>
+          <w:color w:val="000000"/>
+          <w:spacing w:val="0"/>
+          <w:sz w:val="24"/>
+          <w:szCs w:val="24"/>
+          <w:lang w:val="en-US" w:eastAsia="zh-CN"/>
+        </w:rPr>
+      </w:pPr>
+    </w:p>
+    <w:p>
+      <w:pPr>
+        <w:rPr>
+          <w:rFonts w:hint="eastAsia"/>
+          <w:b/>
+          <w:bCs/>
+          <w:lang w:val="en-US" w:eastAsia="zh-CN"/>
+        </w:rPr>
+      </w:pPr>
+      <w:r>
+        <w:rPr>
+          <w:rFonts w:hint="eastAsia"/>
+          <w:b/>
+          <w:bCs/>
+          <w:lang w:val="en-US" w:eastAsia="zh-CN"/>
+        </w:rPr>
+        <w:t>3.4.2 测试时训练</w:t>
+      </w:r>
+    </w:p>
+    <w:p>
+      <w:pPr>
+        <w:rPr>
+          <w:rFonts w:hint="eastAsia"/>
+          <w:b/>
+          <w:bCs/>
+          <w:lang w:val="en-US" w:eastAsia="zh-CN"/>
+        </w:rPr>
+      </w:pPr>
+    </w:p>
+    <w:p>
+      <w:pPr>
+        <w:rPr>
+          <w:rFonts w:hint="eastAsia"/>
+          <w:b/>
+          <w:bCs/>
+          <w:lang w:val="en-US" w:eastAsia="zh-CN"/>
+        </w:rPr>
+      </w:pPr>
+      <w:r>
+        <w:rPr>
+          <w:rFonts w:hint="eastAsia"/>
           <w:b w:val="0"/>
           <w:bCs w:val="0"/>
-          <w:kern w:val="2"/>
-          <w:sz w:val="21"/>
+          <w:lang w:val="en-US" w:eastAsia="zh-CN"/>
+        </w:rPr>
+        <w:t>即使训练模型使用 L1 作为损失函数，调整四个可学习参数，使用 Adam 优化器，训练5到20轮</w:t>
+      </w:r>
+    </w:p>
+    <w:p>
+      <w:pPr>
+        <w:rPr>
+          <w:rFonts w:hAnsi="宋体" w:eastAsia="宋体" w:cs="宋体"/>
+          <w:i w:val="0"/>
+          <w:color w:val="000000"/>
+          <w:sz w:val="24"/>
           <w:szCs w:val="24"/>
-          <w:lang w:val="en-US" w:eastAsia="zh-CN" w:bidi="ar-SA"/>
-        </w:rPr>
-      </w:pPr>
-      <w:r>
-        <w:rPr>
-          <w:rFonts w:hint="eastAsia" w:asciiTheme="minorHAnsi" w:hAnsiTheme="minorHAnsi" w:eastAsiaTheme="minorEastAsia" w:cstheme="minorBidi"/>
-          <w:b w:val="0"/>
-          <w:bCs w:val="0"/>
-          <w:kern w:val="2"/>
-          <w:sz w:val="21"/>
-          <w:szCs w:val="24"/>
-          <w:lang w:val="en-US" w:eastAsia="zh-CN" w:bidi="ar-SA"/>
-        </w:rPr>
-        <w:t>替换为</w:t>
-      </w:r>
-      <w:r>
-        <w:rPr>
-          <w:rFonts w:hint="eastAsia" w:cstheme="minorBidi"/>
-          <w:b w:val="0"/>
-          <w:bCs w:val="0"/>
-          <w:kern w:val="2"/>
-          <w:sz w:val="21"/>
-          <w:szCs w:val="24"/>
-          <w:lang w:val="en-US" w:eastAsia="zh-CN" w:bidi="ar-SA"/>
-        </w:rPr>
-        <w:t>Q-Q注意力</w:t>
-      </w:r>
-      <w:r>
-        <w:rPr>
-          <w:rFonts w:hint="eastAsia" w:asciiTheme="minorHAnsi" w:hAnsiTheme="minorHAnsi" w:eastAsiaTheme="minorEastAsia" w:cstheme="minorBidi"/>
-          <w:b w:val="0"/>
-          <w:bCs w:val="0"/>
-          <w:kern w:val="2"/>
-          <w:sz w:val="21"/>
-          <w:szCs w:val="24"/>
-          <w:lang w:val="en-US" w:eastAsia="zh-CN" w:bidi="ar-SA"/>
-        </w:rPr>
-        <w:t>：</w:t>
-      </w:r>
-    </w:p>
-    <w:p>
-      <w:pPr>
-        <w:rPr>
-          <w:rFonts w:hint="default" w:hAnsi="Cambria Math" w:eastAsia="宋体"/>
-          <w:i w:val="0"/>
-          <w:sz w:val="24"/>
+          <w:bdr w:val="none" w:color="auto" w:sz="0" w:space="0"/>
         </w:rPr>
       </w:pPr>
       <m:oMathPara>
@@ -1621,14 +4193,22 @@
               <w:rFonts w:hint="default" w:ascii="Cambria Math" w:hAnsi="Cambria Math" w:eastAsia="宋体"/>
               <w:sz w:val="24"/>
             </w:rPr>
-            <m:t>Softmax(</m:t>
+            <m:t>L=N1​∑i=1N</m:t>
+          </m:r>
+          <m:r>
+            <m:rPr/>
+            <w:rPr>
+              <w:rFonts w:hint="default" w:ascii="Cambria Math" w:hAnsi="Cambria Math" w:eastAsia="宋体"/>
+              <w:sz w:val="24"/>
+              <w:lang w:val="en-US" w:eastAsia="zh-CN"/>
+            </w:rPr>
+            <m:t xml:space="preserve"> </m:t>
           </m:r>
           <m:sSup>
             <m:sSupPr>
               <m:ctrlPr>
                 <w:rPr>
                   <w:rFonts w:hint="default" w:ascii="Cambria Math" w:hAnsi="Cambria Math" w:eastAsia="宋体"/>
-                  <w:i/>
                   <w:sz w:val="24"/>
                 </w:rPr>
               </m:ctrlPr>
@@ -1639,14 +4219,12 @@
                 <w:rPr>
                   <w:rFonts w:hint="default" w:ascii="Cambria Math" w:hAnsi="Cambria Math" w:eastAsia="宋体"/>
                   <w:sz w:val="24"/>
-                  <w:lang w:val="en-US" w:eastAsia="zh-CN"/>
                 </w:rPr>
-                <m:t>QQ</m:t>
+                <m:t>I</m:t>
               </m:r>
               <m:ctrlPr>
                 <w:rPr>
-                  <w:rFonts w:hint="default" w:ascii="Cambria Math" w:hAnsi="Cambria Math" w:eastAsia="宋体"/>
-                  <w:i/>
+                  <w:rFonts w:ascii="Cambria Math" w:hAnsi="Cambria Math" w:eastAsia="宋体"/>
                   <w:sz w:val="24"/>
                 </w:rPr>
               </m:ctrlPr>
@@ -1657,14 +4235,12 @@
                 <w:rPr>
                   <w:rFonts w:hint="default" w:ascii="Cambria Math" w:hAnsi="Cambria Math" w:eastAsia="宋体"/>
                   <w:sz w:val="24"/>
-                  <w:lang w:val="en-US" w:eastAsia="zh-CN"/>
                 </w:rPr>
-                <m:t>T</m:t>
+                <m:t>h</m:t>
               </m:r>
               <m:ctrlPr>
                 <w:rPr>
-                  <w:rFonts w:hint="default" w:ascii="Cambria Math" w:hAnsi="Cambria Math" w:eastAsia="宋体"/>
-                  <w:i/>
+                  <w:rFonts w:ascii="Cambria Math" w:hAnsi="Cambria Math" w:eastAsia="宋体"/>
                   <w:sz w:val="24"/>
                 </w:rPr>
               </m:ctrlPr>
@@ -1676,7 +4252,7 @@
               <w:rFonts w:hint="default" w:ascii="Cambria Math" w:hAnsi="Cambria Math" w:eastAsia="宋体"/>
               <w:sz w:val="24"/>
             </w:rPr>
-            <m:t>)V</m:t>
+            <m:t>r​(i)−Ihr​(i)​</m:t>
           </m:r>
         </m:oMath>
       </m:oMathPara>
@@ -1684,594 +4260,37 @@
     <w:p>
       <w:pPr>
         <w:rPr>
-          <w:rFonts w:hint="eastAsia" w:asciiTheme="minorHAnsi" w:hAnsiTheme="minorHAnsi" w:eastAsiaTheme="minorEastAsia" w:cstheme="minorBidi"/>
-          <w:b w:val="0"/>
-          <w:bCs w:val="0"/>
-          <w:kern w:val="2"/>
-          <w:sz w:val="21"/>
-          <w:szCs w:val="24"/>
-          <w:lang w:val="en-US" w:eastAsia="zh-CN" w:bidi="ar-SA"/>
-        </w:rPr>
-      </w:pPr>
-    </w:p>
-    <w:p>
-      <w:pPr>
-        <w:rPr>
-          <w:rFonts w:hint="eastAsia" w:asciiTheme="minorHAnsi" w:hAnsiTheme="minorHAnsi" w:eastAsiaTheme="minorEastAsia" w:cstheme="minorBidi"/>
-          <w:b w:val="0"/>
-          <w:bCs w:val="0"/>
-          <w:kern w:val="2"/>
-          <w:sz w:val="21"/>
-          <w:szCs w:val="24"/>
-          <w:lang w:val="en-US" w:eastAsia="zh-CN" w:bidi="ar-SA"/>
-        </w:rPr>
-      </w:pPr>
-      <w:r>
-        <w:rPr>
-          <w:rFonts w:hint="eastAsia" w:asciiTheme="minorHAnsi" w:hAnsiTheme="minorHAnsi" w:eastAsiaTheme="minorEastAsia" w:cstheme="minorBidi"/>
-          <w:b w:val="0"/>
-          <w:bCs w:val="0"/>
-          <w:kern w:val="2"/>
-          <w:sz w:val="21"/>
-          <w:szCs w:val="24"/>
-          <w:lang w:val="en-US" w:eastAsia="zh-CN" w:bidi="ar-SA"/>
-        </w:rPr>
-        <w:t>该操作强化局部 patch 关系建模，避免全局语义干扰。</w:t>
-      </w:r>
-    </w:p>
-    <w:p>
-      <w:pPr>
-        <w:rPr>
-          <w:rFonts w:hint="eastAsia" w:asciiTheme="minorHAnsi" w:hAnsiTheme="minorHAnsi" w:eastAsiaTheme="minorEastAsia" w:cstheme="minorBidi"/>
-          <w:b/>
-          <w:bCs/>
-          <w:kern w:val="2"/>
-          <w:sz w:val="21"/>
-          <w:szCs w:val="24"/>
-          <w:lang w:val="en-US" w:eastAsia="zh-CN" w:bidi="ar-SA"/>
-        </w:rPr>
-      </w:pPr>
-      <w:r>
-        <w:rPr>
-          <w:rFonts w:hint="eastAsia" w:asciiTheme="minorHAnsi" w:hAnsiTheme="minorHAnsi" w:eastAsiaTheme="minorEastAsia" w:cstheme="minorBidi"/>
-          <w:b/>
-          <w:bCs/>
-          <w:kern w:val="2"/>
-          <w:sz w:val="21"/>
-          <w:szCs w:val="24"/>
-          <w:lang w:val="en-US" w:eastAsia="zh-CN" w:bidi="ar-SA"/>
-        </w:rPr>
-        <w:t>3.3.3 去除 FFN 与残差连接</w:t>
-      </w:r>
-    </w:p>
-    <w:p>
-      <w:pPr>
-        <w:rPr>
-          <w:rFonts w:hint="eastAsia" w:asciiTheme="minorHAnsi" w:hAnsiTheme="minorHAnsi" w:eastAsiaTheme="minorEastAsia" w:cstheme="minorBidi"/>
-          <w:b w:val="0"/>
-          <w:bCs w:val="0"/>
-          <w:kern w:val="2"/>
-          <w:sz w:val="21"/>
-          <w:szCs w:val="24"/>
-          <w:lang w:val="en-US" w:eastAsia="zh-CN" w:bidi="ar-SA"/>
-        </w:rPr>
-      </w:pPr>
-      <w:r>
-        <w:rPr>
-          <w:rFonts w:hint="eastAsia" w:asciiTheme="minorHAnsi" w:hAnsiTheme="minorHAnsi" w:eastAsiaTheme="minorEastAsia" w:cstheme="minorBidi"/>
-          <w:b w:val="0"/>
-          <w:bCs w:val="0"/>
-          <w:kern w:val="2"/>
-          <w:sz w:val="21"/>
-          <w:szCs w:val="24"/>
-          <w:lang w:val="en-US" w:eastAsia="zh-CN" w:bidi="ar-SA"/>
-        </w:rPr>
-        <w:t>仅保留 Attention + LayerNorm，以进一步削弱全局聚合能力。</w:t>
-      </w:r>
-    </w:p>
-    <w:p>
-      <w:pPr>
-        <w:rPr>
-          <w:rFonts w:hint="eastAsia" w:cstheme="minorBidi"/>
-          <w:b/>
-          <w:bCs/>
-          <w:kern w:val="2"/>
-          <w:sz w:val="21"/>
-          <w:szCs w:val="24"/>
-          <w:lang w:val="en-US" w:eastAsia="zh-CN" w:bidi="ar-SA"/>
-        </w:rPr>
-      </w:pPr>
-      <w:r>
-        <w:rPr>
-          <w:rFonts w:hint="eastAsia" w:cstheme="minorBidi"/>
-          <w:b/>
-          <w:bCs/>
-          <w:kern w:val="2"/>
-          <w:sz w:val="21"/>
-          <w:szCs w:val="24"/>
-          <w:lang w:val="en-US" w:eastAsia="zh-CN" w:bidi="ar-SA"/>
-        </w:rPr>
-        <w:t>3.4 测试时空间自适应</w:t>
-      </w:r>
-    </w:p>
-    <w:p>
-      <w:pPr>
-        <w:pStyle w:val="6"/>
-        <w:keepNext w:val="0"/>
-        <w:keepLines w:val="0"/>
-        <w:widowControl/>
-        <w:suppressLineNumbers w:val="0"/>
-        <w:rPr>
-          <w:rFonts w:hint="eastAsia" w:asciiTheme="minorHAnsi" w:hAnsiTheme="minorHAnsi" w:eastAsiaTheme="minorEastAsia" w:cstheme="minorBidi"/>
-          <w:kern w:val="2"/>
-          <w:sz w:val="21"/>
-          <w:szCs w:val="24"/>
-          <w:lang w:val="en-US" w:eastAsia="zh-CN" w:bidi="ar-SA"/>
-        </w:rPr>
-      </w:pPr>
-      <w:r>
-        <w:rPr>
-          <w:rFonts w:hint="eastAsia" w:asciiTheme="minorHAnsi" w:hAnsiTheme="minorHAnsi" w:eastAsiaTheme="minorEastAsia" w:cstheme="minorBidi"/>
-          <w:kern w:val="2"/>
-          <w:sz w:val="21"/>
-          <w:szCs w:val="24"/>
-          <w:lang w:val="en-US" w:eastAsia="zh-CN" w:bidi="ar-SA"/>
-        </w:rPr>
-        <w:t>现有开放词汇分割方法通常依赖外部空间先验以弥补 CLIP 在细粒度建模方面的不足。其中，一类方法通过自</w:t>
-      </w:r>
-      <w:r>
-        <w:rPr>
-          <w:rFonts w:hint="eastAsia" w:cstheme="minorBidi"/>
-          <w:kern w:val="2"/>
-          <w:sz w:val="21"/>
-          <w:szCs w:val="24"/>
-          <w:lang w:val="en-US" w:eastAsia="zh-CN" w:bidi="ar-SA"/>
-        </w:rPr>
-        <w:t>蒸馏</w:t>
-      </w:r>
-      <w:r>
-        <w:rPr>
-          <w:rFonts w:hint="eastAsia" w:asciiTheme="minorHAnsi" w:hAnsiTheme="minorHAnsi" w:eastAsiaTheme="minorEastAsia" w:cstheme="minorBidi"/>
-          <w:kern w:val="2"/>
-          <w:sz w:val="21"/>
-          <w:szCs w:val="24"/>
-          <w:lang w:val="en-US" w:eastAsia="zh-CN" w:bidi="ar-SA"/>
-        </w:rPr>
-        <w:t>学习获得语义结构信息，例如基于 DINO 的方法利用其特征空间中的聚类特性提供语义一致性先验；另一类方法则通过预训练上采样器（如 FeatUp）提升特征分辨率，从而引入空间细化能力。尽管这些方法在自然图像中取得了显著效果，但其共同特点在于：所使用的空间先验均来源于离线预训练过程。</w:t>
-      </w:r>
-    </w:p>
-    <w:p>
-      <w:pPr>
-        <w:pStyle w:val="6"/>
-        <w:keepNext w:val="0"/>
-        <w:keepLines w:val="0"/>
-        <w:widowControl/>
-        <w:suppressLineNumbers w:val="0"/>
-        <w:rPr>
-          <w:rFonts w:hint="eastAsia" w:asciiTheme="minorHAnsi" w:hAnsiTheme="minorHAnsi" w:eastAsiaTheme="minorEastAsia" w:cstheme="minorBidi"/>
-          <w:kern w:val="2"/>
-          <w:sz w:val="21"/>
-          <w:szCs w:val="24"/>
-          <w:lang w:val="en-US" w:eastAsia="zh-CN" w:bidi="ar-SA"/>
-        </w:rPr>
-      </w:pPr>
-      <w:r>
-        <w:rPr>
-          <w:rFonts w:hint="eastAsia" w:asciiTheme="minorHAnsi" w:hAnsiTheme="minorHAnsi" w:eastAsiaTheme="minorEastAsia" w:cstheme="minorBidi"/>
-          <w:kern w:val="2"/>
-          <w:sz w:val="21"/>
-          <w:szCs w:val="24"/>
-          <w:lang w:val="en-US" w:eastAsia="zh-CN" w:bidi="ar-SA"/>
-        </w:rPr>
-        <w:t>这种依赖预训练数据的机制在遥感场景中存在明显局限。一方面，遥感影像的分布与自然图像存在显著差异，导致预训练先验难以有效迁移；另一方面，固定的空间先验缺乏对具体输入图像的自适应能力，从而限制了模型在复杂场景下的表现。因此，这类方法本质上属于离线空间先验建模（Offline Spatial Prior Learning），其泛化能力受限于训练数据分布。</w:t>
-      </w:r>
-    </w:p>
-    <w:p>
-      <w:pPr>
-        <w:pStyle w:val="6"/>
-        <w:keepNext w:val="0"/>
-        <w:keepLines w:val="0"/>
-        <w:widowControl/>
-        <w:suppressLineNumbers w:val="0"/>
-        <w:rPr>
-          <w:rFonts w:hint="eastAsia" w:asciiTheme="minorHAnsi" w:hAnsiTheme="minorHAnsi" w:eastAsiaTheme="minorEastAsia" w:cstheme="minorBidi"/>
-          <w:kern w:val="2"/>
-          <w:sz w:val="21"/>
-          <w:szCs w:val="24"/>
-          <w:lang w:val="en-US" w:eastAsia="zh-CN" w:bidi="ar-SA"/>
-        </w:rPr>
-      </w:pPr>
-      <w:r>
-        <w:rPr>
-          <w:rFonts w:hint="eastAsia" w:asciiTheme="minorHAnsi" w:hAnsiTheme="minorHAnsi" w:eastAsiaTheme="minorEastAsia" w:cstheme="minorBidi"/>
-          <w:kern w:val="2"/>
-          <w:sz w:val="21"/>
-          <w:szCs w:val="24"/>
-          <w:lang w:val="en-US" w:eastAsia="zh-CN" w:bidi="ar-SA"/>
-        </w:rPr>
-        <w:t>基于上述观察，我们提出一种不同的思路：</w:t>
-      </w:r>
-    </w:p>
-    <w:p>
-      <w:pPr>
-        <w:pStyle w:val="6"/>
-        <w:keepNext w:val="0"/>
-        <w:keepLines w:val="0"/>
-        <w:widowControl/>
-        <w:suppressLineNumbers w:val="0"/>
-        <w:ind w:right="720"/>
-        <w:rPr>
-          <w:rFonts w:hint="eastAsia" w:asciiTheme="minorHAnsi" w:hAnsiTheme="minorHAnsi" w:eastAsiaTheme="minorEastAsia" w:cstheme="minorBidi"/>
-          <w:kern w:val="2"/>
-          <w:sz w:val="21"/>
-          <w:szCs w:val="24"/>
-          <w:lang w:val="en-US" w:eastAsia="zh-CN" w:bidi="ar-SA"/>
-        </w:rPr>
-      </w:pPr>
-      <w:r>
-        <w:rPr>
-          <w:rFonts w:hint="eastAsia" w:asciiTheme="minorHAnsi" w:hAnsiTheme="minorHAnsi" w:eastAsiaTheme="minorEastAsia" w:cstheme="minorBidi"/>
-          <w:kern w:val="2"/>
-          <w:sz w:val="21"/>
-          <w:szCs w:val="24"/>
-          <w:lang w:val="en-US" w:eastAsia="zh-CN" w:bidi="ar-SA"/>
-        </w:rPr>
-        <w:t>不依赖任何预训练，而是在测试阶段直接从当前输入图像中生成空间先验。</w:t>
-      </w:r>
-    </w:p>
-    <w:p>
-      <w:pPr>
-        <w:pStyle w:val="6"/>
-        <w:keepNext w:val="0"/>
-        <w:keepLines w:val="0"/>
-        <w:widowControl/>
-        <w:suppressLineNumbers w:val="0"/>
-        <w:rPr>
-          <w:rFonts w:hint="eastAsia" w:asciiTheme="minorHAnsi" w:hAnsiTheme="minorHAnsi" w:eastAsiaTheme="minorEastAsia" w:cstheme="minorBidi"/>
-          <w:kern w:val="2"/>
-          <w:sz w:val="21"/>
-          <w:szCs w:val="24"/>
-          <w:lang w:val="en-US" w:eastAsia="zh-CN" w:bidi="ar-SA"/>
-        </w:rPr>
-      </w:pPr>
-      <w:r>
-        <w:rPr>
-          <w:rFonts w:hint="eastAsia" w:asciiTheme="minorHAnsi" w:hAnsiTheme="minorHAnsi" w:eastAsiaTheme="minorEastAsia" w:cstheme="minorBidi"/>
-          <w:kern w:val="2"/>
-          <w:sz w:val="21"/>
-          <w:szCs w:val="24"/>
-          <w:lang w:val="en-US" w:eastAsia="zh-CN" w:bidi="ar-SA"/>
-        </w:rPr>
-        <w:t>具体而言，我们将空间一致性建模过程转化为一个测试时自监督优化问题，通过对单张图像进行即时优化，动态构建与当前图像内容相匹配的空间结构约束。该过程无需任何额外数据或预训练模型，从而实现数据无关的自适应能力，并显著提升跨域泛化性能。</w:t>
-      </w:r>
-    </w:p>
-    <w:p>
-      <w:pPr>
-        <w:rPr>
-          <w:rFonts w:hint="eastAsia" w:cstheme="minorBidi"/>
-          <w:b/>
-          <w:bCs/>
-          <w:kern w:val="2"/>
-          <w:sz w:val="21"/>
-          <w:szCs w:val="24"/>
-          <w:lang w:val="en-US" w:eastAsia="zh-CN" w:bidi="ar-SA"/>
-        </w:rPr>
-      </w:pPr>
-      <w:r>
-        <w:rPr>
-          <w:rFonts w:hint="eastAsia" w:cstheme="minorBidi"/>
-          <w:b/>
-          <w:bCs/>
-          <w:kern w:val="2"/>
-          <w:sz w:val="21"/>
-          <w:szCs w:val="24"/>
-          <w:lang w:val="en-US" w:eastAsia="zh-CN" w:bidi="ar-SA"/>
-        </w:rPr>
-        <w:t>3.4.1 可微分双边 JBU 上采样</w:t>
-      </w:r>
-    </w:p>
-    <w:p>
-      <w:pPr>
-        <w:rPr>
-          <w:rFonts w:hint="eastAsia"/>
-          <w:lang w:val="en-US" w:eastAsia="zh-CN"/>
-        </w:rPr>
-      </w:pPr>
-    </w:p>
-    <w:p>
-      <w:pPr>
-        <w:rPr>
-          <w:rFonts w:hint="eastAsia"/>
-        </w:rPr>
-      </w:pPr>
-      <w:r>
-        <w:rPr>
-          <w:rFonts w:hint="eastAsia"/>
-        </w:rPr>
-        <w:t>Step 1：Splatting</w:t>
-      </w:r>
-    </w:p>
-    <w:p>
-      <w:pPr>
-        <w:rPr>
-          <w:rFonts w:hint="eastAsia"/>
-        </w:rPr>
-      </w:pPr>
-      <w:r>
-        <w:rPr>
-          <w:rFonts w:hint="eastAsia"/>
-        </w:rPr>
-        <w:t>构建双边网格：</w:t>
-      </w:r>
-    </w:p>
-    <w:p>
-      <w:pPr>
-        <w:rPr>
-          <w:rFonts w:hint="eastAsia"/>
-        </w:rPr>
-      </w:pPr>
-      <m:oMathPara>
-        <m:oMath>
-          <m:r>
-            <m:rPr/>
-            <w:rPr>
-              <w:rFonts w:hint="default" w:ascii="Cambria Math" w:hAnsi="Cambria Math" w:eastAsia="宋体"/>
-              <w:sz w:val="24"/>
-            </w:rPr>
-            <m:t>Gnum=Flr⋅w,</m:t>
-          </m:r>
-          <m:r>
-            <m:rPr/>
-            <w:rPr>
-              <w:rFonts w:hint="default" w:ascii="Cambria Math" w:hAnsi="Cambria Math" w:eastAsia="宋体"/>
-              <w:sz w:val="24"/>
-              <w:lang w:val="en-US" w:eastAsia="zh-CN"/>
-            </w:rPr>
-            <m:t xml:space="preserve">  </m:t>
-          </m:r>
-          <m:r>
-            <m:rPr/>
-            <w:rPr>
-              <w:rFonts w:hint="default" w:ascii="Cambria Math" w:hAnsi="Cambria Math" w:eastAsia="宋体"/>
-              <w:sz w:val="24"/>
-            </w:rPr>
-            <m:t>Gden=w</m:t>
-          </m:r>
-        </m:oMath>
-      </m:oMathPara>
-    </w:p>
-    <w:p>
-      <w:pPr>
-        <w:rPr>
-          <w:rFonts w:hint="eastAsia"/>
-        </w:rPr>
-      </w:pPr>
-      <w:r>
-        <w:rPr>
-          <w:rFonts w:hint="eastAsia"/>
-        </w:rPr>
-        <w:t>Step 2：Grid Smoothing</w:t>
-      </w:r>
-    </w:p>
-    <w:p>
-      <w:pPr>
-        <w:rPr>
           <w:rFonts w:hint="eastAsia" w:hAnsi="宋体" w:eastAsia="宋体" w:cs="宋体"/>
           <w:i w:val="0"/>
+          <w:color w:val="000000"/>
           <w:sz w:val="24"/>
           <w:szCs w:val="24"/>
-        </w:rPr>
-      </w:pPr>
-      <m:oMathPara>
-        <m:oMath>
-          <m:r>
-            <m:rPr/>
-            <w:rPr>
-              <w:rFonts w:hint="default" w:ascii="Cambria Math" w:hAnsi="Cambria Math" w:eastAsia="宋体"/>
-              <w:sz w:val="24"/>
-            </w:rPr>
-            <m:t>G′=AvgPool3D(G)</m:t>
-          </m:r>
-        </m:oMath>
-      </m:oMathPara>
-    </w:p>
-    <w:p>
-      <w:pPr>
-        <w:rPr>
-          <w:rFonts w:hint="eastAsia"/>
-        </w:rPr>
-      </w:pPr>
-      <w:r>
-        <w:rPr>
-          <w:rFonts w:hint="eastAsia"/>
-        </w:rPr>
-        <w:t>Step 3：Slicing</w:t>
-      </w:r>
-    </w:p>
-    <w:p>
-      <w:pPr>
+          <w:bdr w:val="none" w:color="auto" w:sz="0" w:space="0"/>
+          <w:lang w:val="en-US" w:eastAsia="zh-CN"/>
+        </w:rPr>
+      </w:pPr>
+      <w:r>
         <w:rPr>
           <w:rFonts w:hint="eastAsia" w:hAnsi="宋体" w:eastAsia="宋体" w:cs="宋体"/>
           <w:i w:val="0"/>
+          <w:color w:val="000000"/>
           <w:sz w:val="24"/>
           <w:szCs w:val="24"/>
-        </w:rPr>
-      </w:pPr>
-      <m:oMathPara>
-        <m:oMath>
-          <m:r>
-            <m:rPr/>
-            <w:rPr>
-              <w:rFonts w:hint="default" w:ascii="Cambria Math" w:hAnsi="Cambria Math" w:eastAsia="宋体"/>
-              <w:sz w:val="24"/>
-            </w:rPr>
-            <m:t>Fhr=GridSample(G′,coords)</m:t>
-          </m:r>
-        </m:oMath>
-      </m:oMathPara>
-    </w:p>
-    <w:p>
-      <w:pPr>
-        <w:rPr>
-          <w:rFonts w:hint="eastAsia"/>
-        </w:rPr>
-      </w:pPr>
-      <w:r>
-        <w:rPr>
-          <w:rFonts w:hint="eastAsia"/>
-        </w:rPr>
-        <w:t>Step 4：归一化</w:t>
-      </w:r>
-    </w:p>
-    <w:p>
-      <w:pPr>
-        <w:jc w:val="center"/>
-        <w:rPr>
-          <w:rFonts w:hint="eastAsia"/>
-        </w:rPr>
-      </w:pPr>
-      <m:oMathPara>
-        <m:oMath>
-          <m:r>
-            <m:rPr/>
-            <w:rPr>
-              <w:rFonts w:hint="default" w:ascii="Cambria Math" w:hAnsi="Cambria Math" w:eastAsia="宋体"/>
-              <w:sz w:val="24"/>
-            </w:rPr>
-            <m:t>Fout=</m:t>
-          </m:r>
-          <m:f>
-            <m:fPr>
-              <m:ctrlPr>
-                <w:rPr>
-                  <w:rFonts w:hint="default" w:ascii="Cambria Math" w:hAnsi="Cambria Math" w:eastAsia="宋体"/>
-                  <w:i/>
-                  <w:sz w:val="24"/>
-                </w:rPr>
-              </m:ctrlPr>
-            </m:fPr>
-            <m:num>
-              <m:r>
-                <m:rPr/>
-                <w:rPr>
-                  <w:rFonts w:hint="default" w:ascii="Cambria Math" w:hAnsi="Cambria Math" w:eastAsia="宋体"/>
-                  <w:sz w:val="24"/>
-                </w:rPr>
-                <m:t>Fden</m:t>
-              </m:r>
-              <m:ctrlPr>
-                <w:rPr>
-                  <w:rFonts w:hint="default" w:ascii="Cambria Math" w:hAnsi="Cambria Math" w:eastAsia="宋体"/>
-                  <w:i/>
-                  <w:sz w:val="24"/>
-                </w:rPr>
-              </m:ctrlPr>
-            </m:num>
-            <m:den>
-              <m:r>
-                <m:rPr/>
-                <w:rPr>
-                  <w:rFonts w:hint="default" w:ascii="Cambria Math" w:hAnsi="Cambria Math" w:eastAsia="宋体"/>
-                  <w:sz w:val="24"/>
-                </w:rPr>
-                <m:t>Fnum</m:t>
-              </m:r>
-              <m:ctrlPr>
-                <w:rPr>
-                  <w:rFonts w:hint="default" w:ascii="Cambria Math" w:hAnsi="Cambria Math" w:eastAsia="宋体"/>
-                  <w:i/>
-                  <w:sz w:val="24"/>
-                </w:rPr>
-              </m:ctrlPr>
-            </m:den>
-          </m:f>
-          <m:r>
-            <m:rPr/>
-            <w:rPr>
-              <w:rFonts w:hint="default" w:ascii="Cambria Math" w:hAnsi="Cambria Math" w:eastAsia="宋体"/>
-              <w:sz w:val="24"/>
-            </w:rPr>
-            <m:t>​</m:t>
-          </m:r>
-        </m:oMath>
-      </m:oMathPara>
-    </w:p>
-    <w:p>
-      <w:pPr>
-        <w:rPr>
-          <w:rFonts w:hint="eastAsia"/>
-          <w:b/>
-          <w:bCs/>
-        </w:rPr>
-      </w:pPr>
-      <w:r>
-        <w:rPr>
-          <w:rFonts w:hint="eastAsia"/>
-          <w:b/>
-          <w:bCs/>
-        </w:rPr>
-        <w:t>3.4.</w:t>
-      </w:r>
-      <w:r>
-        <w:rPr>
-          <w:rFonts w:hint="eastAsia"/>
-          <w:b/>
-          <w:bCs/>
-          <w:lang w:val="en-US" w:eastAsia="zh-CN"/>
-        </w:rPr>
-        <w:t>2</w:t>
-      </w:r>
-      <w:r>
-        <w:rPr>
-          <w:rFonts w:hint="eastAsia"/>
-          <w:b/>
-          <w:bCs/>
-        </w:rPr>
-        <w:t xml:space="preserve"> 测试时优化策略</w:t>
-      </w:r>
-    </w:p>
-    <w:p>
-      <w:pPr>
-        <w:rPr>
-          <w:rFonts w:hint="eastAsia"/>
-        </w:rPr>
-      </w:pPr>
-      <w:r>
-        <w:rPr>
-          <w:rFonts w:hint="eastAsia"/>
-        </w:rPr>
-        <w:t>目标函数：</w:t>
-      </w:r>
-    </w:p>
-    <w:p>
-      <w:pPr>
-        <w:rPr>
-          <w:rFonts w:hAnsi="宋体" w:eastAsia="宋体" w:cs="宋体"/>
+          <w:bdr w:val="none" w:color="auto" w:sz="0" w:space="0"/>
+          <w:lang w:val="en-US" w:eastAsia="zh-CN"/>
+        </w:rPr>
+        <w:t>具体来说，模型首先将高清图缩小为低清图，然后通过上采样一点点放大到预测图，L1损失为和预测图的差距，学习四个参数，知道学会最佳放大规则。</w:t>
+      </w:r>
+    </w:p>
+    <w:p>
+      <w:pPr>
+        <w:rPr>
+          <w:rFonts w:hint="default" w:hAnsi="宋体" w:eastAsia="宋体" w:cs="宋体"/>
           <w:i w:val="0"/>
+          <w:color w:val="000000"/>
           <w:sz w:val="24"/>
           <w:szCs w:val="24"/>
-        </w:rPr>
-      </w:pPr>
-      <m:oMathPara>
-        <m:oMath>
-          <m:r>
-            <m:rPr/>
-            <w:rPr>
-              <w:rFonts w:hint="default" w:ascii="Cambria Math" w:hAnsi="Cambria Math" w:eastAsia="宋体"/>
-              <w:sz w:val="24"/>
-            </w:rPr>
-            <m:t>L=∥UPA(Flr)−Fhr∥1</m:t>
-          </m:r>
-        </m:oMath>
-      </m:oMathPara>
-    </w:p>
-    <w:p>
-      <w:pPr>
-        <w:rPr>
-          <w:rFonts w:hint="default" w:hAnsi="宋体" w:eastAsia="宋体" w:cs="宋体"/>
-          <w:i w:val="0"/>
-          <w:sz w:val="24"/>
-          <w:szCs w:val="24"/>
+          <w:bdr w:val="none" w:color="auto" w:sz="0" w:space="0"/>
           <w:lang w:val="en-US" w:eastAsia="zh-CN"/>
         </w:rPr>
       </w:pPr>
@@ -4732,7 +6751,7 @@
           <wp:inline distT="0" distB="0" distL="114300" distR="114300">
             <wp:extent cx="5561965" cy="792480"/>
             <wp:effectExtent l="0" t="0" r="635" b="7620"/>
-            <wp:docPr id="5" name="图片 5" descr="图片1"/>
+            <wp:docPr id="5" name="图片 5" descr="F:/www/RSOVS/bench/banner/横向带名称长图.jpg横向带名称长图"/>
             <wp:cNvGraphicFramePr>
               <a:graphicFrameLocks xmlns:a="http://schemas.openxmlformats.org/drawingml/2006/main" noChangeAspect="1"/>
             </wp:cNvGraphicFramePr>
@@ -4740,13 +6759,14 @@
               <a:graphicData uri="http://schemas.openxmlformats.org/drawingml/2006/picture">
                 <pic:pic xmlns:pic="http://schemas.openxmlformats.org/drawingml/2006/picture">
                   <pic:nvPicPr>
-                    <pic:cNvPr id="5" name="图片 5" descr="图片1"/>
+                    <pic:cNvPr id="5" name="图片 5" descr="F:/www/RSOVS/bench/banner/横向带名称长图.jpg横向带名称长图"/>
                     <pic:cNvPicPr>
                       <a:picLocks noChangeAspect="1"/>
                     </pic:cNvPicPr>
                   </pic:nvPicPr>
                   <pic:blipFill>
                     <a:blip r:embed="rId5"/>
+                    <a:srcRect t="571" b="571"/>
                     <a:stretch>
                       <a:fillRect/>
                     </a:stretch>
@@ -4828,8 +6848,8 @@
         </w:rPr>
         <w:drawing>
           <wp:inline distT="0" distB="0" distL="114300" distR="114300">
-            <wp:extent cx="5513070" cy="3317240"/>
-            <wp:effectExtent l="0" t="0" r="11430" b="16510"/>
+            <wp:extent cx="5686425" cy="2477135"/>
+            <wp:effectExtent l="0" t="0" r="9525" b="18415"/>
             <wp:docPr id="6" name="图片 6" descr="图片2"/>
             <wp:cNvGraphicFramePr>
               <a:graphicFrameLocks xmlns:a="http://schemas.openxmlformats.org/drawingml/2006/main" noChangeAspect="1"/>
@@ -4845,6 +6865,7 @@
                   </pic:nvPicPr>
                   <pic:blipFill>
                     <a:blip r:embed="rId6"/>
+                    <a:srcRect b="27603"/>
                     <a:stretch>
                       <a:fillRect/>
                     </a:stretch>
@@ -4852,7 +6873,7 @@
                   <pic:spPr>
                     <a:xfrm>
                       <a:off x="0" y="0"/>
-                      <a:ext cx="5513070" cy="3317240"/>
+                      <a:ext cx="5686425" cy="2477135"/>
                     </a:xfrm>
                     <a:prstGeom prst="rect">
                       <a:avLst/>
@@ -6206,7 +8227,7 @@
     <w:lsdException w:unhideWhenUsed="0" w:uiPriority="0" w:semiHidden="0" w:name="Document Map"/>
     <w:lsdException w:unhideWhenUsed="0" w:uiPriority="0" w:semiHidden="0" w:name="Plain Text"/>
     <w:lsdException w:unhideWhenUsed="0" w:uiPriority="0" w:semiHidden="0" w:name="E-mail Signature"/>
-    <w:lsdException w:unhideWhenUsed="0" w:uiPriority="0" w:semiHidden="0" w:name="Normal (Web)"/>
+    <w:lsdException w:qFormat="1" w:unhideWhenUsed="0" w:uiPriority="0" w:semiHidden="0" w:name="Normal (Web)"/>
     <w:lsdException w:unhideWhenUsed="0" w:uiPriority="0" w:semiHidden="0" w:name="HTML Acronym"/>
     <w:lsdException w:unhideWhenUsed="0" w:uiPriority="0" w:semiHidden="0" w:name="HTML Address"/>
     <w:lsdException w:unhideWhenUsed="0" w:uiPriority="0" w:semiHidden="0" w:name="HTML Cite"/>
@@ -6481,6 +8502,7 @@
   <w:style w:type="paragraph" w:styleId="6">
     <w:name w:val="Normal (Web)"/>
     <w:basedOn w:val="1"/>
+    <w:qFormat/>
     <w:uiPriority w:val="0"/>
     <w:pPr>
       <w:spacing w:before="0" w:beforeAutospacing="1" w:after="0" w:afterAutospacing="1"/>

--- a/doc/论文0522.docx
+++ b/doc/论文0522.docx
@@ -26,7 +26,7 @@
           <w:szCs w:val="32"/>
           <w:lang w:eastAsia="zh-CN"/>
         </w:rPr>
-        <w:t>Optimization</w:t>
+        <w:t>Adaptation</w:t>
       </w:r>
       <w:r>
         <w:rPr>
@@ -166,14 +166,27 @@
         <w:rPr>
           <w:rFonts w:hint="eastAsia"/>
         </w:rPr>
-        <w:t xml:space="preserve">本文提出一种新的范式——测试时空间自适应（Test-Time Spatial </w:t>
+        <w:t>本文提出一种新的</w:t>
+      </w:r>
+      <w:r>
+        <w:rPr>
+          <w:rFonts w:hint="eastAsia"/>
+          <w:lang w:val="en-US" w:eastAsia="zh-CN"/>
+        </w:rPr>
+        <w:t>思路</w:t>
+      </w:r>
+      <w:r>
+        <w:rPr>
+          <w:rFonts w:hint="eastAsia"/>
+        </w:rPr>
+        <w:t xml:space="preserve">——测试时空间自适应（Test-Time Spatial </w:t>
       </w:r>
       <w:r>
         <w:rPr>
           <w:rFonts w:hint="eastAsia"/>
           <w:lang w:eastAsia="zh-CN"/>
         </w:rPr>
-        <w:t>Optimization</w:t>
+        <w:t>Adaptation</w:t>
       </w:r>
       <w:r>
         <w:rPr>
@@ -186,7 +199,7 @@
           <w:rFonts w:hint="eastAsia"/>
           <w:lang w:eastAsia="zh-CN"/>
         </w:rPr>
-        <w:t>OVSTTO</w:t>
+        <w:t>TTAOV</w:t>
       </w:r>
       <w:r>
         <w:rPr>
@@ -264,7 +277,20 @@
         <w:rPr>
           <w:rFonts w:hint="eastAsia"/>
         </w:rPr>
-        <w:t>该方法完全不依赖预训练数据，在多个遥感数据集（LoveDA、UDD、</w:t>
+        <w:t>该方法完全不依赖预训练数据，在多个遥感数据集（</w:t>
+      </w:r>
+      <w:r>
+        <w:rPr>
+          <w:rFonts w:hint="eastAsia"/>
+          <w:lang w:val="en-US" w:eastAsia="zh-CN"/>
+        </w:rPr>
+        <w:t>DDOA</w:t>
+      </w:r>
+      <w:r>
+        <w:rPr>
+          <w:rFonts w:hint="eastAsia"/>
+        </w:rPr>
+        <w:t>、UDD、</w:t>
       </w:r>
       <w:r>
         <w:rPr>
@@ -304,6 +330,28 @@
           <w:rFonts w:hint="eastAsia"/>
         </w:rPr>
         <w:t>，提供更强的跨域泛化能力。</w:t>
+      </w:r>
+    </w:p>
+    <w:p>
+      <w:pPr>
+        <w:rPr>
+          <w:rFonts w:hint="eastAsia"/>
+        </w:rPr>
+      </w:pPr>
+    </w:p>
+    <w:p>
+      <w:pPr>
+        <w:rPr>
+          <w:rFonts w:hint="default" w:eastAsiaTheme="minorEastAsia"/>
+          <w:lang w:val="en-US" w:eastAsia="zh-CN"/>
+        </w:rPr>
+      </w:pPr>
+      <w:r>
+        <w:rPr>
+          <w:rFonts w:hint="eastAsia"/>
+          <w:lang w:val="en-US" w:eastAsia="zh-CN"/>
+        </w:rPr>
+        <w:t>与此同时，本文首次将所有开放词汇分割概括为图文匹配先验+自监督空间（空谱）先验，为后续该方向实验提供参考范式。</w:t>
       </w:r>
     </w:p>
     <w:p>
@@ -656,7 +704,21 @@
           <w:rFonts w:hint="eastAsia"/>
           <w:lang w:eastAsia="zh-CN"/>
         </w:rPr>
-        <w:t>主流方法逐渐形成了一种统一范式：</w:t>
+        <w:t>主流方法逐渐形成了一种</w:t>
+      </w:r>
+      <w:r>
+        <w:rPr>
+          <w:rFonts w:hint="eastAsia"/>
+          <w:lang w:val="en-US" w:eastAsia="zh-CN"/>
+        </w:rPr>
+        <w:t>近似的</w:t>
+      </w:r>
+      <w:r>
+        <w:rPr>
+          <w:rFonts w:hint="eastAsia"/>
+          <w:lang w:eastAsia="zh-CN"/>
+        </w:rPr>
+        <w:t>统一范式：</w:t>
       </w:r>
     </w:p>
     <w:p>
@@ -692,7 +754,7 @@
           <w:bCs/>
           <w:lang w:val="en-US" w:eastAsia="zh-CN"/>
         </w:rPr>
-        <w:t xml:space="preserve"> </w:t>
+        <w:t xml:space="preserve"> 重构后的图文匹配先验</w:t>
       </w:r>
       <w:r>
         <w:rPr>
@@ -701,7 +763,7 @@
           <w:bCs/>
           <w:lang w:eastAsia="zh-CN"/>
         </w:rPr>
-        <w:t>表征 + 结构</w:t>
+        <w:t xml:space="preserve"> + </w:t>
       </w:r>
       <w:r>
         <w:rPr>
@@ -710,7 +772,7 @@
           <w:bCs/>
           <w:lang w:val="en-US" w:eastAsia="zh-CN"/>
         </w:rPr>
-        <w:t>和注意力重构</w:t>
+        <w:t>自监督</w:t>
       </w:r>
       <w:r>
         <w:rPr>
@@ -719,24 +781,44 @@
           <w:bCs/>
           <w:lang w:eastAsia="zh-CN"/>
         </w:rPr>
-        <w:t xml:space="preserve"> + 空间先验（如 DINO 或预训练上采样器）</w:t>
-      </w:r>
-    </w:p>
-    <w:p>
-      <w:pPr>
-        <w:rPr>
-          <w:rFonts w:hint="eastAsia"/>
+        <w:t>空间先验（如 DINO</w:t>
+      </w:r>
+      <w:r>
+        <w:rPr>
+          <w:rFonts w:hint="eastAsia"/>
+          <w:b/>
+          <w:bCs/>
+          <w:lang w:val="en-US" w:eastAsia="zh-CN"/>
+        </w:rPr>
+        <w:t>自蒸馏</w:t>
+      </w:r>
+      <w:r>
+        <w:rPr>
+          <w:rFonts w:hint="eastAsia"/>
+          <w:b/>
+          <w:bCs/>
           <w:lang w:eastAsia="zh-CN"/>
         </w:rPr>
-      </w:pPr>
-    </w:p>
-    <w:p>
-      <w:pPr>
-        <w:rPr>
-          <w:rFonts w:hint="eastAsia"/>
+        <w:t>或</w:t>
+      </w:r>
+      <w:r>
+        <w:rPr>
+          <w:rFonts w:hint="eastAsia"/>
+          <w:b/>
+          <w:bCs/>
+          <w:lang w:val="en-US" w:eastAsia="zh-CN"/>
+        </w:rPr>
+        <w:t>本文自监督</w:t>
+      </w:r>
+      <w:r>
+        <w:rPr>
+          <w:rFonts w:hint="eastAsia"/>
+          <w:b/>
+          <w:bCs/>
           <w:lang w:eastAsia="zh-CN"/>
         </w:rPr>
-      </w:pPr>
+        <w:t>上采样器）</w:t>
+      </w:r>
     </w:p>
     <w:p>
       <w:pPr>
@@ -745,13 +827,14 @@
           <w:lang w:eastAsia="zh-CN"/>
         </w:rPr>
       </w:pPr>
-      <w:r>
+    </w:p>
+    <w:p>
+      <w:pPr>
         <w:rPr>
           <w:rFonts w:hint="eastAsia"/>
           <w:lang w:eastAsia="zh-CN"/>
         </w:rPr>
-        <w:t>与此同时，测试时适应（Test-Time Optimization, TTO）作为一种新兴范式，在无需额外数据的条件下，通过对输入样本自身进行自监督优化，实现模型的动态适配，在域泛化和风格迁移等任务中表现出良好潜力。然而，如何将 TTO 引入开放词汇分割，特别是在遥感影像中构建细粒度空间结构，仍缺乏系统性研究。</w:t>
-      </w:r>
+      </w:pPr>
     </w:p>
     <w:p>
       <w:pPr>
@@ -760,42 +843,155 @@
           <w:lang w:eastAsia="zh-CN"/>
         </w:rPr>
       </w:pPr>
-    </w:p>
-    <w:p>
-      <w:pPr>
+      <w:r>
         <w:rPr>
           <w:rFonts w:hint="eastAsia"/>
           <w:lang w:eastAsia="zh-CN"/>
         </w:rPr>
-      </w:pPr>
+        <w:t>与此同时，测试时</w:t>
+      </w:r>
+      <w:r>
+        <w:rPr>
+          <w:rFonts w:hint="eastAsia"/>
+          <w:lang w:val="en-US" w:eastAsia="zh-CN"/>
+        </w:rPr>
+        <w:t>自</w:t>
+      </w:r>
       <w:r>
         <w:rPr>
           <w:rFonts w:hint="eastAsia"/>
           <w:lang w:eastAsia="zh-CN"/>
         </w:rPr>
-        <w:t>为此，本文提出 OVSTTO 框架，一种面向遥感场景的开放词汇分割方法，其核心思想是将离线空间先验学习转化为测试时空间自适应（Test-Time Spatial Optimization）。具体而言，我们的方法包含两个关键组成部分：</w:t>
-      </w:r>
-    </w:p>
-    <w:p>
-      <w:pPr>
+        <w:t>适应（Test-Time Adaptation, TTA）作为一种新兴</w:t>
+      </w:r>
+      <w:r>
+        <w:rPr>
+          <w:rFonts w:hint="eastAsia"/>
+          <w:lang w:val="en-US" w:eastAsia="zh-CN"/>
+        </w:rPr>
+        <w:t>训练方法</w:t>
+      </w:r>
+      <w:r>
         <w:rPr>
           <w:rFonts w:hint="eastAsia"/>
           <w:lang w:eastAsia="zh-CN"/>
         </w:rPr>
-      </w:pPr>
-    </w:p>
-    <w:p>
-      <w:pPr>
+        <w:t>，在无需额外数据的条件下，通过对输入样本自身进行自监督优化，实现模型的动态</w:t>
+      </w:r>
+      <w:r>
+        <w:rPr>
+          <w:rFonts w:hint="eastAsia"/>
+          <w:lang w:val="en-US" w:eastAsia="zh-CN"/>
+        </w:rPr>
+        <w:t>聚类</w:t>
+      </w:r>
+      <w:r>
         <w:rPr>
           <w:rFonts w:hint="eastAsia"/>
           <w:lang w:eastAsia="zh-CN"/>
         </w:rPr>
-      </w:pPr>
+        <w:t>，</w:t>
+      </w:r>
+      <w:r>
+        <w:rPr>
+          <w:rFonts w:hint="eastAsia"/>
+          <w:lang w:val="en-US" w:eastAsia="zh-CN"/>
+        </w:rPr>
+        <w:t>刚好适配零样本开放词汇训练</w:t>
+      </w:r>
       <w:r>
         <w:rPr>
           <w:rFonts w:hint="eastAsia"/>
           <w:lang w:eastAsia="zh-CN"/>
         </w:rPr>
+        <w:t>。然而，如何将 TTA 引入开放词汇分割，</w:t>
+      </w:r>
+      <w:r>
+        <w:rPr>
+          <w:rFonts w:hint="eastAsia"/>
+          <w:lang w:val="en-US" w:eastAsia="zh-CN"/>
+        </w:rPr>
+        <w:t>特别是TTA通常只能使用极简的网络结构</w:t>
+      </w:r>
+      <w:r>
+        <w:rPr>
+          <w:rFonts w:hint="eastAsia"/>
+          <w:lang w:eastAsia="zh-CN"/>
+        </w:rPr>
+        <w:t>，</w:t>
+      </w:r>
+      <w:r>
+        <w:rPr>
+          <w:rFonts w:hint="eastAsia"/>
+          <w:lang w:val="en-US" w:eastAsia="zh-CN"/>
+        </w:rPr>
+        <w:t>怎样巧妙利用测试时优化，</w:t>
+      </w:r>
+      <w:r>
+        <w:rPr>
+          <w:rFonts w:hint="eastAsia"/>
+          <w:lang w:eastAsia="zh-CN"/>
+        </w:rPr>
+        <w:t>仍缺乏</w:t>
+      </w:r>
+      <w:r>
+        <w:rPr>
+          <w:rFonts w:hint="eastAsia"/>
+          <w:lang w:val="en-US" w:eastAsia="zh-CN"/>
+        </w:rPr>
+        <w:t>研究和尝试</w:t>
+      </w:r>
+      <w:r>
+        <w:rPr>
+          <w:rFonts w:hint="eastAsia"/>
+          <w:lang w:eastAsia="zh-CN"/>
+        </w:rPr>
+        <w:t>。</w:t>
+      </w:r>
+    </w:p>
+    <w:p>
+      <w:pPr>
+        <w:rPr>
+          <w:rFonts w:hint="eastAsia"/>
+          <w:lang w:eastAsia="zh-CN"/>
+        </w:rPr>
+      </w:pPr>
+    </w:p>
+    <w:p>
+      <w:pPr>
+        <w:rPr>
+          <w:rFonts w:hint="eastAsia"/>
+          <w:lang w:eastAsia="zh-CN"/>
+        </w:rPr>
+      </w:pPr>
+      <w:r>
+        <w:rPr>
+          <w:rFonts w:hint="eastAsia"/>
+          <w:lang w:eastAsia="zh-CN"/>
+        </w:rPr>
+        <w:t>为此，本文提出 TTAOV 框架，一种面向遥感场景的开放词汇分割方法，其核心思想是将离线空间先验学习转化为测试时空间自适应（Test-Time Spatial Adaptation）。具体而言，我们的方法包含两个关键组成部分：</w:t>
+      </w:r>
+    </w:p>
+    <w:p>
+      <w:pPr>
+        <w:rPr>
+          <w:rFonts w:hint="eastAsia"/>
+          <w:lang w:eastAsia="zh-CN"/>
+        </w:rPr>
+      </w:pPr>
+    </w:p>
+    <w:p>
+      <w:pPr>
+        <w:rPr>
+          <w:rFonts w:hint="eastAsia"/>
+          <w:lang w:eastAsia="zh-CN"/>
+        </w:rPr>
+      </w:pPr>
+      <w:r>
+        <w:rPr>
+          <w:rFonts w:hint="eastAsia"/>
+          <w:lang w:eastAsia="zh-CN"/>
+        </w:rPr>
         <w:t>首先，我们对 CLIP 结构</w:t>
       </w:r>
       <w:r>
@@ -810,7 +1006,21 @@
           <w:rFonts w:hint="eastAsia"/>
           <w:lang w:eastAsia="zh-CN"/>
         </w:rPr>
-        <w:t>进行重构，在保留 patch 级语义对齐能力的同时，通过去除 CLS token 偏置、替换为 Self-Self Attention（</w:t>
+        <w:t>进行重构，在保留 patch 级语义对齐能力的同时，通过去除 CLS token 偏置、</w:t>
+      </w:r>
+      <w:r>
+        <w:rPr>
+          <w:rFonts w:hint="eastAsia"/>
+          <w:lang w:val="en-US" w:eastAsia="zh-CN"/>
+        </w:rPr>
+        <w:t xml:space="preserve">最后一层 block </w:t>
+      </w:r>
+      <w:r>
+        <w:rPr>
+          <w:rFonts w:hint="eastAsia"/>
+          <w:lang w:eastAsia="zh-CN"/>
+        </w:rPr>
+        <w:t>替换为 Self-Self Attention（</w:t>
       </w:r>
       <w:r>
         <w:rPr>
@@ -847,36 +1057,30 @@
           <w:rFonts w:hint="eastAsia"/>
           <w:lang w:eastAsia="zh-CN"/>
         </w:rPr>
-        <w:t>其次，我们提出一种测试时自监督优化</w:t>
-      </w:r>
-      <w:r>
-        <w:rPr>
-          <w:rFonts w:hint="eastAsia"/>
-          <w:lang w:val="en-US" w:eastAsia="zh-CN"/>
-        </w:rPr>
-        <w:t>器</w:t>
+        <w:t>其次，我们提出一种测试时自监督优化，基于可微分</w:t>
+      </w:r>
+      <w:r>
+        <w:rPr>
+          <w:rFonts w:hint="eastAsia"/>
+          <w:lang w:val="en-US" w:eastAsia="zh-CN"/>
+        </w:rPr>
+        <w:t>联合</w:t>
       </w:r>
       <w:r>
         <w:rPr>
           <w:rFonts w:hint="eastAsia"/>
           <w:lang w:eastAsia="zh-CN"/>
         </w:rPr>
-        <w:t>，基于可微分</w:t>
-      </w:r>
-      <w:r>
-        <w:rPr>
-          <w:rFonts w:hint="eastAsia"/>
-          <w:lang w:val="en-US" w:eastAsia="zh-CN"/>
-        </w:rPr>
-        <w:t>联合</w:t>
-      </w:r>
-      <w:r>
+        <w:t>双边网格构建高效的上采样机制。在推理阶段，该模块通过单图像自监督重建目标进行即时优化，从当前图像中动态生成空间一致性约束，从而实现像素级特征提纯。与依赖预训练的上采样方法不同，该过程完全不依赖任何数据集，从而具备更强的跨域泛化能力。</w:t>
+      </w:r>
+    </w:p>
+    <w:p>
+      <w:pPr>
         <w:rPr>
           <w:rFonts w:hint="eastAsia"/>
           <w:lang w:eastAsia="zh-CN"/>
         </w:rPr>
-        <w:t>双边网格构建高效的上采样机制。在推理阶段，该模块通过单图像自监督重建目标进行即时优化，从当前图像中动态生成空间一致性约束，从而实现像素级特征提纯。与依赖预训练的上采样方法不同，该过程完全不依赖任何数据集，从而具备更强的跨域泛化能力。</w:t>
-      </w:r>
+      </w:pPr>
     </w:p>
     <w:p>
       <w:pPr>
@@ -885,49 +1089,49 @@
           <w:lang w:eastAsia="zh-CN"/>
         </w:rPr>
       </w:pPr>
-    </w:p>
-    <w:p>
-      <w:pPr>
+      <w:r>
         <w:rPr>
           <w:rFonts w:hint="eastAsia"/>
           <w:lang w:eastAsia="zh-CN"/>
         </w:rPr>
-      </w:pPr>
+        <w:t>此外，我们对传统基于核函数的联合双边上采样（JBU）算法进行了改进，将复杂度从 O(HW</w:t>
+      </w:r>
+      <w:r>
+        <w:rPr>
+          <w:rFonts w:hint="eastAsia"/>
+          <w:lang w:val="en-US" w:eastAsia="zh-CN"/>
+        </w:rPr>
+        <w:t>^</w:t>
+      </w:r>
       <w:r>
         <w:rPr>
           <w:rFonts w:hint="eastAsia"/>
           <w:lang w:eastAsia="zh-CN"/>
         </w:rPr>
-        <w:t>此外，我们对传统基于核函数的联合双边上采样（JBU）算法进行了改进，基于双边网格实现高效近似，将复杂度从 O(HW</w:t>
-      </w:r>
-      <w:r>
-        <w:rPr>
-          <w:rFonts w:hint="eastAsia"/>
-          <w:lang w:val="en-US" w:eastAsia="zh-CN"/>
-        </w:rPr>
-        <w:t>^</w:t>
+        <w:t>2) 降低至 O(HW)，在保证可微性的同时实现约 50 倍加速，使得</w:t>
+      </w:r>
+      <w:r>
+        <w:rPr>
+          <w:rFonts w:hint="eastAsia"/>
+          <w:lang w:val="en-US" w:eastAsia="zh-CN"/>
+        </w:rPr>
+        <w:t>一张遥感大图的</w:t>
       </w:r>
       <w:r>
         <w:rPr>
           <w:rFonts w:hint="eastAsia"/>
           <w:lang w:eastAsia="zh-CN"/>
         </w:rPr>
-        <w:t>2) 降低至 O(HW)，在保证可微性的同时实现约 50 倍加速，使得</w:t>
-      </w:r>
-      <w:r>
-        <w:rPr>
-          <w:rFonts w:hint="eastAsia"/>
-          <w:lang w:val="en-US" w:eastAsia="zh-CN"/>
-        </w:rPr>
-        <w:t>一张遥感大图的</w:t>
-      </w:r>
-      <w:r>
+        <w:t>测试时优化过程在 1 秒内完成。</w:t>
+      </w:r>
+    </w:p>
+    <w:p>
+      <w:pPr>
         <w:rPr>
           <w:rFonts w:hint="eastAsia"/>
           <w:lang w:eastAsia="zh-CN"/>
         </w:rPr>
-        <w:t>测试时优化过程在 1 秒内完成。</w:t>
-      </w:r>
+      </w:pPr>
     </w:p>
     <w:p>
       <w:pPr>
@@ -936,20 +1140,26 @@
           <w:lang w:eastAsia="zh-CN"/>
         </w:rPr>
       </w:pPr>
-    </w:p>
-    <w:p>
-      <w:pPr>
+      <w:r>
         <w:rPr>
           <w:rFonts w:hint="eastAsia"/>
           <w:lang w:eastAsia="zh-CN"/>
         </w:rPr>
-      </w:pPr>
+        <w:t>如</w:t>
+      </w:r>
+      <w:r>
+        <w:rPr>
+          <w:rFonts w:hint="eastAsia"/>
+          <w:lang w:val="en-US" w:eastAsia="zh-CN"/>
+        </w:rPr>
+        <w:t>下图</w:t>
+      </w:r>
       <w:r>
         <w:rPr>
           <w:rFonts w:hint="eastAsia"/>
           <w:lang w:eastAsia="zh-CN"/>
         </w:rPr>
-        <w:t>如图1所示，OVSTTO 框架由两部分组成：（1）CLIP 结构优化模块，用于消除全局语义偏置并增强局部建模能力；（2）测试时空间自适应模块，通过自监督优化动态构建空间先验，实现无需预训练的数据无关泛化能力。</w:t>
+        <w:t>所示，TTAOV 框架由两部分组成：（1）CLIP 结构优化模块，用于消除全局语义偏置并增强局部建模能力；（2）测试时空间自适应模块，通过自监督优化动态构建空间先验，实现无需预训练的数据无关泛化能力。</w:t>
       </w:r>
     </w:p>
     <w:p>
@@ -1093,8 +1303,6 @@
         </w:rPr>
         <w:t>问题定义</w:t>
       </w:r>
-      <w:bookmarkStart w:id="0" w:name="_GoBack"/>
-      <w:bookmarkEnd w:id="0"/>
     </w:p>
     <w:p>
       <w:pPr>
@@ -1352,7 +1560,7 @@
           <w:sz w:val="21"/>
           <w:lang w:val="en-US" w:eastAsia="zh-CN"/>
         </w:rPr>
-        <w:t>OVSTTO 由两部分组成，首先是对 CLIP 的结构和注意力进行重构，削弱其全局语义偏置，第二部分是测试时空间自适应模块，以测试时可微分双边 JBU 上采样器为主，通过自监督优化的方式动态增加空间约束。</w:t>
+        <w:t>TTAOV 由两部分组成，首先是对 CLIP 的结构和注意力进行重构，削弱其全局语义偏置，第二部分是测试时空间自适应模块，以测试时可微分双边 JBU 上采样器为主，通过自监督优化的方式动态增加空间约束。</w:t>
       </w:r>
     </w:p>
     <w:p>
@@ -1560,7 +1768,90 @@
           <w:sz w:val="21"/>
           <w:lang w:val="en-US" w:eastAsia="zh-CN"/>
         </w:rPr>
-        <w:t>OVSTTO 就是为了解决这三个问题而诞生。</w:t>
+        <w:t>TTAOV 就是为了解决这三个问题而诞生，具体来说，我们修改了 CLIP 的结构和注意力，将最后一层的注意力修改为 QQ 注意力，并去掉 FFN 和 残差链接，减去 CLS token</w:t>
+      </w:r>
+    </w:p>
+    <w:p>
+      <w:pPr>
+        <w:widowControl w:val="0"/>
+        <w:numPr>
+          <w:ilvl w:val="0"/>
+          <w:numId w:val="0"/>
+        </w:numPr>
+        <w:jc w:val="both"/>
+        <w:rPr>
+          <w:rFonts w:hint="eastAsia" w:hAnsi="Cambria Math"/>
+          <w:b w:val="0"/>
+          <w:bCs w:val="0"/>
+          <w:i w:val="0"/>
+          <w:sz w:val="21"/>
+          <w:lang w:val="en-US" w:eastAsia="zh-CN"/>
+        </w:rPr>
+      </w:pPr>
+    </w:p>
+    <w:p>
+      <w:pPr>
+        <w:widowControl w:val="0"/>
+        <w:numPr>
+          <w:ilvl w:val="0"/>
+          <w:numId w:val="0"/>
+        </w:numPr>
+        <w:jc w:val="both"/>
+        <w:rPr>
+          <w:rFonts w:hint="default" w:hAnsi="Cambria Math"/>
+          <w:b w:val="0"/>
+          <w:bCs w:val="0"/>
+          <w:i w:val="0"/>
+          <w:sz w:val="21"/>
+          <w:lang w:val="en-US" w:eastAsia="zh-CN"/>
+        </w:rPr>
+      </w:pPr>
+      <w:r>
+        <w:rPr>
+          <w:rFonts w:hint="default" w:hAnsi="Cambria Math"/>
+          <w:b w:val="0"/>
+          <w:bCs w:val="0"/>
+          <w:i w:val="0"/>
+          <w:sz w:val="21"/>
+          <w:lang w:val="en-US" w:eastAsia="zh-CN"/>
+        </w:rPr>
+        <w:drawing>
+          <wp:inline distT="0" distB="0" distL="114300" distR="114300">
+            <wp:extent cx="5260975" cy="2456815"/>
+            <wp:effectExtent l="0" t="0" r="15875" b="635"/>
+            <wp:docPr id="4" name="图片 4" descr="05197d55-4bb3-4e5d-94d4-051b37319a3e"/>
+            <wp:cNvGraphicFramePr>
+              <a:graphicFrameLocks xmlns:a="http://schemas.openxmlformats.org/drawingml/2006/main" noChangeAspect="1"/>
+            </wp:cNvGraphicFramePr>
+            <a:graphic xmlns:a="http://schemas.openxmlformats.org/drawingml/2006/main">
+              <a:graphicData uri="http://schemas.openxmlformats.org/drawingml/2006/picture">
+                <pic:pic xmlns:pic="http://schemas.openxmlformats.org/drawingml/2006/picture">
+                  <pic:nvPicPr>
+                    <pic:cNvPr id="4" name="图片 4" descr="05197d55-4bb3-4e5d-94d4-051b37319a3e"/>
+                    <pic:cNvPicPr>
+                      <a:picLocks noChangeAspect="1"/>
+                    </pic:cNvPicPr>
+                  </pic:nvPicPr>
+                  <pic:blipFill>
+                    <a:blip r:embed="rId5"/>
+                    <a:stretch>
+                      <a:fillRect/>
+                    </a:stretch>
+                  </pic:blipFill>
+                  <pic:spPr>
+                    <a:xfrm>
+                      <a:off x="0" y="0"/>
+                      <a:ext cx="5260975" cy="2456815"/>
+                    </a:xfrm>
+                    <a:prstGeom prst="rect">
+                      <a:avLst/>
+                    </a:prstGeom>
+                  </pic:spPr>
+                </pic:pic>
+              </a:graphicData>
+            </a:graphic>
+          </wp:inline>
+        </w:drawing>
       </w:r>
     </w:p>
     <w:p>
@@ -1838,7 +2129,6 @@
           <w:color w:val="000000"/>
           <w:sz w:val="24"/>
           <w:szCs w:val="24"/>
-          <w:bdr w:val="none" w:color="auto" w:sz="0" w:space="0"/>
         </w:rPr>
       </w:pPr>
       <m:oMathPara>
@@ -1860,9 +2150,8 @@
           <w:rFonts w:hint="eastAsia" w:hAnsi="宋体" w:eastAsia="宋体" w:cs="宋体"/>
           <w:i w:val="0"/>
           <w:color w:val="000000"/>
-          <w:sz w:val="24"/>
-          <w:szCs w:val="24"/>
-          <w:bdr w:val="none" w:color="auto" w:sz="0" w:space="0"/>
+          <w:sz w:val="21"/>
+          <w:szCs w:val="21"/>
           <w:lang w:val="en-US" w:eastAsia="zh-CN"/>
         </w:rPr>
       </w:pPr>
@@ -1871,9 +2160,8 @@
           <w:rFonts w:hint="eastAsia" w:hAnsi="宋体" w:eastAsia="宋体" w:cs="宋体"/>
           <w:i w:val="0"/>
           <w:color w:val="000000"/>
-          <w:sz w:val="24"/>
-          <w:szCs w:val="24"/>
-          <w:bdr w:val="none" w:color="auto" w:sz="0" w:space="0"/>
+          <w:sz w:val="21"/>
+          <w:szCs w:val="21"/>
           <w:lang w:val="en-US" w:eastAsia="zh-CN"/>
         </w:rPr>
         <w:t>CLS token 代表整张图的平均背景信息，会冲淡遥感物体，通常会直接去掉 CLS token，这里使用了一种 trick 空间滤波的减法操作，目的是去除全局特征，只保留像素独有的稠密特征。</w:t>
@@ -1887,7 +2175,6 @@
           <w:color w:val="000000"/>
           <w:sz w:val="24"/>
           <w:szCs w:val="24"/>
-          <w:bdr w:val="none" w:color="auto" w:sz="0" w:space="0"/>
           <w:lang w:val="en-US" w:eastAsia="zh-CN"/>
         </w:rPr>
       </w:pPr>
@@ -1980,6 +2267,8 @@
         </w:rPr>
         <w:t xml:space="preserve"> Self-Self Attention</w:t>
       </w:r>
+      <w:bookmarkStart w:id="0" w:name="_GoBack"/>
+      <w:bookmarkEnd w:id="0"/>
     </w:p>
     <w:p>
       <w:pPr>
@@ -2016,7 +2305,7 @@
           <w:szCs w:val="24"/>
           <w:lang w:val="en-US" w:eastAsia="zh-CN" w:bidi="ar-SA"/>
         </w:rPr>
-        <w:t>CLIP 原生自注意力是全局的标准自注意力，每一个 token 都会关注到其它 token，包括 CLS token ，于是，</w:t>
+        <w:t>CLIP 最后一层的原生自注意力是全局的标准自注意力，每一个 token 都会关注到其它 token，包括 CLS token ，于是，</w:t>
       </w:r>
       <w:r>
         <w:rPr>
@@ -2033,14 +2322,12 @@
     </w:p>
     <w:p>
       <w:pPr>
-        <m:rPr/>
         <w:rPr>
           <w:rFonts w:hint="default" w:hAnsi="Cambria Math" w:eastAsia="宋体" w:cs="宋体"/>
           <w:i w:val="0"/>
           <w:color w:val="000000"/>
           <w:sz w:val="24"/>
           <w:szCs w:val="24"/>
-          <w:bdr w:val="none" w:color="auto" w:sz="0" w:space="0"/>
         </w:rPr>
       </w:pPr>
       <m:oMathPara>
@@ -2118,14 +2405,12 @@
     </w:p>
     <w:p>
       <w:pPr>
-        <m:rPr/>
         <w:rPr>
           <w:rFonts w:hint="default" w:hAnsi="Cambria Math" w:eastAsia="宋体" w:cs="宋体"/>
           <w:i w:val="0"/>
           <w:color w:val="000000"/>
           <w:sz w:val="24"/>
           <w:szCs w:val="24"/>
-          <w:bdr w:val="none" w:color="auto" w:sz="0" w:space="0"/>
         </w:rPr>
       </w:pPr>
       <m:oMathPara>
@@ -2300,7 +2585,7 @@
           <w:szCs w:val="24"/>
           <w:lang w:val="en-US" w:eastAsia="zh-CN" w:bidi="ar-SA"/>
         </w:rPr>
-        <w:t>CLIP 的FFN 和残差链接包含了丰富的全局语义，因此将其去掉，</w:t>
+        <w:t>CLIP 最后一层的FFN 和残差链接包含了丰富的全局语义，因此将其去掉，</w:t>
       </w:r>
       <w:r>
         <w:rPr>
@@ -2666,7 +2951,6 @@
           <w:kern w:val="0"/>
           <w:sz w:val="24"/>
           <w:szCs w:val="24"/>
-          <w:bdr w:val="none" w:color="auto" w:sz="0" w:space="0"/>
           <w:lang w:val="en-US" w:eastAsia="zh-CN" w:bidi="ar"/>
         </w:rPr>
       </w:pPr>
@@ -3072,28 +3356,26 @@
         <w:ind w:left="0" w:right="0"/>
         <w:jc w:val="left"/>
         <w:rPr>
+          <w:rFonts w:hint="default" w:hAnsi="宋体" w:eastAsia="宋体" w:cs="宋体"/>
+          <w:i w:val="0"/>
+          <w:color w:val="000000"/>
+          <w:kern w:val="0"/>
+          <w:sz w:val="21"/>
+          <w:szCs w:val="21"/>
+          <w:lang w:val="en-US" w:eastAsia="zh-CN" w:bidi="ar"/>
+        </w:rPr>
+      </w:pPr>
+      <w:r>
+        <w:rPr>
           <w:rFonts w:hint="eastAsia" w:hAnsi="宋体" w:eastAsia="宋体" w:cs="宋体"/>
           <w:i w:val="0"/>
           <w:color w:val="000000"/>
           <w:kern w:val="0"/>
-          <w:sz w:val="24"/>
-          <w:szCs w:val="24"/>
-          <w:bdr w:val="none" w:color="auto" w:sz="0" w:space="0"/>
+          <w:sz w:val="21"/>
+          <w:szCs w:val="21"/>
           <w:lang w:val="en-US" w:eastAsia="zh-CN" w:bidi="ar"/>
         </w:rPr>
-      </w:pPr>
-      <w:r>
-        <w:rPr>
-          <w:rFonts w:hint="eastAsia" w:hAnsi="宋体" w:eastAsia="宋体" w:cs="宋体"/>
-          <w:i w:val="0"/>
-          <w:color w:val="000000"/>
-          <w:kern w:val="0"/>
-          <w:sz w:val="24"/>
-          <w:szCs w:val="24"/>
-          <w:bdr w:val="none" w:color="auto" w:sz="0" w:space="0"/>
-          <w:lang w:val="en-US" w:eastAsia="zh-CN" w:bidi="ar"/>
-        </w:rPr>
-        <w:t>具体来说，它的公式是，像素值的加权综合除以总的权重综合得到输出像素，具体分为三个步骤：Splat（网格投射）、Blur（网格平滑）、Slice（网格采样），通俗点是判断距离近不近，颜色像不像，本文算法为了泛用性，引入了四个可学习参数，目的是让每个区域不同程度放大，边缘清晰，整块的区域没有噪声：</w:t>
+        <w:t>具体来说，它的公式是，像素值的加权综合除以总的权重综合得到输出像素，具体分为三个步骤：Splat（网格投射）、Blur（网格平滑）、Slice（网格采样），通俗说，即判断距离近不近，颜色像不像，光谱像不像。我们将 JBU 算法进行微分训练，参数极少，训练极轻量，此外，除了空间先验，我们还可以在此阶段引入光谱先验，如 NDVI 等，更好适配遥感任务。</w:t>
       </w:r>
     </w:p>
     <w:p>
@@ -3116,9 +3398,120 @@
           <w:i w:val="0"/>
           <w:color w:val="000000"/>
           <w:kern w:val="0"/>
+          <w:sz w:val="21"/>
+          <w:szCs w:val="21"/>
+          <w:lang w:val="en-US" w:eastAsia="zh-CN" w:bidi="ar"/>
+        </w:rPr>
+      </w:pPr>
+      <w:r>
+        <w:rPr>
+          <w:rFonts w:hint="eastAsia" w:hAnsi="宋体" w:eastAsia="宋体" w:cs="宋体"/>
+          <w:i w:val="0"/>
+          <w:color w:val="000000"/>
+          <w:kern w:val="0"/>
+          <w:sz w:val="21"/>
+          <w:szCs w:val="21"/>
+          <w:lang w:val="en-US" w:eastAsia="zh-CN" w:bidi="ar"/>
+        </w:rPr>
+        <w:drawing>
+          <wp:inline distT="0" distB="0" distL="114300" distR="114300">
+            <wp:extent cx="5257800" cy="2330450"/>
+            <wp:effectExtent l="0" t="0" r="0" b="12700"/>
+            <wp:docPr id="7" name="图片 7" descr="32810df4-2d15-4adb-bc11-55b39b7a35aa"/>
+            <wp:cNvGraphicFramePr>
+              <a:graphicFrameLocks xmlns:a="http://schemas.openxmlformats.org/drawingml/2006/main" noChangeAspect="1"/>
+            </wp:cNvGraphicFramePr>
+            <a:graphic xmlns:a="http://schemas.openxmlformats.org/drawingml/2006/main">
+              <a:graphicData uri="http://schemas.openxmlformats.org/drawingml/2006/picture">
+                <pic:pic xmlns:pic="http://schemas.openxmlformats.org/drawingml/2006/picture">
+                  <pic:nvPicPr>
+                    <pic:cNvPr id="7" name="图片 7" descr="32810df4-2d15-4adb-bc11-55b39b7a35aa"/>
+                    <pic:cNvPicPr>
+                      <a:picLocks noChangeAspect="1"/>
+                    </pic:cNvPicPr>
+                  </pic:nvPicPr>
+                  <pic:blipFill>
+                    <a:blip r:embed="rId6"/>
+                    <a:stretch>
+                      <a:fillRect/>
+                    </a:stretch>
+                  </pic:blipFill>
+                  <pic:spPr>
+                    <a:xfrm>
+                      <a:off x="0" y="0"/>
+                      <a:ext cx="5257800" cy="2330450"/>
+                    </a:xfrm>
+                    <a:prstGeom prst="rect">
+                      <a:avLst/>
+                    </a:prstGeom>
+                  </pic:spPr>
+                </pic:pic>
+              </a:graphicData>
+            </a:graphic>
+          </wp:inline>
+        </w:drawing>
+      </w:r>
+    </w:p>
+    <w:p>
+      <w:pPr>
+        <w:keepNext w:val="0"/>
+        <w:keepLines w:val="0"/>
+        <w:widowControl/>
+        <w:suppressLineNumbers w:val="0"/>
+        <w:pBdr>
+          <w:top w:val="none" w:color="auto" w:sz="0" w:space="0"/>
+          <w:left w:val="none" w:color="auto" w:sz="0" w:space="0"/>
+          <w:bottom w:val="none" w:color="auto" w:sz="0" w:space="0"/>
+          <w:right w:val="none" w:color="auto" w:sz="0" w:space="0"/>
+        </w:pBdr>
+        <w:spacing w:before="0" w:beforeAutospacing="0" w:after="0" w:afterAutospacing="0" w:line="360" w:lineRule="atLeast"/>
+        <w:ind w:left="0" w:right="0"/>
+        <w:jc w:val="left"/>
+        <w:rPr>
+          <w:rFonts w:hint="eastAsia" w:hAnsi="宋体" w:eastAsia="宋体" w:cs="宋体"/>
+          <w:i w:val="0"/>
+          <w:color w:val="000000"/>
+          <w:kern w:val="0"/>
+          <w:sz w:val="21"/>
+          <w:szCs w:val="21"/>
+          <w:lang w:val="en-US" w:eastAsia="zh-CN" w:bidi="ar"/>
+        </w:rPr>
+      </w:pPr>
+      <w:r>
+        <w:rPr>
+          <w:rFonts w:hint="eastAsia" w:hAnsi="宋体" w:eastAsia="宋体" w:cs="宋体"/>
+          <w:i w:val="0"/>
+          <w:color w:val="000000"/>
+          <w:kern w:val="0"/>
+          <w:sz w:val="21"/>
+          <w:szCs w:val="21"/>
+          <w:lang w:val="en-US" w:eastAsia="zh-CN" w:bidi="ar"/>
+        </w:rPr>
+        <w:t>本文算法为了泛用性，引入了四个可学习参数，目的是让每个区域不同程度放大，边缘清晰，整块的区域没有噪声：</w:t>
+      </w:r>
+    </w:p>
+    <w:p>
+      <w:pPr>
+        <w:keepNext w:val="0"/>
+        <w:keepLines w:val="0"/>
+        <w:widowControl/>
+        <w:suppressLineNumbers w:val="0"/>
+        <w:pBdr>
+          <w:top w:val="none" w:color="auto" w:sz="0" w:space="0"/>
+          <w:left w:val="none" w:color="auto" w:sz="0" w:space="0"/>
+          <w:bottom w:val="none" w:color="auto" w:sz="0" w:space="0"/>
+          <w:right w:val="none" w:color="auto" w:sz="0" w:space="0"/>
+        </w:pBdr>
+        <w:spacing w:before="0" w:beforeAutospacing="0" w:after="0" w:afterAutospacing="0" w:line="360" w:lineRule="atLeast"/>
+        <w:ind w:left="0" w:right="0"/>
+        <w:jc w:val="left"/>
+        <w:rPr>
+          <w:rFonts w:hint="eastAsia" w:hAnsi="宋体" w:eastAsia="宋体" w:cs="宋体"/>
+          <w:i w:val="0"/>
+          <w:color w:val="000000"/>
+          <w:kern w:val="0"/>
           <w:sz w:val="24"/>
           <w:szCs w:val="24"/>
-          <w:bdr w:val="none" w:color="auto" w:sz="0" w:space="0"/>
           <w:lang w:val="en-US" w:eastAsia="zh-CN" w:bidi="ar"/>
         </w:rPr>
       </w:pPr>
@@ -3758,8 +4151,8 @@
         <w:rPr>
           <w:rFonts w:hAnsi="宋体" w:eastAsia="宋体" w:cs="宋体"/>
           <w:i w:val="0"/>
-          <w:sz w:val="24"/>
-          <w:szCs w:val="24"/>
+          <w:sz w:val="21"/>
+          <w:szCs w:val="21"/>
         </w:rPr>
       </w:pPr>
     </w:p>
@@ -3768,8 +4161,8 @@
         <w:rPr>
           <w:rFonts w:hint="eastAsia" w:hAnsi="宋体" w:eastAsia="宋体" w:cs="宋体"/>
           <w:i w:val="0"/>
-          <w:sz w:val="24"/>
-          <w:szCs w:val="24"/>
+          <w:sz w:val="21"/>
+          <w:szCs w:val="21"/>
           <w:lang w:val="en-US" w:eastAsia="zh-CN"/>
         </w:rPr>
       </w:pPr>
@@ -3777,8 +4170,8 @@
         <w:rPr>
           <w:rFonts w:hint="eastAsia" w:hAnsi="宋体" w:eastAsia="宋体" w:cs="宋体"/>
           <w:i w:val="0"/>
-          <w:sz w:val="24"/>
-          <w:szCs w:val="24"/>
+          <w:sz w:val="21"/>
+          <w:szCs w:val="21"/>
           <w:lang w:val="en-US" w:eastAsia="zh-CN"/>
         </w:rPr>
         <w:t>其中，sx，sy 可以学习平滑强度，th 是旋转角度，sr 是判断颜色相似强度。</w:t>
@@ -3789,8 +4182,8 @@
         <w:rPr>
           <w:rFonts w:hint="eastAsia" w:hAnsi="宋体" w:eastAsia="宋体" w:cs="宋体"/>
           <w:i w:val="0"/>
-          <w:sz w:val="24"/>
-          <w:szCs w:val="24"/>
+          <w:sz w:val="21"/>
+          <w:szCs w:val="21"/>
           <w:lang w:val="en-US" w:eastAsia="zh-CN"/>
         </w:rPr>
       </w:pPr>
@@ -3798,8 +4191,8 @@
         <w:rPr>
           <w:rFonts w:hint="eastAsia" w:hAnsi="宋体" w:eastAsia="宋体" w:cs="宋体"/>
           <w:i w:val="0"/>
-          <w:sz w:val="24"/>
-          <w:szCs w:val="24"/>
+          <w:sz w:val="21"/>
+          <w:szCs w:val="21"/>
           <w:lang w:val="en-US" w:eastAsia="zh-CN"/>
         </w:rPr>
         <w:t>而 w 是权重，权重是根据距离和颜色进行计算的，如下 ：</w:t>
@@ -4182,7 +4575,6 @@
           <w:color w:val="000000"/>
           <w:sz w:val="24"/>
           <w:szCs w:val="24"/>
-          <w:bdr w:val="none" w:color="auto" w:sz="0" w:space="0"/>
         </w:rPr>
       </w:pPr>
       <m:oMathPara>
@@ -4263,9 +4655,8 @@
           <w:rFonts w:hint="eastAsia" w:hAnsi="宋体" w:eastAsia="宋体" w:cs="宋体"/>
           <w:i w:val="0"/>
           <w:color w:val="000000"/>
-          <w:sz w:val="24"/>
-          <w:szCs w:val="24"/>
-          <w:bdr w:val="none" w:color="auto" w:sz="0" w:space="0"/>
+          <w:sz w:val="21"/>
+          <w:szCs w:val="21"/>
           <w:lang w:val="en-US" w:eastAsia="zh-CN"/>
         </w:rPr>
       </w:pPr>
@@ -4274,9 +4665,8 @@
           <w:rFonts w:hint="eastAsia" w:hAnsi="宋体" w:eastAsia="宋体" w:cs="宋体"/>
           <w:i w:val="0"/>
           <w:color w:val="000000"/>
-          <w:sz w:val="24"/>
-          <w:szCs w:val="24"/>
-          <w:bdr w:val="none" w:color="auto" w:sz="0" w:space="0"/>
+          <w:sz w:val="21"/>
+          <w:szCs w:val="21"/>
           <w:lang w:val="en-US" w:eastAsia="zh-CN"/>
         </w:rPr>
         <w:t>具体来说，模型首先将高清图缩小为低清图，然后通过上采样一点点放大到预测图，L1损失为和预测图的差距，学习四个参数，知道学会最佳放大规则。</w:t>
@@ -4290,7 +4680,6 @@
           <w:color w:val="000000"/>
           <w:sz w:val="24"/>
           <w:szCs w:val="24"/>
-          <w:bdr w:val="none" w:color="auto" w:sz="0" w:space="0"/>
           <w:lang w:val="en-US" w:eastAsia="zh-CN"/>
         </w:rPr>
       </w:pPr>
@@ -4343,6 +4732,78 @@
           <w:rFonts w:hint="eastAsia"/>
         </w:rPr>
         <w:t>在完成 CLIP 特征提取与测试时空间自适应后，为进一步提升高分辨率遥感影像的分割质量，我们在推理阶段引入两项关键优化策略：滑动窗口高斯融合与 Dense CRF 后处理。前者用于解决大尺度图像带来的分辨率与边界不连续问题，后者用于提升分割结果的边缘对齐能力。</w:t>
+      </w:r>
+    </w:p>
+    <w:p>
+      <w:pPr>
+        <w:rPr>
+          <w:rFonts w:hint="eastAsia"/>
+        </w:rPr>
+      </w:pPr>
+    </w:p>
+    <w:p>
+      <w:pPr>
+        <w:rPr>
+          <w:rFonts w:hint="default"/>
+          <w:b/>
+          <w:bCs/>
+          <w:lang w:val="en-US" w:eastAsia="zh-CN"/>
+        </w:rPr>
+      </w:pPr>
+      <w:r>
+        <w:rPr>
+          <w:rFonts w:hint="eastAsia"/>
+          <w:b/>
+          <w:bCs/>
+          <w:lang w:val="en-US" w:eastAsia="zh-CN"/>
+        </w:rPr>
+        <w:t>3.4.3 光谱先验 trick</w:t>
+      </w:r>
+    </w:p>
+    <w:p>
+      <w:pPr>
+        <w:rPr>
+          <w:rFonts w:hint="default"/>
+          <w:lang w:val="en-US" w:eastAsia="zh-CN"/>
+        </w:rPr>
+      </w:pPr>
+    </w:p>
+    <w:p>
+      <w:pPr>
+        <w:rPr>
+          <w:rFonts w:hint="eastAsia"/>
+          <w:lang w:val="en-US" w:eastAsia="zh-CN"/>
+        </w:rPr>
+      </w:pPr>
+      <w:r>
+        <w:rPr>
+          <w:rFonts w:hint="eastAsia"/>
+          <w:lang w:val="en-US" w:eastAsia="zh-CN"/>
+        </w:rPr>
+        <w:t>遥感影像与自然影像不同，在VLM中，CLIP 只具备自然影像的先验知识，具体而言，光谱更密集，有更多波段，而且具有旋转不变性。</w:t>
+      </w:r>
+    </w:p>
+    <w:p>
+      <w:pPr>
+        <w:rPr>
+          <w:rFonts w:hint="eastAsia"/>
+          <w:lang w:val="en-US" w:eastAsia="zh-CN"/>
+        </w:rPr>
+      </w:pPr>
+    </w:p>
+    <w:p>
+      <w:pPr>
+        <w:rPr>
+          <w:rFonts w:hint="default"/>
+          <w:lang w:val="en-US" w:eastAsia="zh-CN"/>
+        </w:rPr>
+      </w:pPr>
+      <w:r>
+        <w:rPr>
+          <w:rFonts w:hint="eastAsia"/>
+          <w:lang w:val="en-US" w:eastAsia="zh-CN"/>
+        </w:rPr>
+        <w:t>因此，在我们的空间先验模块中，除了 RGB 相似度，我们甚至可以引入其它波段，如 NDVI 等，只需要编码为额外参数即可。</w:t>
       </w:r>
     </w:p>
     <w:p>
@@ -4537,7 +4998,7 @@
           <w:szCs w:val="21"/>
           <w:lang w:val="en-US" w:eastAsia="zh-CN"/>
         </w:rPr>
-        <w:t>4.1 对比实验：跨域泛化能力</w:t>
+        <w:t>4.1 对比实验</w:t>
       </w:r>
     </w:p>
     <w:p>
@@ -4560,7 +5021,7 @@
           <w:szCs w:val="21"/>
           <w:lang w:val="en-US" w:eastAsia="zh-CN"/>
         </w:rPr>
-        <w:t>为了验证本文方法在开放词汇分割中的泛化能力，我们选取零样本 CLIP 作为基线，并与多种无需训练或弱训练的方法进行对比，包括基于结构优化的方法（如注意力重构类）以及引入空间先验的方法（如 DINO 或预训练上采样器）。</w:t>
+        <w:t>为了验证本文方法在开放词汇分割中的泛化能力，我们选取零样本 maskclip 作为基线，并与多种无需训练或弱训练的方法进行对比，包括基于结构优化的方法（如clearclip）以及引入空间先验的方法（如lposs）。</w:t>
       </w:r>
     </w:p>
     <w:p>
@@ -4583,11 +5044,21 @@
           <w:szCs w:val="21"/>
           <w:lang w:val="en-US" w:eastAsia="zh-CN"/>
         </w:rPr>
-        <w:t>实验在 LoveDA、UDD、Potsdam 三个遥感数据集上进行，并同时评估已知类别（base）与未知类别（novel）的分割性能。所有方法均在统一设置下进行推理，以保证公平性。</w:t>
-      </w:r>
-    </w:p>
-    <w:p>
-      <w:pPr>
+        <w:t>实验在 UDD、SSSI、DDOA 三个遥感数据集上进行，并使用 miou + pxacc 两种指标综合评测。</w:t>
+      </w:r>
+    </w:p>
+    <w:p>
+      <w:pPr>
+        <w:rPr>
+          <w:rFonts w:hint="default" w:ascii="宋体" w:hAnsi="宋体" w:eastAsia="宋体" w:cs="宋体"/>
+          <w:b w:val="0"/>
+          <w:bCs w:val="0"/>
+          <w:sz w:val="18"/>
+          <w:szCs w:val="21"/>
+          <w:lang w:val="en-US" w:eastAsia="zh-CN"/>
+        </w:rPr>
+      </w:pPr>
+      <w:r>
         <w:rPr>
           <w:rFonts w:hint="eastAsia" w:ascii="宋体" w:hAnsi="宋体" w:eastAsia="宋体" w:cs="宋体"/>
           <w:b w:val="0"/>
@@ -4596,8 +5067,11 @@
           <w:szCs w:val="21"/>
           <w:lang w:val="en-US" w:eastAsia="zh-CN"/>
         </w:rPr>
-      </w:pPr>
-      <w:r>
+        <w:t>值得一提的是，所选模型为公开方式能获取预训练权重，或能最小复刻的，并非当前 SOAT，为了保证公平性，延续了原有的后处理方式（如 Lposs 或 PAMR）。</w:t>
+      </w:r>
+    </w:p>
+    <w:p>
+      <w:pPr>
         <w:rPr>
           <w:rFonts w:hint="eastAsia" w:ascii="宋体" w:hAnsi="宋体" w:eastAsia="宋体" w:cs="宋体"/>
           <w:b w:val="0"/>
@@ -4606,7 +5080,17 @@
           <w:szCs w:val="21"/>
           <w:lang w:val="en-US" w:eastAsia="zh-CN"/>
         </w:rPr>
-        <w:t>实验结果表明，OVSTTO 在四个数据集上均取得了最优或接近最优的表现，整体性能显著优于基线 CLIP 及现有方法。特别是在跨数据集场景中，OVSTTO 在 novel 类别上的性能提升更为明显，说明其对未知语义具有更强的适应能力。</w:t>
+      </w:pPr>
+      <w:r>
+        <w:rPr>
+          <w:rFonts w:hint="eastAsia" w:ascii="宋体" w:hAnsi="宋体" w:eastAsia="宋体" w:cs="宋体"/>
+          <w:b w:val="0"/>
+          <w:bCs w:val="0"/>
+          <w:sz w:val="18"/>
+          <w:szCs w:val="21"/>
+          <w:lang w:val="en-US" w:eastAsia="zh-CN"/>
+        </w:rPr>
+        <w:t>实验结果表明，TTAOV 在四个数据集上均取得了不俗的表现，整体性能显著优于基线 maskclip 及现有方法。并可能与 sam3 等 SOAT 模型性能相当。</w:t>
       </w:r>
     </w:p>
     <w:p>
@@ -4648,7 +5132,6 @@
         <w:gridCol w:w="1419"/>
         <w:gridCol w:w="1419"/>
         <w:gridCol w:w="1420"/>
-        <w:gridCol w:w="1420"/>
       </w:tblGrid>
       <w:tr>
         <w:tblPrEx>
@@ -4672,7 +5155,7 @@
         </w:trPr>
         <w:tc>
           <w:tcPr>
-            <w:tcW w:w="1420" w:type="dxa"/>
+            <w:tcW w:w="1419" w:type="dxa"/>
             <w:tcBorders>
               <w:top w:val="single" w:color="000000" w:sz="4" w:space="0"/>
               <w:left w:val="nil"/>
@@ -4692,8 +5175,10 @@
               <w:ind w:leftChars="0"/>
               <w:jc w:val="both"/>
               <w:rPr>
-                <w:b w:val="0"/>
-                <w:color w:val="000000"/>
+                <w:rFonts w:hint="default"/>
+                <w:b w:val="0"/>
+                <w:color w:val="000000"/>
+                <w:lang w:val="en-US"/>
               </w:rPr>
             </w:pPr>
             <w:r>
@@ -4703,13 +5188,22 @@
                 <w:color w:val="000000"/>
                 <w:lang w:val="en-US" w:eastAsia="zh-CN"/>
               </w:rPr>
-              <w:t>Method</w:t>
+              <w:t>M</w:t>
+            </w:r>
+            <w:r>
+              <w:rPr>
+                <w:rFonts w:hint="eastAsia"/>
+                <w:b w:val="0"/>
+                <w:color w:val="000000"/>
+                <w:lang w:val="en-US" w:eastAsia="zh-CN"/>
+              </w:rPr>
+              <w:t>odel</w:t>
             </w:r>
           </w:p>
         </w:tc>
         <w:tc>
           <w:tcPr>
-            <w:tcW w:w="1420" w:type="dxa"/>
+            <w:tcW w:w="1419" w:type="dxa"/>
             <w:tcBorders>
               <w:top w:val="single" w:color="000000" w:sz="4" w:space="0"/>
               <w:left w:val="nil"/>
@@ -4728,8 +5222,10 @@
               <w:ind w:leftChars="0"/>
               <w:jc w:val="both"/>
               <w:rPr>
-                <w:b w:val="0"/>
-                <w:color w:val="000000"/>
+                <w:rFonts w:hint="default" w:eastAsiaTheme="minorEastAsia"/>
+                <w:b w:val="0"/>
+                <w:color w:val="000000"/>
+                <w:lang w:val="en-US" w:eastAsia="zh-CN"/>
               </w:rPr>
             </w:pPr>
             <w:r>
@@ -4739,13 +5235,13 @@
                 <w:color w:val="000000"/>
                 <w:lang w:val="en-US" w:eastAsia="zh-CN"/>
               </w:rPr>
-              <w:t>SSSI</w:t>
+              <w:t>UDD</w:t>
             </w:r>
           </w:p>
         </w:tc>
         <w:tc>
           <w:tcPr>
-            <w:tcW w:w="1420" w:type="dxa"/>
+            <w:tcW w:w="1419" w:type="dxa"/>
             <w:tcBorders>
               <w:top w:val="single" w:color="000000" w:sz="4" w:space="0"/>
               <w:left w:val="nil"/>
@@ -4764,8 +5260,10 @@
               <w:ind w:leftChars="0"/>
               <w:jc w:val="both"/>
               <w:rPr>
-                <w:b w:val="0"/>
-                <w:color w:val="000000"/>
+                <w:rFonts w:hint="default" w:eastAsiaTheme="minorEastAsia"/>
+                <w:b w:val="0"/>
+                <w:color w:val="000000"/>
+                <w:lang w:val="en-US" w:eastAsia="zh-CN"/>
               </w:rPr>
             </w:pPr>
             <w:r>
@@ -4775,13 +5273,13 @@
                 <w:color w:val="000000"/>
                 <w:lang w:val="en-US" w:eastAsia="zh-CN"/>
               </w:rPr>
-              <w:t>UDD</w:t>
+              <w:t>SSSI</w:t>
             </w:r>
           </w:p>
         </w:tc>
         <w:tc>
           <w:tcPr>
-            <w:tcW w:w="1420" w:type="dxa"/>
+            <w:tcW w:w="1419" w:type="dxa"/>
             <w:tcBorders>
               <w:top w:val="single" w:color="000000" w:sz="4" w:space="0"/>
               <w:left w:val="nil"/>
@@ -4817,43 +5315,7 @@
         </w:tc>
         <w:tc>
           <w:tcPr>
-            <w:tcW w:w="1421" w:type="dxa"/>
-            <w:tcBorders>
-              <w:top w:val="single" w:color="000000" w:sz="4" w:space="0"/>
-              <w:left w:val="nil"/>
-              <w:bottom w:val="nil"/>
-              <w:right w:val="nil"/>
-            </w:tcBorders>
-            <w:shd w:val="clear" w:color="auto" w:fill="FFFFFF"/>
-          </w:tcPr>
-          <w:p>
-            <w:pPr>
-              <w:widowControl w:val="0"/>
-              <w:numPr>
-                <w:ilvl w:val="0"/>
-                <w:numId w:val="0"/>
-              </w:numPr>
-              <w:ind w:leftChars="0"/>
-              <w:jc w:val="both"/>
-              <w:rPr>
-                <w:b w:val="0"/>
-                <w:color w:val="000000"/>
-              </w:rPr>
-            </w:pPr>
-            <w:r>
-              <w:rPr>
-                <w:rFonts w:hint="eastAsia"/>
-                <w:b w:val="0"/>
-                <w:color w:val="000000"/>
-                <w:lang w:val="en-US" w:eastAsia="zh-CN"/>
-              </w:rPr>
-              <w:t>Vaihingen</w:t>
-            </w:r>
-          </w:p>
-        </w:tc>
-        <w:tc>
-          <w:tcPr>
-            <w:tcW w:w="1421" w:type="dxa"/>
+            <w:tcW w:w="1420" w:type="dxa"/>
             <w:tcBorders>
               <w:top w:val="single" w:color="000000" w:sz="4" w:space="0"/>
               <w:left w:val="nil"/>
@@ -4910,7 +5372,7 @@
         </w:trPr>
         <w:tc>
           <w:tcPr>
-            <w:tcW w:w="1420" w:type="dxa"/>
+            <w:tcW w:w="1419" w:type="dxa"/>
             <w:tcBorders>
               <w:top w:val="nil"/>
               <w:left w:val="nil"/>
@@ -4929,18 +5391,134 @@
               <w:ind w:leftChars="0"/>
               <w:jc w:val="both"/>
               <w:rPr>
-                <w:b w:val="0"/>
-                <w:color w:val="000000"/>
+                <w:rFonts w:hint="default" w:eastAsiaTheme="minorEastAsia"/>
+                <w:b w:val="0"/>
+                <w:color w:val="000000"/>
+                <w:lang w:val="en-US" w:eastAsia="zh-CN"/>
               </w:rPr>
             </w:pPr>
             <w:r>
               <w:rPr>
-                <w:rFonts w:hint="default"/>
+                <w:rFonts w:hint="eastAsia"/>
                 <w:b w:val="0"/>
                 <w:color w:val="000000"/>
                 <w:lang w:val="en-US" w:eastAsia="zh-CN"/>
               </w:rPr>
-              <w:t>CLIP</w:t>
+              <w:t>clipseg</w:t>
+            </w:r>
+          </w:p>
+        </w:tc>
+        <w:tc>
+          <w:tcPr>
+            <w:tcW w:w="1419" w:type="dxa"/>
+            <w:tcBorders>
+              <w:top w:val="nil"/>
+              <w:left w:val="nil"/>
+              <w:bottom w:val="nil"/>
+              <w:right w:val="nil"/>
+            </w:tcBorders>
+            <w:shd w:val="clear" w:color="auto" w:fill="FFFFFF"/>
+          </w:tcPr>
+          <w:p>
+            <w:pPr>
+              <w:widowControl w:val="0"/>
+              <w:numPr>
+                <w:ilvl w:val="0"/>
+                <w:numId w:val="0"/>
+              </w:numPr>
+              <w:ind w:leftChars="0"/>
+              <w:jc w:val="both"/>
+              <w:rPr>
+                <w:rFonts w:hint="default" w:eastAsiaTheme="minorEastAsia"/>
+                <w:b w:val="0"/>
+                <w:color w:val="000000"/>
+                <w:lang w:val="en-US" w:eastAsia="zh-CN"/>
+              </w:rPr>
+            </w:pPr>
+            <w:r>
+              <w:rPr>
+                <w:rFonts w:hint="eastAsia"/>
+                <w:b w:val="0"/>
+                <w:color w:val="000000"/>
+                <w:lang w:val="en-US" w:eastAsia="zh-CN"/>
+              </w:rPr>
+              <w:t>38.93</w:t>
+            </w:r>
+          </w:p>
+        </w:tc>
+        <w:tc>
+          <w:tcPr>
+            <w:tcW w:w="1419" w:type="dxa"/>
+            <w:tcBorders>
+              <w:top w:val="nil"/>
+              <w:left w:val="nil"/>
+              <w:bottom w:val="nil"/>
+              <w:right w:val="nil"/>
+            </w:tcBorders>
+            <w:shd w:val="clear" w:color="auto" w:fill="FFFFFF"/>
+          </w:tcPr>
+          <w:p>
+            <w:pPr>
+              <w:widowControl w:val="0"/>
+              <w:numPr>
+                <w:ilvl w:val="0"/>
+                <w:numId w:val="0"/>
+              </w:numPr>
+              <w:ind w:leftChars="0"/>
+              <w:jc w:val="both"/>
+              <w:rPr>
+                <w:rFonts w:hint="default" w:eastAsiaTheme="minorEastAsia"/>
+                <w:b w:val="0"/>
+                <w:color w:val="000000"/>
+                <w:lang w:val="en-US" w:eastAsia="zh-CN"/>
+              </w:rPr>
+            </w:pPr>
+            <w:r>
+              <w:rPr>
+                <w:rFonts w:hint="eastAsia"/>
+                <w:b w:val="0"/>
+                <w:color w:val="000000"/>
+                <w:lang w:val="en-US" w:eastAsia="zh-CN"/>
+              </w:rPr>
+              <w:t>40.77</w:t>
+            </w:r>
+          </w:p>
+        </w:tc>
+        <w:tc>
+          <w:tcPr>
+            <w:tcW w:w="1419" w:type="dxa"/>
+            <w:tcBorders>
+              <w:top w:val="nil"/>
+              <w:left w:val="nil"/>
+              <w:bottom w:val="nil"/>
+              <w:right w:val="nil"/>
+            </w:tcBorders>
+            <w:shd w:val="clear" w:color="auto" w:fill="FFFFFF"/>
+          </w:tcPr>
+          <w:p>
+            <w:pPr>
+              <w:widowControl w:val="0"/>
+              <w:numPr>
+                <w:ilvl w:val="0"/>
+                <w:numId w:val="0"/>
+              </w:numPr>
+              <w:ind w:leftChars="0"/>
+              <w:jc w:val="both"/>
+              <w:rPr>
+                <w:rFonts w:hint="default" w:eastAsiaTheme="minorEastAsia"/>
+                <w:b w:val="0"/>
+                <w:color w:val="000000"/>
+                <w:lang w:val="en-US" w:eastAsia="zh-CN"/>
+              </w:rPr>
+            </w:pPr>
+            <w:r>
+              <w:rPr>
+                <w:rFonts w:hint="eastAsia"/>
+                <w:b w:val="0"/>
+                <w:color w:val="000000"/>
+                <w:lang w:val="en-US" w:eastAsia="zh-CN"/>
+              </w:rPr>
+              <w:t>43.01</w:t>
             </w:r>
           </w:p>
         </w:tc>
@@ -4978,159 +5556,7 @@
                 <w:color w:val="000000"/>
                 <w:lang w:val="en-US" w:eastAsia="zh-CN"/>
               </w:rPr>
-              <w:t>50.1</w:t>
-            </w:r>
-          </w:p>
-        </w:tc>
-        <w:tc>
-          <w:tcPr>
-            <w:tcW w:w="1420" w:type="dxa"/>
-            <w:tcBorders>
-              <w:top w:val="nil"/>
-              <w:left w:val="nil"/>
-              <w:bottom w:val="nil"/>
-              <w:right w:val="nil"/>
-            </w:tcBorders>
-            <w:shd w:val="clear" w:color="auto" w:fill="FFFFFF"/>
-          </w:tcPr>
-          <w:p>
-            <w:pPr>
-              <w:widowControl w:val="0"/>
-              <w:numPr>
-                <w:ilvl w:val="0"/>
-                <w:numId w:val="0"/>
-              </w:numPr>
-              <w:ind w:leftChars="0"/>
-              <w:jc w:val="both"/>
-              <w:rPr>
-                <w:rFonts w:hint="default" w:eastAsiaTheme="minorEastAsia"/>
-                <w:b w:val="0"/>
-                <w:color w:val="000000"/>
-                <w:lang w:val="en-US" w:eastAsia="zh-CN"/>
-              </w:rPr>
-            </w:pPr>
-            <w:r>
-              <w:rPr>
-                <w:rFonts w:hint="eastAsia"/>
-                <w:b w:val="0"/>
-                <w:color w:val="000000"/>
-                <w:lang w:val="en-US" w:eastAsia="zh-CN"/>
-              </w:rPr>
-              <w:t>42.7</w:t>
-            </w:r>
-          </w:p>
-        </w:tc>
-        <w:tc>
-          <w:tcPr>
-            <w:tcW w:w="1420" w:type="dxa"/>
-            <w:tcBorders>
-              <w:top w:val="nil"/>
-              <w:left w:val="nil"/>
-              <w:bottom w:val="nil"/>
-              <w:right w:val="nil"/>
-            </w:tcBorders>
-            <w:shd w:val="clear" w:color="auto" w:fill="FFFFFF"/>
-          </w:tcPr>
-          <w:p>
-            <w:pPr>
-              <w:widowControl w:val="0"/>
-              <w:numPr>
-                <w:ilvl w:val="0"/>
-                <w:numId w:val="0"/>
-              </w:numPr>
-              <w:ind w:leftChars="0"/>
-              <w:jc w:val="both"/>
-              <w:rPr>
-                <w:rFonts w:hint="default" w:eastAsiaTheme="minorEastAsia"/>
-                <w:b w:val="0"/>
-                <w:color w:val="000000"/>
-                <w:lang w:val="en-US" w:eastAsia="zh-CN"/>
-              </w:rPr>
-            </w:pPr>
-            <w:r>
-              <w:rPr>
-                <w:rFonts w:hint="eastAsia"/>
-                <w:b w:val="0"/>
-                <w:color w:val="000000"/>
-                <w:lang w:val="en-US" w:eastAsia="zh-CN"/>
-              </w:rPr>
-              <w:t>55.1</w:t>
-            </w:r>
-          </w:p>
-        </w:tc>
-        <w:tc>
-          <w:tcPr>
-            <w:tcW w:w="1421" w:type="dxa"/>
-            <w:tcBorders>
-              <w:top w:val="nil"/>
-              <w:left w:val="nil"/>
-              <w:bottom w:val="nil"/>
-              <w:right w:val="nil"/>
-            </w:tcBorders>
-            <w:shd w:val="clear" w:color="auto" w:fill="FFFFFF"/>
-          </w:tcPr>
-          <w:p>
-            <w:pPr>
-              <w:widowControl w:val="0"/>
-              <w:numPr>
-                <w:ilvl w:val="0"/>
-                <w:numId w:val="0"/>
-              </w:numPr>
-              <w:ind w:leftChars="0"/>
-              <w:jc w:val="both"/>
-              <w:rPr>
-                <w:rFonts w:hint="default" w:eastAsiaTheme="minorEastAsia"/>
-                <w:b w:val="0"/>
-                <w:color w:val="000000"/>
-                <w:lang w:val="en-US" w:eastAsia="zh-CN"/>
-              </w:rPr>
-            </w:pPr>
-            <w:r>
-              <w:rPr>
-                <w:rFonts w:hint="eastAsia"/>
-                <w:b w:val="0"/>
-                <w:color w:val="000000"/>
-                <w:lang w:val="en-US" w:eastAsia="zh-CN"/>
-              </w:rPr>
-              <w:t>60.2</w:t>
-            </w:r>
-          </w:p>
-        </w:tc>
-        <w:tc>
-          <w:tcPr>
-            <w:tcW w:w="1421" w:type="dxa"/>
-            <w:tcBorders>
-              <w:top w:val="nil"/>
-              <w:left w:val="nil"/>
-              <w:bottom w:val="nil"/>
-              <w:right w:val="nil"/>
-            </w:tcBorders>
-            <w:shd w:val="clear" w:color="auto" w:fill="FFFFFF"/>
-          </w:tcPr>
-          <w:p>
-            <w:pPr>
-              <w:widowControl w:val="0"/>
-              <w:numPr>
-                <w:ilvl w:val="0"/>
-                <w:numId w:val="0"/>
-              </w:numPr>
-              <w:ind w:leftChars="0"/>
-              <w:jc w:val="both"/>
-              <w:rPr>
-                <w:rFonts w:hint="default" w:eastAsiaTheme="minorEastAsia"/>
-                <w:b w:val="0"/>
-                <w:color w:val="000000"/>
-                <w:lang w:val="en-US" w:eastAsia="zh-CN"/>
-              </w:rPr>
-            </w:pPr>
-            <w:r>
-              <w:rPr>
-                <w:rFonts w:hint="eastAsia"/>
-                <w:b w:val="0"/>
-                <w:color w:val="000000"/>
-                <w:lang w:val="en-US" w:eastAsia="zh-CN"/>
-              </w:rPr>
-              <w:t>52.8</w:t>
+              <w:t>40.90</w:t>
             </w:r>
           </w:p>
         </w:tc>
@@ -5157,7 +5583,7 @@
         </w:trPr>
         <w:tc>
           <w:tcPr>
-            <w:tcW w:w="1420" w:type="dxa"/>
+            <w:tcW w:w="1419" w:type="dxa"/>
             <w:tcBorders>
               <w:top w:val="nil"/>
               <w:left w:val="nil"/>
@@ -5189,7 +5615,121 @@
                 <w:color w:val="000000"/>
                 <w:lang w:val="en-US" w:eastAsia="zh-CN"/>
               </w:rPr>
-              <w:t>clipseg</w:t>
+              <w:t>maskclip</w:t>
+            </w:r>
+          </w:p>
+        </w:tc>
+        <w:tc>
+          <w:tcPr>
+            <w:tcW w:w="1419" w:type="dxa"/>
+            <w:tcBorders>
+              <w:top w:val="nil"/>
+              <w:left w:val="nil"/>
+              <w:bottom w:val="nil"/>
+              <w:right w:val="nil"/>
+            </w:tcBorders>
+            <w:shd w:val="clear" w:color="auto" w:fill="FFFFFF"/>
+          </w:tcPr>
+          <w:p>
+            <w:pPr>
+              <w:widowControl w:val="0"/>
+              <w:numPr>
+                <w:ilvl w:val="0"/>
+                <w:numId w:val="0"/>
+              </w:numPr>
+              <w:ind w:leftChars="0"/>
+              <w:jc w:val="both"/>
+              <w:rPr>
+                <w:rFonts w:hint="default" w:eastAsiaTheme="minorEastAsia"/>
+                <w:b w:val="0"/>
+                <w:color w:val="000000"/>
+                <w:lang w:val="en-US" w:eastAsia="zh-CN"/>
+              </w:rPr>
+            </w:pPr>
+            <w:r>
+              <w:rPr>
+                <w:rFonts w:hint="eastAsia"/>
+                <w:b w:val="0"/>
+                <w:color w:val="000000"/>
+                <w:lang w:val="en-US" w:eastAsia="zh-CN"/>
+              </w:rPr>
+              <w:t>32.18</w:t>
+            </w:r>
+          </w:p>
+        </w:tc>
+        <w:tc>
+          <w:tcPr>
+            <w:tcW w:w="1419" w:type="dxa"/>
+            <w:tcBorders>
+              <w:top w:val="nil"/>
+              <w:left w:val="nil"/>
+              <w:bottom w:val="nil"/>
+              <w:right w:val="nil"/>
+            </w:tcBorders>
+            <w:shd w:val="clear" w:color="auto" w:fill="FFFFFF"/>
+          </w:tcPr>
+          <w:p>
+            <w:pPr>
+              <w:widowControl w:val="0"/>
+              <w:numPr>
+                <w:ilvl w:val="0"/>
+                <w:numId w:val="0"/>
+              </w:numPr>
+              <w:ind w:leftChars="0"/>
+              <w:jc w:val="both"/>
+              <w:rPr>
+                <w:rFonts w:hint="default" w:eastAsiaTheme="minorEastAsia"/>
+                <w:b w:val="0"/>
+                <w:color w:val="000000"/>
+                <w:lang w:val="en-US" w:eastAsia="zh-CN"/>
+              </w:rPr>
+            </w:pPr>
+            <w:r>
+              <w:rPr>
+                <w:rFonts w:hint="eastAsia"/>
+                <w:b w:val="0"/>
+                <w:color w:val="000000"/>
+                <w:lang w:val="en-US" w:eastAsia="zh-CN"/>
+              </w:rPr>
+              <w:t>33.91</w:t>
+            </w:r>
+          </w:p>
+        </w:tc>
+        <w:tc>
+          <w:tcPr>
+            <w:tcW w:w="1419" w:type="dxa"/>
+            <w:tcBorders>
+              <w:top w:val="nil"/>
+              <w:left w:val="nil"/>
+              <w:bottom w:val="nil"/>
+              <w:right w:val="nil"/>
+            </w:tcBorders>
+            <w:shd w:val="clear" w:color="auto" w:fill="FFFFFF"/>
+          </w:tcPr>
+          <w:p>
+            <w:pPr>
+              <w:widowControl w:val="0"/>
+              <w:numPr>
+                <w:ilvl w:val="0"/>
+                <w:numId w:val="0"/>
+              </w:numPr>
+              <w:ind w:leftChars="0"/>
+              <w:jc w:val="both"/>
+              <w:rPr>
+                <w:rFonts w:hint="default" w:eastAsiaTheme="minorEastAsia"/>
+                <w:b w:val="0"/>
+                <w:color w:val="000000"/>
+                <w:lang w:val="en-US" w:eastAsia="zh-CN"/>
+              </w:rPr>
+            </w:pPr>
+            <w:r>
+              <w:rPr>
+                <w:rFonts w:hint="eastAsia"/>
+                <w:b w:val="0"/>
+                <w:color w:val="000000"/>
+                <w:lang w:val="en-US" w:eastAsia="zh-CN"/>
+              </w:rPr>
+              <w:t>35.91</w:t>
             </w:r>
           </w:p>
         </w:tc>
@@ -5214,182 +5754,20 @@
               <w:ind w:leftChars="0"/>
               <w:jc w:val="both"/>
               <w:rPr>
-                <w:b w:val="0"/>
-                <w:color w:val="000000"/>
+                <w:rFonts w:hint="default" w:eastAsiaTheme="minorEastAsia"/>
+                <w:b w:val="0"/>
+                <w:color w:val="000000"/>
+                <w:lang w:val="en-US" w:eastAsia="zh-CN"/>
               </w:rPr>
             </w:pPr>
             <w:r>
               <w:rPr>
-                <w:rFonts w:hint="default"/>
+                <w:rFonts w:hint="eastAsia"/>
                 <w:b w:val="0"/>
                 <w:color w:val="000000"/>
                 <w:lang w:val="en-US" w:eastAsia="zh-CN"/>
               </w:rPr>
-              <w:t>6</w:t>
-            </w:r>
-            <w:r>
-              <w:rPr>
-                <w:rFonts w:hint="eastAsia"/>
-                <w:b w:val="0"/>
-                <w:color w:val="000000"/>
-                <w:lang w:val="en-US" w:eastAsia="zh-CN"/>
-              </w:rPr>
-              <w:t>1</w:t>
-            </w:r>
-            <w:r>
-              <w:rPr>
-                <w:rFonts w:hint="default"/>
-                <w:b w:val="0"/>
-                <w:color w:val="000000"/>
-                <w:lang w:val="en-US" w:eastAsia="zh-CN"/>
-              </w:rPr>
-              <w:t>.88</w:t>
-            </w:r>
-          </w:p>
-        </w:tc>
-        <w:tc>
-          <w:tcPr>
-            <w:tcW w:w="1420" w:type="dxa"/>
-            <w:tcBorders>
-              <w:top w:val="nil"/>
-              <w:left w:val="nil"/>
-              <w:bottom w:val="nil"/>
-              <w:right w:val="nil"/>
-            </w:tcBorders>
-            <w:shd w:val="clear" w:color="auto" w:fill="FFFFFF"/>
-          </w:tcPr>
-          <w:p>
-            <w:pPr>
-              <w:widowControl w:val="0"/>
-              <w:numPr>
-                <w:ilvl w:val="0"/>
-                <w:numId w:val="0"/>
-              </w:numPr>
-              <w:ind w:leftChars="0"/>
-              <w:jc w:val="both"/>
-              <w:rPr>
-                <w:b w:val="0"/>
-                <w:color w:val="000000"/>
-              </w:rPr>
-            </w:pPr>
-            <w:r>
-              <w:rPr>
-                <w:rFonts w:hint="default"/>
-                <w:b w:val="0"/>
-                <w:color w:val="000000"/>
-                <w:lang w:val="en-US" w:eastAsia="zh-CN"/>
-              </w:rPr>
-              <w:t>44.7</w:t>
-            </w:r>
-          </w:p>
-        </w:tc>
-        <w:tc>
-          <w:tcPr>
-            <w:tcW w:w="1420" w:type="dxa"/>
-            <w:tcBorders>
-              <w:top w:val="nil"/>
-              <w:left w:val="nil"/>
-              <w:bottom w:val="nil"/>
-              <w:right w:val="nil"/>
-            </w:tcBorders>
-            <w:shd w:val="clear" w:color="auto" w:fill="FFFFFF"/>
-          </w:tcPr>
-          <w:p>
-            <w:pPr>
-              <w:widowControl w:val="0"/>
-              <w:numPr>
-                <w:ilvl w:val="0"/>
-                <w:numId w:val="0"/>
-              </w:numPr>
-              <w:ind w:leftChars="0"/>
-              <w:jc w:val="both"/>
-              <w:rPr>
-                <w:b w:val="0"/>
-                <w:color w:val="000000"/>
-              </w:rPr>
-            </w:pPr>
-            <w:r>
-              <w:rPr>
-                <w:rFonts w:hint="default"/>
-                <w:b w:val="0"/>
-                <w:color w:val="000000"/>
-                <w:lang w:val="en-US" w:eastAsia="zh-CN"/>
-              </w:rPr>
-              <w:t>60.8</w:t>
-            </w:r>
-          </w:p>
-        </w:tc>
-        <w:tc>
-          <w:tcPr>
-            <w:tcW w:w="1421" w:type="dxa"/>
-            <w:tcBorders>
-              <w:top w:val="nil"/>
-              <w:left w:val="nil"/>
-              <w:bottom w:val="nil"/>
-              <w:right w:val="nil"/>
-            </w:tcBorders>
-            <w:shd w:val="clear" w:color="auto" w:fill="FFFFFF"/>
-          </w:tcPr>
-          <w:p>
-            <w:pPr>
-              <w:widowControl w:val="0"/>
-              <w:numPr>
-                <w:ilvl w:val="0"/>
-                <w:numId w:val="0"/>
-              </w:numPr>
-              <w:ind w:leftChars="0"/>
-              <w:jc w:val="both"/>
-              <w:rPr>
-                <w:b w:val="0"/>
-                <w:color w:val="000000"/>
-              </w:rPr>
-            </w:pPr>
-            <w:r>
-              <w:rPr>
-                <w:rFonts w:hint="default"/>
-                <w:b w:val="0"/>
-                <w:color w:val="000000"/>
-                <w:lang w:val="en-US" w:eastAsia="zh-CN"/>
-              </w:rPr>
-              <w:t>67.65</w:t>
-            </w:r>
-          </w:p>
-        </w:tc>
-        <w:tc>
-          <w:tcPr>
-            <w:tcW w:w="1421" w:type="dxa"/>
-            <w:tcBorders>
-              <w:top w:val="nil"/>
-              <w:left w:val="nil"/>
-              <w:bottom w:val="nil"/>
-              <w:right w:val="nil"/>
-            </w:tcBorders>
-            <w:shd w:val="clear" w:color="auto" w:fill="FFFFFF"/>
-          </w:tcPr>
-          <w:p>
-            <w:pPr>
-              <w:widowControl w:val="0"/>
-              <w:numPr>
-                <w:ilvl w:val="0"/>
-                <w:numId w:val="0"/>
-              </w:numPr>
-              <w:ind w:leftChars="0"/>
-              <w:jc w:val="both"/>
-              <w:rPr>
-                <w:rFonts w:hint="default" w:eastAsiaTheme="minorEastAsia"/>
-                <w:b w:val="0"/>
-                <w:color w:val="000000"/>
-                <w:lang w:val="en-US" w:eastAsia="zh-CN"/>
-              </w:rPr>
-            </w:pPr>
-            <w:r>
-              <w:rPr>
-                <w:rFonts w:hint="eastAsia"/>
-                <w:b w:val="0"/>
-                <w:color w:val="000000"/>
-                <w:lang w:val="en-US" w:eastAsia="zh-CN"/>
-              </w:rPr>
-              <w:t>58.7</w:t>
+              <w:t>34.00</w:t>
             </w:r>
           </w:p>
         </w:tc>
@@ -5416,7 +5794,7 @@
         </w:trPr>
         <w:tc>
           <w:tcPr>
-            <w:tcW w:w="1420" w:type="dxa"/>
+            <w:tcW w:w="1419" w:type="dxa"/>
             <w:tcBorders>
               <w:top w:val="nil"/>
               <w:left w:val="nil"/>
@@ -5448,7 +5826,121 @@
                 <w:color w:val="000000"/>
                 <w:lang w:val="en-US" w:eastAsia="zh-CN"/>
               </w:rPr>
-              <w:t>maskclip</w:t>
+              <w:t>clearCLIP</w:t>
+            </w:r>
+          </w:p>
+        </w:tc>
+        <w:tc>
+          <w:tcPr>
+            <w:tcW w:w="1419" w:type="dxa"/>
+            <w:tcBorders>
+              <w:top w:val="nil"/>
+              <w:left w:val="nil"/>
+              <w:bottom w:val="nil"/>
+              <w:right w:val="nil"/>
+            </w:tcBorders>
+            <w:shd w:val="clear" w:color="auto" w:fill="FFFFFF"/>
+          </w:tcPr>
+          <w:p>
+            <w:pPr>
+              <w:widowControl w:val="0"/>
+              <w:numPr>
+                <w:ilvl w:val="0"/>
+                <w:numId w:val="0"/>
+              </w:numPr>
+              <w:ind w:leftChars="0"/>
+              <w:jc w:val="both"/>
+              <w:rPr>
+                <w:rFonts w:hint="default" w:eastAsiaTheme="minorEastAsia"/>
+                <w:b w:val="0"/>
+                <w:color w:val="000000"/>
+                <w:lang w:val="en-US" w:eastAsia="zh-CN"/>
+              </w:rPr>
+            </w:pPr>
+            <w:r>
+              <w:rPr>
+                <w:rFonts w:hint="eastAsia"/>
+                <w:b w:val="0"/>
+                <w:color w:val="000000"/>
+                <w:lang w:val="en-US" w:eastAsia="zh-CN"/>
+              </w:rPr>
+              <w:t>54.17</w:t>
+            </w:r>
+          </w:p>
+        </w:tc>
+        <w:tc>
+          <w:tcPr>
+            <w:tcW w:w="1419" w:type="dxa"/>
+            <w:tcBorders>
+              <w:top w:val="nil"/>
+              <w:left w:val="nil"/>
+              <w:bottom w:val="nil"/>
+              <w:right w:val="nil"/>
+            </w:tcBorders>
+            <w:shd w:val="clear" w:color="auto" w:fill="FFFFFF"/>
+          </w:tcPr>
+          <w:p>
+            <w:pPr>
+              <w:widowControl w:val="0"/>
+              <w:numPr>
+                <w:ilvl w:val="0"/>
+                <w:numId w:val="0"/>
+              </w:numPr>
+              <w:ind w:leftChars="0"/>
+              <w:jc w:val="both"/>
+              <w:rPr>
+                <w:rFonts w:hint="default" w:eastAsiaTheme="minorEastAsia"/>
+                <w:b w:val="0"/>
+                <w:color w:val="000000"/>
+                <w:lang w:val="en-US" w:eastAsia="zh-CN"/>
+              </w:rPr>
+            </w:pPr>
+            <w:r>
+              <w:rPr>
+                <w:rFonts w:hint="eastAsia"/>
+                <w:b w:val="0"/>
+                <w:color w:val="000000"/>
+                <w:lang w:val="en-US" w:eastAsia="zh-CN"/>
+              </w:rPr>
+              <w:t>52.99</w:t>
+            </w:r>
+          </w:p>
+        </w:tc>
+        <w:tc>
+          <w:tcPr>
+            <w:tcW w:w="1419" w:type="dxa"/>
+            <w:tcBorders>
+              <w:top w:val="nil"/>
+              <w:left w:val="nil"/>
+              <w:bottom w:val="nil"/>
+              <w:right w:val="nil"/>
+            </w:tcBorders>
+            <w:shd w:val="clear" w:color="auto" w:fill="FFFFFF"/>
+          </w:tcPr>
+          <w:p>
+            <w:pPr>
+              <w:widowControl w:val="0"/>
+              <w:numPr>
+                <w:ilvl w:val="0"/>
+                <w:numId w:val="0"/>
+              </w:numPr>
+              <w:ind w:leftChars="0"/>
+              <w:jc w:val="both"/>
+              <w:rPr>
+                <w:rFonts w:hint="default" w:eastAsiaTheme="minorEastAsia"/>
+                <w:b w:val="0"/>
+                <w:color w:val="000000"/>
+                <w:lang w:val="en-US" w:eastAsia="zh-CN"/>
+              </w:rPr>
+            </w:pPr>
+            <w:r>
+              <w:rPr>
+                <w:rFonts w:hint="eastAsia"/>
+                <w:b w:val="0"/>
+                <w:color w:val="000000"/>
+                <w:lang w:val="en-US" w:eastAsia="zh-CN"/>
+              </w:rPr>
+              <w:t>57.13</w:t>
             </w:r>
           </w:p>
         </w:tc>
@@ -5473,164 +5965,20 @@
               <w:ind w:leftChars="0"/>
               <w:jc w:val="both"/>
               <w:rPr>
-                <w:b w:val="0"/>
-                <w:color w:val="000000"/>
+                <w:rFonts w:hint="default" w:eastAsiaTheme="minorEastAsia"/>
+                <w:b w:val="0"/>
+                <w:color w:val="000000"/>
+                <w:lang w:val="en-US" w:eastAsia="zh-CN"/>
               </w:rPr>
             </w:pPr>
             <w:r>
               <w:rPr>
-                <w:rFonts w:hint="default"/>
+                <w:rFonts w:hint="eastAsia"/>
                 <w:b w:val="0"/>
                 <w:color w:val="000000"/>
                 <w:lang w:val="en-US" w:eastAsia="zh-CN"/>
               </w:rPr>
-              <w:t>68.7</w:t>
-            </w:r>
-          </w:p>
-        </w:tc>
-        <w:tc>
-          <w:tcPr>
-            <w:tcW w:w="1420" w:type="dxa"/>
-            <w:tcBorders>
-              <w:top w:val="nil"/>
-              <w:left w:val="nil"/>
-              <w:bottom w:val="nil"/>
-              <w:right w:val="nil"/>
-            </w:tcBorders>
-            <w:shd w:val="clear" w:color="auto" w:fill="FFFFFF"/>
-          </w:tcPr>
-          <w:p>
-            <w:pPr>
-              <w:widowControl w:val="0"/>
-              <w:numPr>
-                <w:ilvl w:val="0"/>
-                <w:numId w:val="0"/>
-              </w:numPr>
-              <w:ind w:leftChars="0"/>
-              <w:jc w:val="both"/>
-              <w:rPr>
-                <w:b w:val="0"/>
-                <w:color w:val="000000"/>
-              </w:rPr>
-            </w:pPr>
-            <w:r>
-              <w:rPr>
-                <w:rFonts w:hint="default"/>
-                <w:b w:val="0"/>
-                <w:color w:val="000000"/>
-                <w:lang w:val="en-US" w:eastAsia="zh-CN"/>
-              </w:rPr>
-              <w:t>53.63</w:t>
-            </w:r>
-          </w:p>
-        </w:tc>
-        <w:tc>
-          <w:tcPr>
-            <w:tcW w:w="1420" w:type="dxa"/>
-            <w:tcBorders>
-              <w:top w:val="nil"/>
-              <w:left w:val="nil"/>
-              <w:bottom w:val="nil"/>
-              <w:right w:val="nil"/>
-            </w:tcBorders>
-            <w:shd w:val="clear" w:color="auto" w:fill="FFFFFF"/>
-          </w:tcPr>
-          <w:p>
-            <w:pPr>
-              <w:widowControl w:val="0"/>
-              <w:numPr>
-                <w:ilvl w:val="0"/>
-                <w:numId w:val="0"/>
-              </w:numPr>
-              <w:ind w:leftChars="0"/>
-              <w:jc w:val="both"/>
-              <w:rPr>
-                <w:b w:val="0"/>
-                <w:color w:val="000000"/>
-              </w:rPr>
-            </w:pPr>
-            <w:r>
-              <w:rPr>
-                <w:rFonts w:hint="default"/>
-                <w:b w:val="0"/>
-                <w:color w:val="000000"/>
-                <w:lang w:val="en-US" w:eastAsia="zh-CN"/>
-              </w:rPr>
-              <w:t>67.73</w:t>
-            </w:r>
-          </w:p>
-        </w:tc>
-        <w:tc>
-          <w:tcPr>
-            <w:tcW w:w="1421" w:type="dxa"/>
-            <w:tcBorders>
-              <w:top w:val="nil"/>
-              <w:left w:val="nil"/>
-              <w:bottom w:val="nil"/>
-              <w:right w:val="nil"/>
-            </w:tcBorders>
-            <w:shd w:val="clear" w:color="auto" w:fill="FFFFFF"/>
-          </w:tcPr>
-          <w:p>
-            <w:pPr>
-              <w:widowControl w:val="0"/>
-              <w:numPr>
-                <w:ilvl w:val="0"/>
-                <w:numId w:val="0"/>
-              </w:numPr>
-              <w:ind w:leftChars="0"/>
-              <w:jc w:val="both"/>
-              <w:rPr>
-                <w:b w:val="0"/>
-                <w:color w:val="000000"/>
-              </w:rPr>
-            </w:pPr>
-            <w:r>
-              <w:rPr>
-                <w:rFonts w:hint="default"/>
-                <w:b w:val="0"/>
-                <w:color w:val="000000"/>
-                <w:lang w:val="en-US" w:eastAsia="zh-CN"/>
-              </w:rPr>
-              <w:t>70.5</w:t>
-            </w:r>
-          </w:p>
-        </w:tc>
-        <w:tc>
-          <w:tcPr>
-            <w:tcW w:w="1421" w:type="dxa"/>
-            <w:tcBorders>
-              <w:top w:val="nil"/>
-              <w:left w:val="nil"/>
-              <w:bottom w:val="nil"/>
-              <w:right w:val="nil"/>
-            </w:tcBorders>
-            <w:shd w:val="clear" w:color="auto" w:fill="FFFFFF"/>
-          </w:tcPr>
-          <w:p>
-            <w:pPr>
-              <w:widowControl w:val="0"/>
-              <w:numPr>
-                <w:ilvl w:val="0"/>
-                <w:numId w:val="0"/>
-              </w:numPr>
-              <w:ind w:leftChars="0"/>
-              <w:jc w:val="both"/>
-              <w:rPr>
-                <w:rFonts w:hint="default" w:eastAsiaTheme="minorEastAsia"/>
-                <w:b w:val="0"/>
-                <w:color w:val="000000"/>
-                <w:lang w:val="en-US" w:eastAsia="zh-CN"/>
-              </w:rPr>
-            </w:pPr>
-            <w:r>
-              <w:rPr>
-                <w:rFonts w:hint="eastAsia"/>
-                <w:b w:val="0"/>
-                <w:color w:val="000000"/>
-                <w:lang w:val="en-US" w:eastAsia="zh-CN"/>
-              </w:rPr>
-              <w:t>65.1</w:t>
+              <w:t>54.76</w:t>
             </w:r>
           </w:p>
         </w:tc>
@@ -5657,7 +6005,7 @@
         </w:trPr>
         <w:tc>
           <w:tcPr>
-            <w:tcW w:w="1420" w:type="dxa"/>
+            <w:tcW w:w="1419" w:type="dxa"/>
             <w:tcBorders>
               <w:top w:val="nil"/>
               <w:left w:val="nil"/>
@@ -5689,7 +6037,121 @@
                 <w:color w:val="000000"/>
                 <w:lang w:val="en-US" w:eastAsia="zh-CN"/>
               </w:rPr>
-              <w:t>clearCLIP</w:t>
+              <w:t>Lposs</w:t>
+            </w:r>
+          </w:p>
+        </w:tc>
+        <w:tc>
+          <w:tcPr>
+            <w:tcW w:w="1419" w:type="dxa"/>
+            <w:tcBorders>
+              <w:top w:val="nil"/>
+              <w:left w:val="nil"/>
+              <w:bottom w:val="nil"/>
+              <w:right w:val="nil"/>
+            </w:tcBorders>
+            <w:shd w:val="clear" w:color="auto" w:fill="FFFFFF"/>
+          </w:tcPr>
+          <w:p>
+            <w:pPr>
+              <w:widowControl w:val="0"/>
+              <w:numPr>
+                <w:ilvl w:val="0"/>
+                <w:numId w:val="0"/>
+              </w:numPr>
+              <w:ind w:leftChars="0"/>
+              <w:jc w:val="both"/>
+              <w:rPr>
+                <w:rFonts w:hint="default" w:eastAsiaTheme="minorEastAsia"/>
+                <w:b w:val="0"/>
+                <w:color w:val="000000"/>
+                <w:lang w:val="en-US" w:eastAsia="zh-CN"/>
+              </w:rPr>
+            </w:pPr>
+            <w:r>
+              <w:rPr>
+                <w:rFonts w:hint="eastAsia"/>
+                <w:b w:val="0"/>
+                <w:color w:val="000000"/>
+                <w:lang w:val="en-US" w:eastAsia="zh-CN"/>
+              </w:rPr>
+              <w:t>57.45</w:t>
+            </w:r>
+          </w:p>
+        </w:tc>
+        <w:tc>
+          <w:tcPr>
+            <w:tcW w:w="1419" w:type="dxa"/>
+            <w:tcBorders>
+              <w:top w:val="nil"/>
+              <w:left w:val="nil"/>
+              <w:bottom w:val="nil"/>
+              <w:right w:val="nil"/>
+            </w:tcBorders>
+            <w:shd w:val="clear" w:color="auto" w:fill="FFFFFF"/>
+          </w:tcPr>
+          <w:p>
+            <w:pPr>
+              <w:widowControl w:val="0"/>
+              <w:numPr>
+                <w:ilvl w:val="0"/>
+                <w:numId w:val="0"/>
+              </w:numPr>
+              <w:ind w:leftChars="0"/>
+              <w:jc w:val="both"/>
+              <w:rPr>
+                <w:rFonts w:hint="default" w:eastAsiaTheme="minorEastAsia"/>
+                <w:b w:val="0"/>
+                <w:color w:val="000000"/>
+                <w:lang w:val="en-US" w:eastAsia="zh-CN"/>
+              </w:rPr>
+            </w:pPr>
+            <w:r>
+              <w:rPr>
+                <w:rFonts w:hint="eastAsia"/>
+                <w:b w:val="0"/>
+                <w:color w:val="000000"/>
+                <w:lang w:val="en-US" w:eastAsia="zh-CN"/>
+              </w:rPr>
+              <w:t>57.79</w:t>
+            </w:r>
+          </w:p>
+        </w:tc>
+        <w:tc>
+          <w:tcPr>
+            <w:tcW w:w="1419" w:type="dxa"/>
+            <w:tcBorders>
+              <w:top w:val="nil"/>
+              <w:left w:val="nil"/>
+              <w:bottom w:val="nil"/>
+              <w:right w:val="nil"/>
+            </w:tcBorders>
+            <w:shd w:val="clear" w:color="auto" w:fill="FFFFFF"/>
+          </w:tcPr>
+          <w:p>
+            <w:pPr>
+              <w:widowControl w:val="0"/>
+              <w:numPr>
+                <w:ilvl w:val="0"/>
+                <w:numId w:val="0"/>
+              </w:numPr>
+              <w:ind w:leftChars="0"/>
+              <w:jc w:val="both"/>
+              <w:rPr>
+                <w:rFonts w:hint="default" w:eastAsiaTheme="minorEastAsia"/>
+                <w:b w:val="0"/>
+                <w:color w:val="000000"/>
+                <w:lang w:val="en-US" w:eastAsia="zh-CN"/>
+              </w:rPr>
+            </w:pPr>
+            <w:r>
+              <w:rPr>
+                <w:rFonts w:hint="eastAsia"/>
+                <w:b w:val="0"/>
+                <w:color w:val="000000"/>
+                <w:lang w:val="en-US" w:eastAsia="zh-CN"/>
+              </w:rPr>
+              <w:t>60.04</w:t>
             </w:r>
           </w:p>
         </w:tc>
@@ -5714,162 +6176,20 @@
               <w:ind w:leftChars="0"/>
               <w:jc w:val="both"/>
               <w:rPr>
-                <w:b w:val="0"/>
-                <w:color w:val="000000"/>
+                <w:rFonts w:hint="default" w:eastAsiaTheme="minorEastAsia"/>
+                <w:b w:val="0"/>
+                <w:color w:val="000000"/>
+                <w:lang w:val="en-US" w:eastAsia="zh-CN"/>
               </w:rPr>
             </w:pPr>
             <w:r>
               <w:rPr>
-                <w:rFonts w:hint="default"/>
+                <w:rFonts w:hint="eastAsia"/>
                 <w:b w:val="0"/>
                 <w:color w:val="000000"/>
                 <w:lang w:val="en-US" w:eastAsia="zh-CN"/>
               </w:rPr>
-              <w:t>72.98</w:t>
-            </w:r>
-          </w:p>
-        </w:tc>
-        <w:tc>
-          <w:tcPr>
-            <w:tcW w:w="1420" w:type="dxa"/>
-            <w:tcBorders>
-              <w:top w:val="nil"/>
-              <w:left w:val="nil"/>
-              <w:bottom w:val="nil"/>
-              <w:right w:val="nil"/>
-            </w:tcBorders>
-            <w:shd w:val="clear" w:color="auto" w:fill="FFFFFF"/>
-          </w:tcPr>
-          <w:p>
-            <w:pPr>
-              <w:widowControl w:val="0"/>
-              <w:numPr>
-                <w:ilvl w:val="0"/>
-                <w:numId w:val="0"/>
-              </w:numPr>
-              <w:ind w:leftChars="0"/>
-              <w:jc w:val="both"/>
-              <w:rPr>
-                <w:b w:val="0"/>
-                <w:color w:val="000000"/>
-              </w:rPr>
-            </w:pPr>
-            <w:r>
-              <w:rPr>
-                <w:rFonts w:hint="default"/>
-                <w:b w:val="0"/>
-                <w:color w:val="000000"/>
-                <w:lang w:val="en-US" w:eastAsia="zh-CN"/>
-              </w:rPr>
-              <w:t>63.43</w:t>
-            </w:r>
-          </w:p>
-        </w:tc>
-        <w:tc>
-          <w:tcPr>
-            <w:tcW w:w="1420" w:type="dxa"/>
-            <w:tcBorders>
-              <w:top w:val="nil"/>
-              <w:left w:val="nil"/>
-              <w:bottom w:val="nil"/>
-              <w:right w:val="nil"/>
-            </w:tcBorders>
-            <w:shd w:val="clear" w:color="auto" w:fill="FFFFFF"/>
-          </w:tcPr>
-          <w:p>
-            <w:pPr>
-              <w:widowControl w:val="0"/>
-              <w:numPr>
-                <w:ilvl w:val="0"/>
-                <w:numId w:val="0"/>
-              </w:numPr>
-              <w:ind w:leftChars="0"/>
-              <w:jc w:val="both"/>
-              <w:rPr>
-                <w:b w:val="0"/>
-                <w:color w:val="000000"/>
-              </w:rPr>
-            </w:pPr>
-            <w:r>
-              <w:rPr>
-                <w:rFonts w:hint="default"/>
-                <w:b w:val="0"/>
-                <w:color w:val="000000"/>
-                <w:lang w:val="en-US" w:eastAsia="zh-CN"/>
-              </w:rPr>
-              <w:t>76.24</w:t>
-            </w:r>
-          </w:p>
-        </w:tc>
-        <w:tc>
-          <w:tcPr>
-            <w:tcW w:w="1421" w:type="dxa"/>
-            <w:tcBorders>
-              <w:top w:val="nil"/>
-              <w:left w:val="nil"/>
-              <w:bottom w:val="nil"/>
-              <w:right w:val="nil"/>
-            </w:tcBorders>
-            <w:shd w:val="clear" w:color="auto" w:fill="FFFFFF"/>
-          </w:tcPr>
-          <w:p>
-            <w:pPr>
-              <w:widowControl w:val="0"/>
-              <w:numPr>
-                <w:ilvl w:val="0"/>
-                <w:numId w:val="0"/>
-              </w:numPr>
-              <w:ind w:leftChars="0"/>
-              <w:jc w:val="both"/>
-              <w:rPr>
-                <w:b w:val="0"/>
-                <w:color w:val="000000"/>
-              </w:rPr>
-            </w:pPr>
-            <w:r>
-              <w:rPr>
-                <w:rFonts w:hint="default"/>
-                <w:b w:val="0"/>
-                <w:color w:val="000000"/>
-                <w:lang w:val="en-US" w:eastAsia="zh-CN"/>
-              </w:rPr>
-              <w:t>79.27</w:t>
-            </w:r>
-          </w:p>
-        </w:tc>
-        <w:tc>
-          <w:tcPr>
-            <w:tcW w:w="1421" w:type="dxa"/>
-            <w:tcBorders>
-              <w:top w:val="nil"/>
-              <w:left w:val="nil"/>
-              <w:bottom w:val="nil"/>
-              <w:right w:val="nil"/>
-            </w:tcBorders>
-            <w:shd w:val="clear" w:color="auto" w:fill="FFFFFF"/>
-          </w:tcPr>
-          <w:p>
-            <w:pPr>
-              <w:widowControl w:val="0"/>
-              <w:numPr>
-                <w:ilvl w:val="0"/>
-                <w:numId w:val="0"/>
-              </w:numPr>
-              <w:ind w:leftChars="0"/>
-              <w:jc w:val="both"/>
-              <w:rPr>
-                <w:b w:val="0"/>
-                <w:color w:val="000000"/>
-              </w:rPr>
-            </w:pPr>
-            <w:r>
-              <w:rPr>
-                <w:rFonts w:hint="default"/>
-                <w:b w:val="0"/>
-                <w:color w:val="000000"/>
-                <w:lang w:val="en-US" w:eastAsia="zh-CN"/>
-              </w:rPr>
-              <w:t>85.48</w:t>
+              <w:t>58.43</w:t>
             </w:r>
           </w:p>
         </w:tc>
@@ -5896,7 +6216,7 @@
         </w:trPr>
         <w:tc>
           <w:tcPr>
-            <w:tcW w:w="1420" w:type="dxa"/>
+            <w:tcW w:w="1419" w:type="dxa"/>
             <w:tcBorders>
               <w:top w:val="nil"/>
               <w:left w:val="nil"/>
@@ -5915,10 +6235,10 @@
               <w:ind w:leftChars="0"/>
               <w:jc w:val="both"/>
               <w:rPr>
-                <w:rFonts w:hint="default" w:eastAsiaTheme="minorEastAsia"/>
-                <w:b w:val="0"/>
-                <w:color w:val="000000"/>
-                <w:lang w:val="en-US" w:eastAsia="zh-CN"/>
+                <w:rFonts w:hint="default"/>
+                <w:b w:val="0"/>
+                <w:color w:val="000000"/>
+                <w:lang w:val="en-US"/>
               </w:rPr>
             </w:pPr>
             <w:r>
@@ -5928,16 +6248,124 @@
                 <w:color w:val="000000"/>
                 <w:lang w:val="en-US" w:eastAsia="zh-CN"/>
               </w:rPr>
-              <w:t>proxy</w:t>
+              <w:t>Ours</w:t>
             </w:r>
+          </w:p>
+        </w:tc>
+        <w:tc>
+          <w:tcPr>
+            <w:tcW w:w="1419" w:type="dxa"/>
+            <w:tcBorders>
+              <w:top w:val="nil"/>
+              <w:left w:val="nil"/>
+              <w:bottom w:val="nil"/>
+              <w:right w:val="nil"/>
+            </w:tcBorders>
+            <w:shd w:val="clear" w:color="auto" w:fill="FFFFFF"/>
+          </w:tcPr>
+          <w:p>
+            <w:pPr>
+              <w:widowControl w:val="0"/>
+              <w:numPr>
+                <w:ilvl w:val="0"/>
+                <w:numId w:val="0"/>
+              </w:numPr>
+              <w:ind w:leftChars="0"/>
+              <w:jc w:val="both"/>
+              <w:rPr>
+                <w:rFonts w:hint="default" w:eastAsiaTheme="minorEastAsia"/>
+                <w:b w:val="0"/>
+                <w:color w:val="000000"/>
+                <w:lang w:val="en-US" w:eastAsia="zh-CN"/>
+              </w:rPr>
+            </w:pPr>
             <w:r>
               <w:rPr>
+                <w:rFonts w:hint="eastAsia"/>
+                <w:b w:val="0"/>
+                <w:color w:val="000000"/>
+                <w:lang w:val="en-US" w:eastAsia="zh-CN"/>
+              </w:rPr>
+              <w:t>74.26</w:t>
+            </w:r>
+          </w:p>
+        </w:tc>
+        <w:tc>
+          <w:tcPr>
+            <w:tcW w:w="1419" w:type="dxa"/>
+            <w:tcBorders>
+              <w:top w:val="nil"/>
+              <w:left w:val="nil"/>
+              <w:bottom w:val="nil"/>
+              <w:right w:val="nil"/>
+            </w:tcBorders>
+            <w:shd w:val="clear" w:color="auto" w:fill="FFFFFF"/>
+          </w:tcPr>
+          <w:p>
+            <w:pPr>
+              <w:widowControl w:val="0"/>
+              <w:numPr>
+                <w:ilvl w:val="0"/>
+                <w:numId w:val="0"/>
+              </w:numPr>
+              <w:ind w:leftChars="0"/>
+              <w:jc w:val="both"/>
+              <w:rPr>
                 <w:rFonts w:hint="default"/>
                 <w:b w:val="0"/>
                 <w:color w:val="000000"/>
+                <w:lang w:val="en-US"/>
+              </w:rPr>
+            </w:pPr>
+            <w:r>
+              <w:rPr>
+                <w:rFonts w:hint="eastAsia"/>
+                <w:b w:val="0"/>
+                <w:color w:val="000000"/>
                 <w:lang w:val="en-US" w:eastAsia="zh-CN"/>
               </w:rPr>
-              <w:t>CLIP</w:t>
+              <w:t>70.16</w:t>
+            </w:r>
+          </w:p>
+        </w:tc>
+        <w:tc>
+          <w:tcPr>
+            <w:tcW w:w="1419" w:type="dxa"/>
+            <w:tcBorders>
+              <w:top w:val="nil"/>
+              <w:left w:val="nil"/>
+              <w:bottom w:val="nil"/>
+              <w:right w:val="nil"/>
+            </w:tcBorders>
+            <w:shd w:val="clear" w:color="auto" w:fill="FFFFFF"/>
+          </w:tcPr>
+          <w:p>
+            <w:pPr>
+              <w:widowControl w:val="0"/>
+              <w:numPr>
+                <w:ilvl w:val="0"/>
+                <w:numId w:val="0"/>
+              </w:numPr>
+              <w:tabs>
+                <w:tab w:val="center" w:pos="601"/>
+              </w:tabs>
+              <w:ind w:leftChars="0"/>
+              <w:jc w:val="both"/>
+              <w:rPr>
+                <w:rFonts w:hint="default" w:eastAsiaTheme="minorEastAsia"/>
+                <w:b w:val="0"/>
+                <w:color w:val="000000"/>
+                <w:lang w:val="en-US" w:eastAsia="zh-CN"/>
+              </w:rPr>
+            </w:pPr>
+            <w:r>
+              <w:rPr>
+                <w:rFonts w:hint="eastAsia"/>
+                <w:b w:val="0"/>
+                <w:color w:val="000000"/>
+                <w:lang w:val="en-US" w:eastAsia="zh-CN"/>
+              </w:rPr>
+              <w:t>75.69</w:t>
             </w:r>
           </w:p>
         </w:tc>
@@ -5962,655 +6390,20 @@
               <w:ind w:leftChars="0"/>
               <w:jc w:val="both"/>
               <w:rPr>
-                <w:b w:val="0"/>
-                <w:color w:val="000000"/>
+                <w:rFonts w:hint="default" w:eastAsiaTheme="minorEastAsia"/>
+                <w:b w:val="0"/>
+                <w:color w:val="000000"/>
+                <w:lang w:val="en-US" w:eastAsia="zh-CN"/>
               </w:rPr>
             </w:pPr>
             <w:r>
               <w:rPr>
-                <w:rFonts w:hint="default"/>
+                <w:rFonts w:hint="eastAsia"/>
                 <w:b w:val="0"/>
                 <w:color w:val="000000"/>
                 <w:lang w:val="en-US" w:eastAsia="zh-CN"/>
               </w:rPr>
-              <w:t>81.76</w:t>
-            </w:r>
-          </w:p>
-        </w:tc>
-        <w:tc>
-          <w:tcPr>
-            <w:tcW w:w="1420" w:type="dxa"/>
-            <w:tcBorders>
-              <w:top w:val="nil"/>
-              <w:left w:val="nil"/>
-              <w:bottom w:val="nil"/>
-              <w:right w:val="nil"/>
-            </w:tcBorders>
-            <w:shd w:val="clear" w:color="auto" w:fill="FFFFFF"/>
-          </w:tcPr>
-          <w:p>
-            <w:pPr>
-              <w:widowControl w:val="0"/>
-              <w:numPr>
-                <w:ilvl w:val="0"/>
-                <w:numId w:val="0"/>
-              </w:numPr>
-              <w:ind w:leftChars="0"/>
-              <w:jc w:val="both"/>
-              <w:rPr>
-                <w:b w:val="0"/>
-                <w:color w:val="000000"/>
-              </w:rPr>
-            </w:pPr>
-            <w:r>
-              <w:rPr>
-                <w:rFonts w:hint="default"/>
-                <w:b w:val="0"/>
-                <w:color w:val="000000"/>
-                <w:lang w:val="en-US" w:eastAsia="zh-CN"/>
-              </w:rPr>
-              <w:t>71.6</w:t>
-            </w:r>
-          </w:p>
-        </w:tc>
-        <w:tc>
-          <w:tcPr>
-            <w:tcW w:w="1420" w:type="dxa"/>
-            <w:tcBorders>
-              <w:top w:val="nil"/>
-              <w:left w:val="nil"/>
-              <w:bottom w:val="nil"/>
-              <w:right w:val="nil"/>
-            </w:tcBorders>
-            <w:shd w:val="clear" w:color="auto" w:fill="FFFFFF"/>
-          </w:tcPr>
-          <w:p>
-            <w:pPr>
-              <w:widowControl w:val="0"/>
-              <w:numPr>
-                <w:ilvl w:val="0"/>
-                <w:numId w:val="0"/>
-              </w:numPr>
-              <w:ind w:leftChars="0"/>
-              <w:jc w:val="both"/>
-              <w:rPr>
-                <w:b w:val="0"/>
-                <w:color w:val="000000"/>
-              </w:rPr>
-            </w:pPr>
-            <w:r>
-              <w:rPr>
-                <w:rFonts w:hint="default"/>
-                <w:b w:val="0"/>
-                <w:color w:val="000000"/>
-                <w:lang w:val="en-US" w:eastAsia="zh-CN"/>
-              </w:rPr>
-              <w:t>83.73</w:t>
-            </w:r>
-          </w:p>
-        </w:tc>
-        <w:tc>
-          <w:tcPr>
-            <w:tcW w:w="1421" w:type="dxa"/>
-            <w:tcBorders>
-              <w:top w:val="nil"/>
-              <w:left w:val="nil"/>
-              <w:bottom w:val="nil"/>
-              <w:right w:val="nil"/>
-            </w:tcBorders>
-            <w:shd w:val="clear" w:color="auto" w:fill="FFFFFF"/>
-          </w:tcPr>
-          <w:p>
-            <w:pPr>
-              <w:widowControl w:val="0"/>
-              <w:numPr>
-                <w:ilvl w:val="0"/>
-                <w:numId w:val="0"/>
-              </w:numPr>
-              <w:ind w:leftChars="0"/>
-              <w:jc w:val="both"/>
-              <w:rPr>
-                <w:b w:val="0"/>
-                <w:color w:val="000000"/>
-              </w:rPr>
-            </w:pPr>
-            <w:r>
-              <w:rPr>
-                <w:rFonts w:hint="default"/>
-                <w:b w:val="0"/>
-                <w:color w:val="000000"/>
-                <w:lang w:val="en-US" w:eastAsia="zh-CN"/>
-              </w:rPr>
-              <w:t>78.76</w:t>
-            </w:r>
-          </w:p>
-        </w:tc>
-        <w:tc>
-          <w:tcPr>
-            <w:tcW w:w="1421" w:type="dxa"/>
-            <w:tcBorders>
-              <w:top w:val="nil"/>
-              <w:left w:val="nil"/>
-              <w:bottom w:val="nil"/>
-              <w:right w:val="nil"/>
-            </w:tcBorders>
-            <w:shd w:val="clear" w:color="auto" w:fill="FFFFFF"/>
-          </w:tcPr>
-          <w:p>
-            <w:pPr>
-              <w:widowControl w:val="0"/>
-              <w:numPr>
-                <w:ilvl w:val="0"/>
-                <w:numId w:val="0"/>
-              </w:numPr>
-              <w:ind w:leftChars="0"/>
-              <w:jc w:val="both"/>
-              <w:rPr>
-                <w:rFonts w:hint="default" w:eastAsiaTheme="minorEastAsia"/>
-                <w:b w:val="0"/>
-                <w:color w:val="000000"/>
-                <w:lang w:val="en-US" w:eastAsia="zh-CN"/>
-              </w:rPr>
-            </w:pPr>
-            <w:r>
-              <w:rPr>
-                <w:rFonts w:hint="eastAsia"/>
-                <w:b w:val="0"/>
-                <w:color w:val="000000"/>
-                <w:lang w:val="en-US" w:eastAsia="zh-CN"/>
-              </w:rPr>
-              <w:t>72.9</w:t>
-            </w:r>
-          </w:p>
-        </w:tc>
-      </w:tr>
-      <w:tr>
-        <w:tblPrEx>
-          <w:tblBorders>
-            <w:top w:val="single" w:color="auto" w:sz="4" w:space="0"/>
-            <w:left w:val="single" w:color="auto" w:sz="4" w:space="0"/>
-            <w:bottom w:val="single" w:color="auto" w:sz="4" w:space="0"/>
-            <w:right w:val="single" w:color="auto" w:sz="4" w:space="0"/>
-            <w:insideH w:val="single" w:color="auto" w:sz="4" w:space="0"/>
-            <w:insideV w:val="single" w:color="auto" w:sz="4" w:space="0"/>
-          </w:tblBorders>
-          <w:tblCellMar>
-            <w:top w:w="0" w:type="dxa"/>
-            <w:left w:w="108" w:type="dxa"/>
-            <w:bottom w:w="0" w:type="dxa"/>
-            <w:right w:w="108" w:type="dxa"/>
-          </w:tblCellMar>
-        </w:tblPrEx>
-        <w:trPr>
-          <w:jc w:val="center"/>
-        </w:trPr>
-        <w:tc>
-          <w:tcPr>
-            <w:tcW w:w="1420" w:type="dxa"/>
-            <w:tcBorders>
-              <w:top w:val="nil"/>
-              <w:left w:val="nil"/>
-              <w:bottom w:val="nil"/>
-              <w:right w:val="nil"/>
-            </w:tcBorders>
-            <w:shd w:val="clear" w:color="auto" w:fill="FFFFFF"/>
-          </w:tcPr>
-          <w:p>
-            <w:pPr>
-              <w:widowControl w:val="0"/>
-              <w:numPr>
-                <w:ilvl w:val="0"/>
-                <w:numId w:val="0"/>
-              </w:numPr>
-              <w:ind w:leftChars="0"/>
-              <w:jc w:val="both"/>
-              <w:rPr>
-                <w:rFonts w:hint="default"/>
-                <w:b w:val="0"/>
-                <w:color w:val="000000"/>
-                <w:lang w:val="en-US"/>
-              </w:rPr>
-            </w:pPr>
-            <w:r>
-              <w:rPr>
-                <w:rFonts w:hint="eastAsia"/>
-                <w:b w:val="0"/>
-                <w:color w:val="000000"/>
-                <w:lang w:val="en-US" w:eastAsia="zh-CN"/>
-              </w:rPr>
-              <w:t>Ours</w:t>
-            </w:r>
-          </w:p>
-        </w:tc>
-        <w:tc>
-          <w:tcPr>
-            <w:tcW w:w="1420" w:type="dxa"/>
-            <w:tcBorders>
-              <w:top w:val="nil"/>
-              <w:left w:val="nil"/>
-              <w:bottom w:val="nil"/>
-              <w:right w:val="nil"/>
-            </w:tcBorders>
-            <w:shd w:val="clear" w:color="auto" w:fill="FFFFFF"/>
-          </w:tcPr>
-          <w:p>
-            <w:pPr>
-              <w:widowControl w:val="0"/>
-              <w:numPr>
-                <w:ilvl w:val="0"/>
-                <w:numId w:val="0"/>
-              </w:numPr>
-              <w:ind w:leftChars="0"/>
-              <w:jc w:val="both"/>
-              <w:rPr>
-                <w:b w:val="0"/>
-                <w:color w:val="000000"/>
-              </w:rPr>
-            </w:pPr>
-            <w:r>
-              <w:rPr>
-                <w:rFonts w:hint="default"/>
-                <w:b w:val="0"/>
-                <w:color w:val="000000"/>
-                <w:lang w:val="en-US" w:eastAsia="zh-CN"/>
-              </w:rPr>
-              <w:t>85.46</w:t>
-            </w:r>
-          </w:p>
-        </w:tc>
-        <w:tc>
-          <w:tcPr>
-            <w:tcW w:w="1420" w:type="dxa"/>
-            <w:tcBorders>
-              <w:top w:val="nil"/>
-              <w:left w:val="nil"/>
-              <w:bottom w:val="nil"/>
-              <w:right w:val="nil"/>
-            </w:tcBorders>
-            <w:shd w:val="clear" w:color="auto" w:fill="FFFFFF"/>
-          </w:tcPr>
-          <w:p>
-            <w:pPr>
-              <w:widowControl w:val="0"/>
-              <w:numPr>
-                <w:ilvl w:val="0"/>
-                <w:numId w:val="0"/>
-              </w:numPr>
-              <w:ind w:leftChars="0"/>
-              <w:jc w:val="both"/>
-              <w:rPr>
-                <w:b w:val="0"/>
-                <w:color w:val="000000"/>
-              </w:rPr>
-            </w:pPr>
-            <w:r>
-              <w:rPr>
-                <w:rFonts w:hint="default"/>
-                <w:b w:val="0"/>
-                <w:color w:val="000000"/>
-                <w:lang w:val="en-US" w:eastAsia="zh-CN"/>
-              </w:rPr>
-              <w:t>81.91</w:t>
-            </w:r>
-          </w:p>
-        </w:tc>
-        <w:tc>
-          <w:tcPr>
-            <w:tcW w:w="1420" w:type="dxa"/>
-            <w:tcBorders>
-              <w:top w:val="nil"/>
-              <w:left w:val="nil"/>
-              <w:bottom w:val="nil"/>
-              <w:right w:val="nil"/>
-            </w:tcBorders>
-            <w:shd w:val="clear" w:color="auto" w:fill="FFFFFF"/>
-          </w:tcPr>
-          <w:p>
-            <w:pPr>
-              <w:widowControl w:val="0"/>
-              <w:numPr>
-                <w:ilvl w:val="0"/>
-                <w:numId w:val="0"/>
-              </w:numPr>
-              <w:ind w:leftChars="0"/>
-              <w:jc w:val="both"/>
-              <w:rPr>
-                <w:b w:val="0"/>
-                <w:color w:val="000000"/>
-              </w:rPr>
-            </w:pPr>
-            <w:r>
-              <w:rPr>
-                <w:rFonts w:hint="default"/>
-                <w:b w:val="0"/>
-                <w:color w:val="000000"/>
-                <w:lang w:val="en-US" w:eastAsia="zh-CN"/>
-              </w:rPr>
-              <w:t>88.2</w:t>
-            </w:r>
-          </w:p>
-        </w:tc>
-        <w:tc>
-          <w:tcPr>
-            <w:tcW w:w="1421" w:type="dxa"/>
-            <w:tcBorders>
-              <w:top w:val="nil"/>
-              <w:left w:val="nil"/>
-              <w:bottom w:val="nil"/>
-              <w:right w:val="nil"/>
-            </w:tcBorders>
-            <w:shd w:val="clear" w:color="auto" w:fill="FFFFFF"/>
-          </w:tcPr>
-          <w:p>
-            <w:pPr>
-              <w:widowControl w:val="0"/>
-              <w:numPr>
-                <w:ilvl w:val="0"/>
-                <w:numId w:val="0"/>
-              </w:numPr>
-              <w:ind w:leftChars="0"/>
-              <w:jc w:val="both"/>
-              <w:rPr>
-                <w:b w:val="0"/>
-                <w:color w:val="000000"/>
-              </w:rPr>
-            </w:pPr>
-            <w:r>
-              <w:rPr>
-                <w:rFonts w:hint="default"/>
-                <w:b w:val="0"/>
-                <w:color w:val="000000"/>
-                <w:lang w:val="en-US" w:eastAsia="zh-CN"/>
-              </w:rPr>
-              <w:t>80.66</w:t>
-            </w:r>
-          </w:p>
-        </w:tc>
-        <w:tc>
-          <w:tcPr>
-            <w:tcW w:w="1421" w:type="dxa"/>
-            <w:tcBorders>
-              <w:top w:val="nil"/>
-              <w:left w:val="nil"/>
-              <w:bottom w:val="nil"/>
-              <w:right w:val="nil"/>
-            </w:tcBorders>
-            <w:shd w:val="clear" w:color="auto" w:fill="FFFFFF"/>
-          </w:tcPr>
-          <w:p>
-            <w:pPr>
-              <w:widowControl w:val="0"/>
-              <w:numPr>
-                <w:ilvl w:val="0"/>
-                <w:numId w:val="0"/>
-              </w:numPr>
-              <w:ind w:leftChars="0"/>
-              <w:jc w:val="both"/>
-              <w:rPr>
-                <w:b w:val="0"/>
-                <w:color w:val="000000"/>
-              </w:rPr>
-            </w:pPr>
-            <w:r>
-              <w:rPr>
-                <w:rFonts w:hint="default"/>
-                <w:b w:val="0"/>
-                <w:color w:val="000000"/>
-                <w:lang w:val="en-US" w:eastAsia="zh-CN"/>
-              </w:rPr>
-              <w:t>87.55</w:t>
-            </w:r>
-          </w:p>
-        </w:tc>
-      </w:tr>
-      <w:tr>
-        <w:tblPrEx>
-          <w:tblBorders>
-            <w:top w:val="single" w:color="auto" w:sz="4" w:space="0"/>
-            <w:left w:val="single" w:color="auto" w:sz="4" w:space="0"/>
-            <w:bottom w:val="single" w:color="auto" w:sz="4" w:space="0"/>
-            <w:right w:val="single" w:color="auto" w:sz="4" w:space="0"/>
-            <w:insideH w:val="single" w:color="auto" w:sz="4" w:space="0"/>
-            <w:insideV w:val="single" w:color="auto" w:sz="4" w:space="0"/>
-          </w:tblBorders>
-          <w:tblCellMar>
-            <w:top w:w="0" w:type="dxa"/>
-            <w:left w:w="108" w:type="dxa"/>
-            <w:bottom w:w="0" w:type="dxa"/>
-            <w:right w:w="108" w:type="dxa"/>
-          </w:tblCellMar>
-        </w:tblPrEx>
-        <w:trPr>
-          <w:jc w:val="center"/>
-        </w:trPr>
-        <w:tc>
-          <w:tcPr>
-            <w:tcW w:w="1420" w:type="dxa"/>
-            <w:tcBorders>
-              <w:top w:val="nil"/>
-              <w:left w:val="nil"/>
-              <w:bottom w:val="single" w:color="000000" w:sz="4" w:space="0"/>
-              <w:right w:val="nil"/>
-            </w:tcBorders>
-            <w:shd w:val="clear" w:color="auto" w:fill="FFFFFF"/>
-          </w:tcPr>
-          <w:p>
-            <w:pPr>
-              <w:widowControl w:val="0"/>
-              <w:numPr>
-                <w:ilvl w:val="0"/>
-                <w:numId w:val="0"/>
-              </w:numPr>
-              <w:ind w:leftChars="0"/>
-              <w:jc w:val="both"/>
-              <w:rPr>
-                <w:b w:val="0"/>
-                <w:color w:val="000000"/>
-              </w:rPr>
-            </w:pPr>
-            <w:r>
-              <w:rPr>
-                <w:rFonts w:hint="default"/>
-                <w:b w:val="0"/>
-                <w:color w:val="000000"/>
-                <w:lang w:val="en-US" w:eastAsia="zh-CN"/>
-              </w:rPr>
-              <w:t>∆</w:t>
-            </w:r>
-          </w:p>
-        </w:tc>
-        <w:tc>
-          <w:tcPr>
-            <w:tcW w:w="1420" w:type="dxa"/>
-            <w:tcBorders>
-              <w:top w:val="nil"/>
-              <w:left w:val="nil"/>
-              <w:bottom w:val="single" w:color="000000" w:sz="4" w:space="0"/>
-              <w:right w:val="nil"/>
-            </w:tcBorders>
-            <w:shd w:val="clear" w:color="auto" w:fill="FFFFFF"/>
-          </w:tcPr>
-          <w:p>
-            <w:pPr>
-              <w:widowControl w:val="0"/>
-              <w:numPr>
-                <w:ilvl w:val="0"/>
-                <w:numId w:val="0"/>
-              </w:numPr>
-              <w:ind w:leftChars="0"/>
-              <w:jc w:val="both"/>
-              <w:rPr>
-                <w:rFonts w:hint="default"/>
-                <w:b w:val="0"/>
-                <w:color w:val="000000"/>
-                <w:lang w:val="en-US"/>
-              </w:rPr>
-            </w:pPr>
-            <w:r>
-              <w:rPr>
-                <w:rFonts w:hint="default"/>
-                <w:b w:val="0"/>
-                <w:color w:val="000000"/>
-                <w:lang w:val="en-US" w:eastAsia="zh-CN"/>
-              </w:rPr>
-              <w:t>0.5</w:t>
-            </w:r>
-          </w:p>
-        </w:tc>
-        <w:tc>
-          <w:tcPr>
-            <w:tcW w:w="1420" w:type="dxa"/>
-            <w:tcBorders>
-              <w:top w:val="nil"/>
-              <w:left w:val="nil"/>
-              <w:bottom w:val="single" w:color="000000" w:sz="4" w:space="0"/>
-              <w:right w:val="nil"/>
-            </w:tcBorders>
-            <w:shd w:val="clear" w:color="auto" w:fill="FFFFFF"/>
-          </w:tcPr>
-          <w:p>
-            <w:pPr>
-              <w:widowControl w:val="0"/>
-              <w:numPr>
-                <w:ilvl w:val="0"/>
-                <w:numId w:val="0"/>
-              </w:numPr>
-              <w:ind w:leftChars="0"/>
-              <w:jc w:val="both"/>
-              <w:rPr>
-                <w:rFonts w:hint="default"/>
-                <w:b w:val="0"/>
-                <w:color w:val="000000"/>
-                <w:lang w:val="en-US"/>
-              </w:rPr>
-            </w:pPr>
-            <w:r>
-              <w:rPr>
-                <w:rFonts w:hint="default"/>
-                <w:b w:val="0"/>
-                <w:color w:val="000000"/>
-                <w:lang w:val="en-US"/>
-              </w:rPr>
-              <w:t>1.0</w:t>
-            </w:r>
-          </w:p>
-        </w:tc>
-        <w:tc>
-          <w:tcPr>
-            <w:tcW w:w="1420" w:type="dxa"/>
-            <w:tcBorders>
-              <w:top w:val="nil"/>
-              <w:left w:val="nil"/>
-              <w:bottom w:val="single" w:color="000000" w:sz="4" w:space="0"/>
-              <w:right w:val="nil"/>
-            </w:tcBorders>
-            <w:shd w:val="clear" w:color="auto" w:fill="FFFFFF"/>
-          </w:tcPr>
-          <w:p>
-            <w:pPr>
-              <w:widowControl w:val="0"/>
-              <w:numPr>
-                <w:ilvl w:val="0"/>
-                <w:numId w:val="0"/>
-              </w:numPr>
-              <w:ind w:leftChars="0"/>
-              <w:jc w:val="both"/>
-              <w:rPr>
-                <w:b w:val="0"/>
-                <w:color w:val="000000"/>
-              </w:rPr>
-            </w:pPr>
-            <w:r>
-              <w:rPr>
-                <w:rFonts w:hint="default"/>
-                <w:b w:val="0"/>
-                <w:color w:val="000000"/>
-                <w:lang w:val="en-US" w:eastAsia="zh-CN"/>
-              </w:rPr>
-              <w:t>0.6</w:t>
-            </w:r>
-            <w:r>
-              <w:rPr>
-                <w:rFonts w:hint="eastAsia"/>
-                <w:b w:val="0"/>
-                <w:color w:val="000000"/>
-                <w:lang w:val="en-US" w:eastAsia="zh-CN"/>
-              </w:rPr>
-              <w:t xml:space="preserve"> </w:t>
-            </w:r>
-          </w:p>
-        </w:tc>
-        <w:tc>
-          <w:tcPr>
-            <w:tcW w:w="1421" w:type="dxa"/>
-            <w:tcBorders>
-              <w:top w:val="nil"/>
-              <w:left w:val="nil"/>
-              <w:bottom w:val="single" w:color="000000" w:sz="4" w:space="0"/>
-              <w:right w:val="nil"/>
-            </w:tcBorders>
-            <w:shd w:val="clear" w:color="auto" w:fill="FFFFFF"/>
-          </w:tcPr>
-          <w:p>
-            <w:pPr>
-              <w:widowControl w:val="0"/>
-              <w:numPr>
-                <w:ilvl w:val="0"/>
-                <w:numId w:val="0"/>
-              </w:numPr>
-              <w:ind w:leftChars="0"/>
-              <w:jc w:val="both"/>
-              <w:rPr>
-                <w:b w:val="0"/>
-                <w:color w:val="000000"/>
-              </w:rPr>
-            </w:pPr>
-            <w:r>
-              <w:rPr>
-                <w:rFonts w:hint="default"/>
-                <w:b w:val="0"/>
-                <w:color w:val="000000"/>
-                <w:lang w:val="en-US" w:eastAsia="zh-CN"/>
-              </w:rPr>
-              <w:t>0.16</w:t>
-            </w:r>
-          </w:p>
-        </w:tc>
-        <w:tc>
-          <w:tcPr>
-            <w:tcW w:w="1421" w:type="dxa"/>
-            <w:tcBorders>
-              <w:top w:val="nil"/>
-              <w:left w:val="nil"/>
-              <w:bottom w:val="single" w:color="000000" w:sz="4" w:space="0"/>
-              <w:right w:val="nil"/>
-            </w:tcBorders>
-            <w:shd w:val="clear" w:color="auto" w:fill="FFFFFF"/>
-          </w:tcPr>
-          <w:p>
-            <w:pPr>
-              <w:widowControl w:val="0"/>
-              <w:numPr>
-                <w:ilvl w:val="0"/>
-                <w:numId w:val="0"/>
-              </w:numPr>
-              <w:ind w:leftChars="0"/>
-              <w:jc w:val="both"/>
-              <w:rPr>
-                <w:rFonts w:hint="default" w:eastAsiaTheme="minorEastAsia"/>
-                <w:b w:val="0"/>
-                <w:color w:val="000000"/>
-                <w:lang w:val="en-US" w:eastAsia="zh-CN"/>
-              </w:rPr>
-            </w:pPr>
-            <w:r>
-              <w:rPr>
-                <w:rFonts w:hint="eastAsia"/>
-                <w:b w:val="0"/>
-                <w:color w:val="000000"/>
-                <w:lang w:val="en-US" w:eastAsia="zh-CN"/>
-              </w:rPr>
-              <w:t>84.0</w:t>
+              <w:t>73.37</w:t>
             </w:r>
           </w:p>
         </w:tc>
@@ -6621,6 +6414,64 @@
         <w:pStyle w:val="5"/>
         <w:jc w:val="center"/>
         <w:rPr>
+          <w:rFonts w:hint="default" w:ascii="宋体" w:hAnsi="宋体" w:eastAsia="宋体" w:cs="宋体"/>
+          <w:b w:val="0"/>
+          <w:bCs w:val="0"/>
+          <w:sz w:val="18"/>
+          <w:szCs w:val="21"/>
+          <w:lang w:val="en-US" w:eastAsia="zh-CN"/>
+        </w:rPr>
+      </w:pPr>
+      <w:r>
+        <w:t xml:space="preserve">表 </w:t>
+      </w:r>
+      <w:r>
+        <w:fldChar w:fldCharType="begin"/>
+      </w:r>
+      <w:r>
+        <w:instrText xml:space="preserve"> SEQ 表 \* ARABIC </w:instrText>
+      </w:r>
+      <w:r>
+        <w:fldChar w:fldCharType="separate"/>
+      </w:r>
+      <w:r>
+        <w:t>1</w:t>
+      </w:r>
+      <w:r>
+        <w:fldChar w:fldCharType="end"/>
+      </w:r>
+      <w:r>
+        <w:rPr>
+          <w:rFonts w:hint="eastAsia"/>
+          <w:lang w:eastAsia="zh-CN"/>
+        </w:rPr>
+        <w:t xml:space="preserve"> 不同</w:t>
+      </w:r>
+      <w:r>
+        <w:rPr>
+          <w:rFonts w:hint="eastAsia"/>
+          <w:lang w:val="en-US" w:eastAsia="zh-CN"/>
+        </w:rPr>
+        <w:t>无训练</w:t>
+      </w:r>
+      <w:r>
+        <w:rPr>
+          <w:rFonts w:hint="eastAsia"/>
+          <w:lang w:eastAsia="zh-CN"/>
+        </w:rPr>
+        <w:t>方法在四个遥感数据集下的</w:t>
+      </w:r>
+      <w:r>
+        <w:rPr>
+          <w:rFonts w:hint="eastAsia"/>
+          <w:lang w:val="en-US" w:eastAsia="zh-CN"/>
+        </w:rPr>
+        <w:t>性能评测</w:t>
+      </w:r>
+    </w:p>
+    <w:p>
+      <w:pPr>
+        <w:rPr>
           <w:rFonts w:hint="eastAsia" w:ascii="宋体" w:hAnsi="宋体" w:eastAsia="宋体" w:cs="宋体"/>
           <w:b w:val="0"/>
           <w:bCs w:val="0"/>
@@ -6629,45 +6480,6 @@
           <w:lang w:val="en-US" w:eastAsia="zh-CN"/>
         </w:rPr>
       </w:pPr>
-      <w:r>
-        <w:t xml:space="preserve">表 </w:t>
-      </w:r>
-      <w:r>
-        <w:fldChar w:fldCharType="begin"/>
-      </w:r>
-      <w:r>
-        <w:instrText xml:space="preserve"> SEQ 表 \* ARABIC </w:instrText>
-      </w:r>
-      <w:r>
-        <w:fldChar w:fldCharType="separate"/>
-      </w:r>
-      <w:r>
-        <w:t>1</w:t>
-      </w:r>
-      <w:r>
-        <w:fldChar w:fldCharType="end"/>
-      </w:r>
-      <w:r>
-        <w:rPr>
-          <w:rFonts w:hint="eastAsia"/>
-          <w:lang w:eastAsia="zh-CN"/>
-        </w:rPr>
-        <w:t xml:space="preserve"> 不同</w:t>
-      </w:r>
-      <w:r>
-        <w:rPr>
-          <w:rFonts w:hint="eastAsia"/>
-          <w:lang w:val="en-US" w:eastAsia="zh-CN"/>
-        </w:rPr>
-        <w:t>无训练</w:t>
-      </w:r>
-      <w:r>
-        <w:rPr>
-          <w:rFonts w:hint="eastAsia"/>
-          <w:lang w:eastAsia="zh-CN"/>
-        </w:rPr>
-        <w:t>方法在四个遥感数据集下的泛用性评估</w:t>
-      </w:r>
     </w:p>
     <w:p>
       <w:pPr>
@@ -6689,7 +6501,7 @@
           <w:szCs w:val="21"/>
           <w:lang w:val="en-US" w:eastAsia="zh-CN"/>
         </w:rPr>
-        <w:t>从方法类别角度分析，可以观察到，OVSTTO 通过测试时自监督优化，在推理阶段动态构建空间先验，使模型能够针对当前图像自适应调整，从而在不同数据分布下均保持稳定性能。</w:t>
+        <w:t>从方法类别角度分析，可以观察到，TTAOV 通过测试时自监督优化，在推理阶段动态构建空间先验，使模型能够针对当前图像自适应优化，从而在不同数据分布下均保持稳定性能。</w:t>
       </w:r>
     </w:p>
     <w:p>
@@ -6765,7 +6577,7 @@
                     </pic:cNvPicPr>
                   </pic:nvPicPr>
                   <pic:blipFill>
-                    <a:blip r:embed="rId5"/>
+                    <a:blip r:embed="rId7"/>
                     <a:srcRect t="571" b="571"/>
                     <a:stretch>
                       <a:fillRect/>
@@ -6864,7 +6676,7 @@
                     </pic:cNvPicPr>
                   </pic:nvPicPr>
                   <pic:blipFill>
-                    <a:blip r:embed="rId6"/>
+                    <a:blip r:embed="rId8"/>
                     <a:srcRect b="27603"/>
                     <a:stretch>
                       <a:fillRect/>
@@ -6922,7 +6734,7 @@
           <w:rFonts w:hint="eastAsia"/>
           <w:lang w:eastAsia="zh-CN"/>
         </w:rPr>
-        <w:t xml:space="preserve"> OVSTTO 分割效果可视化</w:t>
+        <w:t xml:space="preserve"> TTAOV 分割效果可视化</w:t>
       </w:r>
     </w:p>
     <w:p>
@@ -6971,7 +6783,7 @@
       <w:tblPr>
         <w:tblStyle w:val="8"/>
         <w:tblW w:w="0" w:type="auto"/>
-        <w:tblInd w:w="0" w:type="dxa"/>
+        <w:jc w:val="center"/>
         <w:tblBorders>
           <w:top w:val="none" w:color="auto" w:sz="0" w:space="0"/>
           <w:left w:val="none" w:color="auto" w:sz="0" w:space="0"/>
@@ -6989,10 +6801,9 @@
         </w:tblCellMar>
       </w:tblPr>
       <w:tblGrid>
-        <w:gridCol w:w="2195"/>
-        <w:gridCol w:w="2111"/>
-        <w:gridCol w:w="2107"/>
-        <w:gridCol w:w="2103"/>
+        <w:gridCol w:w="2214"/>
+        <w:gridCol w:w="2120"/>
+        <w:gridCol w:w="2089"/>
       </w:tblGrid>
       <w:tr>
         <w:tblPrEx>
@@ -7011,9 +6822,12 @@
             <w:right w:w="108" w:type="dxa"/>
           </w:tblCellMar>
         </w:tblPrEx>
+        <w:trPr>
+          <w:jc w:val="center"/>
+        </w:trPr>
         <w:tc>
           <w:tcPr>
-            <w:tcW w:w="2747" w:type="dxa"/>
+            <w:tcW w:w="2214" w:type="dxa"/>
             <w:tcBorders>
               <w:top w:val="single" w:color="000000" w:sz="4" w:space="0"/>
               <w:bottom w:val="nil"/>
@@ -7042,7 +6856,7 @@
         </w:tc>
         <w:tc>
           <w:tcPr>
-            <w:tcW w:w="2747" w:type="dxa"/>
+            <w:tcW w:w="2120" w:type="dxa"/>
             <w:tcBorders>
               <w:top w:val="single" w:color="000000" w:sz="4" w:space="0"/>
               <w:left w:val="nil"/>
@@ -7071,36 +6885,7 @@
         </w:tc>
         <w:tc>
           <w:tcPr>
-            <w:tcW w:w="2747" w:type="dxa"/>
-            <w:tcBorders>
-              <w:top w:val="single" w:color="000000" w:sz="4" w:space="0"/>
-              <w:left w:val="nil"/>
-              <w:bottom w:val="nil"/>
-              <w:right w:val="nil"/>
-            </w:tcBorders>
-            <w:shd w:val="clear" w:color="auto" w:fill="FFFFFF"/>
-          </w:tcPr>
-          <w:p>
-            <w:pPr>
-              <w:rPr>
-                <w:b w:val="0"/>
-                <w:color w:val="000000"/>
-              </w:rPr>
-            </w:pPr>
-            <w:r>
-              <w:rPr>
-                <w:rFonts w:hint="default"/>
-                <w:b w:val="0"/>
-                <w:color w:val="000000"/>
-                <w:lang w:val="en-US" w:eastAsia="zh-CN"/>
-              </w:rPr>
-              <w:t>New</w:t>
-            </w:r>
-          </w:p>
-        </w:tc>
-        <w:tc>
-          <w:tcPr>
-            <w:tcW w:w="2747" w:type="dxa"/>
+            <w:tcW w:w="2089" w:type="dxa"/>
             <w:tcBorders>
               <w:top w:val="single" w:color="000000" w:sz="4" w:space="0"/>
               <w:left w:val="nil"/>
@@ -7111,18 +6896,19 @@
           <w:p>
             <w:pPr>
               <w:rPr>
-                <w:b w:val="0"/>
-                <w:color w:val="000000"/>
+                <w:rFonts w:hint="eastAsia" w:eastAsiaTheme="minorEastAsia"/>
+                <w:b w:val="0"/>
+                <w:color w:val="000000"/>
+                <w:lang w:val="en-US" w:eastAsia="zh-CN"/>
               </w:rPr>
             </w:pPr>
             <w:r>
               <w:rPr>
-                <w:rFonts w:hint="default"/>
-                <w:b w:val="0"/>
-                <w:color w:val="000000"/>
-                <w:lang w:val="en-US" w:eastAsia="zh-CN"/>
-              </w:rPr>
-              <w:t>H</w:t>
+                <w:rFonts w:ascii="宋体" w:hAnsi="宋体" w:eastAsia="宋体" w:cs="宋体"/>
+                <w:sz w:val="18"/>
+                <w:szCs w:val="18"/>
+              </w:rPr>
+              <w:t>△</w:t>
             </w:r>
           </w:p>
         </w:tc>
@@ -7144,9 +6930,12 @@
             <w:right w:w="108" w:type="dxa"/>
           </w:tblCellMar>
         </w:tblPrEx>
+        <w:trPr>
+          <w:jc w:val="center"/>
+        </w:trPr>
         <w:tc>
           <w:tcPr>
-            <w:tcW w:w="2747" w:type="dxa"/>
+            <w:tcW w:w="2214" w:type="dxa"/>
             <w:tcBorders>
               <w:top w:val="nil"/>
               <w:bottom w:val="nil"/>
@@ -7174,7 +6963,7 @@
         </w:tc>
         <w:tc>
           <w:tcPr>
-            <w:tcW w:w="2747" w:type="dxa"/>
+            <w:tcW w:w="2120" w:type="dxa"/>
             <w:tcBorders>
               <w:top w:val="nil"/>
               <w:left w:val="nil"/>
@@ -7186,53 +6975,26 @@
           <w:p>
             <w:pPr>
               <w:rPr>
-                <w:b w:val="0"/>
-                <w:color w:val="000000"/>
+                <w:rFonts w:hint="default" w:eastAsiaTheme="minorEastAsia"/>
+                <w:b w:val="0"/>
+                <w:color w:val="000000"/>
+                <w:lang w:val="en-US" w:eastAsia="zh-CN"/>
               </w:rPr>
             </w:pPr>
             <w:r>
               <w:rPr>
-                <w:rFonts w:hint="default"/>
+                <w:rFonts w:hint="eastAsia"/>
                 <w:b w:val="0"/>
                 <w:color w:val="000000"/>
                 <w:lang w:val="en-US" w:eastAsia="zh-CN"/>
               </w:rPr>
-              <w:t>72.5</w:t>
+              <w:t>35.91</w:t>
             </w:r>
           </w:p>
         </w:tc>
         <w:tc>
           <w:tcPr>
-            <w:tcW w:w="2747" w:type="dxa"/>
-            <w:tcBorders>
-              <w:top w:val="nil"/>
-              <w:left w:val="nil"/>
-              <w:bottom w:val="nil"/>
-              <w:right w:val="nil"/>
-            </w:tcBorders>
-            <w:shd w:val="clear" w:color="auto" w:fill="FFFFFF"/>
-          </w:tcPr>
-          <w:p>
-            <w:pPr>
-              <w:rPr>
-                <w:b w:val="0"/>
-                <w:color w:val="000000"/>
-              </w:rPr>
-            </w:pPr>
-            <w:r>
-              <w:rPr>
-                <w:rFonts w:hint="default"/>
-                <w:b w:val="0"/>
-                <w:color w:val="000000"/>
-                <w:lang w:val="en-US" w:eastAsia="zh-CN"/>
-              </w:rPr>
-              <w:t>45.0</w:t>
-            </w:r>
-          </w:p>
-        </w:tc>
-        <w:tc>
-          <w:tcPr>
-            <w:tcW w:w="2747" w:type="dxa"/>
+            <w:tcW w:w="2089" w:type="dxa"/>
             <w:tcBorders>
               <w:top w:val="nil"/>
               <w:left w:val="nil"/>
@@ -7249,12 +7011,12 @@
             </w:pPr>
             <w:r>
               <w:rPr>
-                <w:rFonts w:hint="default"/>
+                <w:rFonts w:hint="eastAsia"/>
                 <w:b w:val="0"/>
                 <w:color w:val="000000"/>
                 <w:lang w:val="en-US" w:eastAsia="zh-CN"/>
               </w:rPr>
-              <w:t>55.5</w:t>
+              <w:t>0</w:t>
             </w:r>
           </w:p>
         </w:tc>
@@ -7276,9 +7038,12 @@
             <w:right w:w="108" w:type="dxa"/>
           </w:tblCellMar>
         </w:tblPrEx>
+        <w:trPr>
+          <w:jc w:val="center"/>
+        </w:trPr>
         <w:tc>
           <w:tcPr>
-            <w:tcW w:w="2747" w:type="dxa"/>
+            <w:tcW w:w="2214" w:type="dxa"/>
             <w:tcBorders>
               <w:top w:val="nil"/>
               <w:bottom w:val="nil"/>
@@ -7289,8 +7054,10 @@
           <w:p>
             <w:pPr>
               <w:rPr>
-                <w:b w:val="0"/>
-                <w:color w:val="000000"/>
+                <w:rFonts w:hint="default"/>
+                <w:b w:val="0"/>
+                <w:color w:val="000000"/>
+                <w:lang w:val="en-US"/>
               </w:rPr>
             </w:pPr>
             <w:r>
@@ -7300,13 +7067,22 @@
                 <w:color w:val="000000"/>
                 <w:lang w:val="en-US" w:eastAsia="zh-CN"/>
               </w:rPr>
-              <w:t>w/ RSA</w:t>
+              <w:t xml:space="preserve">w/ </w:t>
+            </w:r>
+            <w:r>
+              <w:rPr>
+                <w:rFonts w:hint="eastAsia"/>
+                <w:b w:val="0"/>
+                <w:color w:val="000000"/>
+                <w:lang w:val="en-US" w:eastAsia="zh-CN"/>
+              </w:rPr>
+              <w:t>Q-Q attention</w:t>
             </w:r>
           </w:p>
         </w:tc>
         <w:tc>
           <w:tcPr>
-            <w:tcW w:w="2747" w:type="dxa"/>
+            <w:tcW w:w="2120" w:type="dxa"/>
             <w:tcBorders>
               <w:top w:val="nil"/>
               <w:left w:val="nil"/>
@@ -7318,53 +7094,26 @@
           <w:p>
             <w:pPr>
               <w:rPr>
-                <w:b w:val="0"/>
-                <w:color w:val="000000"/>
+                <w:rFonts w:hint="default"/>
+                <w:b w:val="0"/>
+                <w:color w:val="000000"/>
+                <w:lang w:val="en-US"/>
               </w:rPr>
             </w:pPr>
             <w:r>
               <w:rPr>
-                <w:rFonts w:hint="default"/>
+                <w:rFonts w:hint="eastAsia"/>
                 <w:b w:val="0"/>
                 <w:color w:val="000000"/>
                 <w:lang w:val="en-US" w:eastAsia="zh-CN"/>
               </w:rPr>
-              <w:t>76.0</w:t>
+              <w:t>40.98</w:t>
             </w:r>
           </w:p>
         </w:tc>
         <w:tc>
           <w:tcPr>
-            <w:tcW w:w="2747" w:type="dxa"/>
-            <w:tcBorders>
-              <w:top w:val="nil"/>
-              <w:left w:val="nil"/>
-              <w:bottom w:val="nil"/>
-              <w:right w:val="nil"/>
-            </w:tcBorders>
-            <w:shd w:val="clear" w:color="auto" w:fill="FFFFFF"/>
-          </w:tcPr>
-          <w:p>
-            <w:pPr>
-              <w:rPr>
-                <w:b w:val="0"/>
-                <w:color w:val="000000"/>
-              </w:rPr>
-            </w:pPr>
-            <w:r>
-              <w:rPr>
-                <w:rFonts w:hint="default"/>
-                <w:b w:val="0"/>
-                <w:color w:val="000000"/>
-                <w:lang w:val="en-US" w:eastAsia="zh-CN"/>
-              </w:rPr>
-              <w:t>48.5</w:t>
-            </w:r>
-          </w:p>
-        </w:tc>
-        <w:tc>
-          <w:tcPr>
-            <w:tcW w:w="2747" w:type="dxa"/>
+            <w:tcW w:w="2089" w:type="dxa"/>
             <w:tcBorders>
               <w:top w:val="nil"/>
               <w:left w:val="nil"/>
@@ -7375,18 +7124,20 @@
           <w:p>
             <w:pPr>
               <w:rPr>
-                <w:b w:val="0"/>
-                <w:color w:val="000000"/>
+                <w:rFonts w:hint="default" w:eastAsiaTheme="minorEastAsia"/>
+                <w:b w:val="0"/>
+                <w:color w:val="000000"/>
+                <w:lang w:val="en-US" w:eastAsia="zh-CN"/>
               </w:rPr>
             </w:pPr>
             <w:r>
               <w:rPr>
-                <w:rFonts w:hint="default"/>
+                <w:rFonts w:hint="eastAsia"/>
                 <w:b w:val="0"/>
                 <w:color w:val="000000"/>
                 <w:lang w:val="en-US" w:eastAsia="zh-CN"/>
               </w:rPr>
-              <w:t>59.2</w:t>
+              <w:t>5.07</w:t>
             </w:r>
           </w:p>
         </w:tc>
@@ -7408,9 +7159,12 @@
             <w:right w:w="108" w:type="dxa"/>
           </w:tblCellMar>
         </w:tblPrEx>
+        <w:trPr>
+          <w:jc w:val="center"/>
+        </w:trPr>
         <w:tc>
           <w:tcPr>
-            <w:tcW w:w="2747" w:type="dxa"/>
+            <w:tcW w:w="2214" w:type="dxa"/>
             <w:tcBorders>
               <w:top w:val="nil"/>
               <w:bottom w:val="nil"/>
@@ -7438,7 +7192,7 @@
         </w:tc>
         <w:tc>
           <w:tcPr>
-            <w:tcW w:w="2747" w:type="dxa"/>
+            <w:tcW w:w="2120" w:type="dxa"/>
             <w:tcBorders>
               <w:top w:val="nil"/>
               <w:left w:val="nil"/>
@@ -7450,53 +7204,26 @@
           <w:p>
             <w:pPr>
               <w:rPr>
-                <w:b w:val="0"/>
-                <w:color w:val="000000"/>
+                <w:rFonts w:hint="default"/>
+                <w:b w:val="0"/>
+                <w:color w:val="000000"/>
+                <w:lang w:val="en-US"/>
               </w:rPr>
             </w:pPr>
             <w:r>
               <w:rPr>
-                <w:rFonts w:hint="default"/>
+                <w:rFonts w:hint="eastAsia"/>
                 <w:b w:val="0"/>
                 <w:color w:val="000000"/>
                 <w:lang w:val="en-US" w:eastAsia="zh-CN"/>
               </w:rPr>
-              <w:t>79.0</w:t>
+              <w:t>45.64</w:t>
             </w:r>
           </w:p>
         </w:tc>
         <w:tc>
           <w:tcPr>
-            <w:tcW w:w="2747" w:type="dxa"/>
-            <w:tcBorders>
-              <w:top w:val="nil"/>
-              <w:left w:val="nil"/>
-              <w:bottom w:val="nil"/>
-              <w:right w:val="nil"/>
-            </w:tcBorders>
-            <w:shd w:val="clear" w:color="auto" w:fill="FFFFFF"/>
-          </w:tcPr>
-          <w:p>
-            <w:pPr>
-              <w:rPr>
-                <w:b w:val="0"/>
-                <w:color w:val="000000"/>
-              </w:rPr>
-            </w:pPr>
-            <w:r>
-              <w:rPr>
-                <w:rFonts w:hint="default"/>
-                <w:b w:val="0"/>
-                <w:color w:val="000000"/>
-                <w:lang w:val="en-US" w:eastAsia="zh-CN"/>
-              </w:rPr>
-              <w:t>51.0</w:t>
-            </w:r>
-          </w:p>
-        </w:tc>
-        <w:tc>
-          <w:tcPr>
-            <w:tcW w:w="2747" w:type="dxa"/>
+            <w:tcW w:w="2089" w:type="dxa"/>
             <w:tcBorders>
               <w:top w:val="nil"/>
               <w:left w:val="nil"/>
@@ -7507,18 +7234,20 @@
           <w:p>
             <w:pPr>
               <w:rPr>
-                <w:b w:val="0"/>
-                <w:color w:val="000000"/>
+                <w:rFonts w:hint="default" w:eastAsiaTheme="minorEastAsia"/>
+                <w:b w:val="0"/>
+                <w:color w:val="000000"/>
+                <w:lang w:val="en-US" w:eastAsia="zh-CN"/>
               </w:rPr>
             </w:pPr>
             <w:r>
               <w:rPr>
-                <w:rFonts w:hint="default"/>
+                <w:rFonts w:hint="eastAsia"/>
                 <w:b w:val="0"/>
                 <w:color w:val="000000"/>
                 <w:lang w:val="en-US" w:eastAsia="zh-CN"/>
               </w:rPr>
-              <w:t>62.0</w:t>
+              <w:t>5.66</w:t>
             </w:r>
           </w:p>
         </w:tc>
@@ -7540,9 +7269,12 @@
             <w:right w:w="108" w:type="dxa"/>
           </w:tblCellMar>
         </w:tblPrEx>
+        <w:trPr>
+          <w:jc w:val="center"/>
+        </w:trPr>
         <w:tc>
           <w:tcPr>
-            <w:tcW w:w="2747" w:type="dxa"/>
+            <w:tcW w:w="2214" w:type="dxa"/>
             <w:tcBorders>
               <w:top w:val="nil"/>
               <w:bottom w:val="nil"/>
@@ -7570,7 +7302,7 @@
         </w:tc>
         <w:tc>
           <w:tcPr>
-            <w:tcW w:w="2747" w:type="dxa"/>
+            <w:tcW w:w="2120" w:type="dxa"/>
             <w:tcBorders>
               <w:top w:val="nil"/>
               <w:left w:val="nil"/>
@@ -7582,53 +7314,26 @@
           <w:p>
             <w:pPr>
               <w:rPr>
-                <w:b w:val="0"/>
-                <w:color w:val="000000"/>
+                <w:rFonts w:hint="default"/>
+                <w:b w:val="0"/>
+                <w:color w:val="000000"/>
+                <w:lang w:val="en-US"/>
               </w:rPr>
             </w:pPr>
             <w:r>
               <w:rPr>
-                <w:rFonts w:hint="default"/>
+                <w:rFonts w:hint="eastAsia"/>
                 <w:b w:val="0"/>
                 <w:color w:val="000000"/>
                 <w:lang w:val="en-US" w:eastAsia="zh-CN"/>
               </w:rPr>
-              <w:t>82.5</w:t>
+              <w:t>54.19</w:t>
             </w:r>
           </w:p>
         </w:tc>
         <w:tc>
           <w:tcPr>
-            <w:tcW w:w="2747" w:type="dxa"/>
-            <w:tcBorders>
-              <w:top w:val="nil"/>
-              <w:left w:val="nil"/>
-              <w:bottom w:val="nil"/>
-              <w:right w:val="nil"/>
-            </w:tcBorders>
-            <w:shd w:val="clear" w:color="auto" w:fill="FFFFFF"/>
-          </w:tcPr>
-          <w:p>
-            <w:pPr>
-              <w:rPr>
-                <w:b w:val="0"/>
-                <w:color w:val="000000"/>
-              </w:rPr>
-            </w:pPr>
-            <w:r>
-              <w:rPr>
-                <w:rFonts w:hint="default"/>
-                <w:b w:val="0"/>
-                <w:color w:val="000000"/>
-                <w:lang w:val="en-US" w:eastAsia="zh-CN"/>
-              </w:rPr>
-              <w:t>57.5</w:t>
-            </w:r>
-          </w:p>
-        </w:tc>
-        <w:tc>
-          <w:tcPr>
-            <w:tcW w:w="2747" w:type="dxa"/>
+            <w:tcW w:w="2089" w:type="dxa"/>
             <w:tcBorders>
               <w:top w:val="nil"/>
               <w:left w:val="nil"/>
@@ -7639,18 +7344,20 @@
           <w:p>
             <w:pPr>
               <w:rPr>
-                <w:b w:val="0"/>
-                <w:color w:val="000000"/>
+                <w:rFonts w:hint="default" w:eastAsiaTheme="minorEastAsia"/>
+                <w:b w:val="0"/>
+                <w:color w:val="000000"/>
+                <w:lang w:val="en-US" w:eastAsia="zh-CN"/>
               </w:rPr>
             </w:pPr>
             <w:r>
               <w:rPr>
-                <w:rFonts w:hint="default"/>
+                <w:rFonts w:hint="eastAsia"/>
                 <w:b w:val="0"/>
                 <w:color w:val="000000"/>
                 <w:lang w:val="en-US" w:eastAsia="zh-CN"/>
               </w:rPr>
-              <w:t>67.9</w:t>
+              <w:t>8.55</w:t>
             </w:r>
           </w:p>
         </w:tc>
@@ -7672,9 +7379,12 @@
             <w:right w:w="108" w:type="dxa"/>
           </w:tblCellMar>
         </w:tblPrEx>
+        <w:trPr>
+          <w:jc w:val="center"/>
+        </w:trPr>
         <w:tc>
           <w:tcPr>
-            <w:tcW w:w="2747" w:type="dxa"/>
+            <w:tcW w:w="2214" w:type="dxa"/>
             <w:tcBorders>
               <w:top w:val="nil"/>
               <w:bottom w:val="single" w:color="000000" w:sz="4" w:space="0"/>
@@ -7702,7 +7412,7 @@
         </w:tc>
         <w:tc>
           <w:tcPr>
-            <w:tcW w:w="2747" w:type="dxa"/>
+            <w:tcW w:w="2120" w:type="dxa"/>
             <w:tcBorders>
               <w:top w:val="nil"/>
               <w:left w:val="nil"/>
@@ -7714,53 +7424,26 @@
           <w:p>
             <w:pPr>
               <w:rPr>
-                <w:b w:val="0"/>
-                <w:color w:val="000000"/>
+                <w:rFonts w:hint="default" w:eastAsiaTheme="minorEastAsia"/>
+                <w:b w:val="0"/>
+                <w:color w:val="000000"/>
+                <w:lang w:val="en-US" w:eastAsia="zh-CN"/>
               </w:rPr>
             </w:pPr>
             <w:r>
               <w:rPr>
-                <w:rFonts w:hint="default"/>
+                <w:rFonts w:hint="eastAsia"/>
                 <w:b w:val="0"/>
                 <w:color w:val="000000"/>
                 <w:lang w:val="en-US" w:eastAsia="zh-CN"/>
               </w:rPr>
-              <w:t>84.0</w:t>
+              <w:t>75.69</w:t>
             </w:r>
           </w:p>
         </w:tc>
         <w:tc>
           <w:tcPr>
-            <w:tcW w:w="2747" w:type="dxa"/>
-            <w:tcBorders>
-              <w:top w:val="nil"/>
-              <w:left w:val="nil"/>
-              <w:bottom w:val="single" w:color="000000" w:sz="4" w:space="0"/>
-              <w:right w:val="nil"/>
-            </w:tcBorders>
-            <w:shd w:val="clear" w:color="auto" w:fill="FFFFFF"/>
-          </w:tcPr>
-          <w:p>
-            <w:pPr>
-              <w:rPr>
-                <w:b w:val="0"/>
-                <w:color w:val="000000"/>
-              </w:rPr>
-            </w:pPr>
-            <w:r>
-              <w:rPr>
-                <w:rFonts w:hint="default"/>
-                <w:b w:val="0"/>
-                <w:color w:val="000000"/>
-                <w:lang w:val="en-US" w:eastAsia="zh-CN"/>
-              </w:rPr>
-              <w:t>66.0</w:t>
-            </w:r>
-          </w:p>
-        </w:tc>
-        <w:tc>
-          <w:tcPr>
-            <w:tcW w:w="2747" w:type="dxa"/>
+            <w:tcW w:w="2089" w:type="dxa"/>
             <w:tcBorders>
               <w:top w:val="nil"/>
               <w:left w:val="nil"/>
@@ -7771,18 +7454,20 @@
           <w:p>
             <w:pPr>
               <w:rPr>
-                <w:b w:val="0"/>
-                <w:color w:val="000000"/>
+                <w:rFonts w:hint="default" w:eastAsiaTheme="minorEastAsia"/>
+                <w:b w:val="0"/>
+                <w:color w:val="000000"/>
+                <w:lang w:val="en-US" w:eastAsia="zh-CN"/>
               </w:rPr>
             </w:pPr>
             <w:r>
               <w:rPr>
-                <w:rFonts w:hint="default"/>
+                <w:rFonts w:hint="eastAsia"/>
                 <w:b w:val="0"/>
                 <w:color w:val="000000"/>
                 <w:lang w:val="en-US" w:eastAsia="zh-CN"/>
               </w:rPr>
-              <w:t>72.7</w:t>
+              <w:t>19.5</w:t>
             </w:r>
           </w:p>
         </w:tc>
@@ -7820,7 +7505,21 @@
           <w:rFonts w:hint="eastAsia"/>
           <w:lang w:eastAsia="zh-CN"/>
         </w:rPr>
-        <w:t xml:space="preserve"> 消融实验对已知分类和未知分类的分数提升</w:t>
+        <w:t xml:space="preserve"> 消融实验对</w:t>
+      </w:r>
+      <w:r>
+        <w:rPr>
+          <w:rFonts w:hint="eastAsia"/>
+          <w:lang w:val="en-US" w:eastAsia="zh-CN"/>
+        </w:rPr>
+        <w:t>模型</w:t>
+      </w:r>
+      <w:r>
+        <w:rPr>
+          <w:rFonts w:hint="eastAsia"/>
+          <w:lang w:eastAsia="zh-CN"/>
+        </w:rPr>
+        <w:t>分数提升</w:t>
       </w:r>
     </w:p>
     <w:p>
@@ -7888,7 +7587,21 @@
           <w:rFonts w:hint="default"/>
           <w:lang w:val="en-US" w:eastAsia="zh-CN"/>
         </w:rPr>
-        <w:t>最重要的是，当引入测试时自监督上采样模块后，整体性能获得最大幅度提升。相比前述结构优化方法，该模块直接在推理阶段构建空间一致性约束，使低分辨率特征能够自适应映射到像素级表示，从而显著改善分割结果。</w:t>
+        <w:t>最重要的是，当引入测试时自监督上采样模块后，整体性能获得最大幅度提升。</w:t>
+      </w:r>
+      <w:r>
+        <w:rPr>
+          <w:rFonts w:hint="eastAsia"/>
+          <w:lang w:val="en-US" w:eastAsia="zh-CN"/>
+        </w:rPr>
+        <w:t>该模块除了能够提升分辨率，更重要的是引入了空间先验，</w:t>
+      </w:r>
+      <w:r>
+        <w:rPr>
+          <w:rFonts w:hint="default"/>
+          <w:lang w:val="en-US" w:eastAsia="zh-CN"/>
+        </w:rPr>
+        <w:t>相比前述结构优化方法，该模块直接在推理阶段构建空间一致性约束，使低分辨率特征能够自适应映射到像素级表示，从而显著改善分割结果。</w:t>
       </w:r>
     </w:p>
     <w:p>
@@ -7924,13 +7637,40 @@
       <w:pPr>
         <w:rPr>
           <w:rFonts w:hint="eastAsia"/>
-        </w:rPr>
-      </w:pPr>
-      <w:r>
-        <w:rPr>
-          <w:rFonts w:hint="eastAsia"/>
-        </w:rPr>
-        <w:t>尽管当前基于CLIP的无训练开放词汇分割得到了充足发展,但对其修改方式仍停留在冻结视觉层、调整后期注意力和最后几层。本文提出在CLIP基础上引入测试时自监督优化,本质上是一种测试时</w:t>
+          <w:lang w:val="en-US" w:eastAsia="zh-CN"/>
+        </w:rPr>
+      </w:pPr>
+      <w:r>
+        <w:rPr>
+          <w:rFonts w:hint="eastAsia"/>
+        </w:rPr>
+        <w:t>尽管当前基于CLIP的无训练开放词汇分割得到了充足发展</w:t>
+      </w:r>
+      <w:r>
+        <w:rPr>
+          <w:rFonts w:hint="eastAsia"/>
+          <w:lang w:eastAsia="zh-CN"/>
+        </w:rPr>
+        <w:t>，</w:t>
+      </w:r>
+      <w:r>
+        <w:rPr>
+          <w:rFonts w:hint="eastAsia"/>
+        </w:rPr>
+        <w:t>但对其修改方式仍停留在冻结视觉层、调整后期注意力和最后几层。本文提出在CLIP基础上引入</w:t>
+      </w:r>
+      <w:r>
+        <w:rPr>
+          <w:rFonts w:hint="eastAsia"/>
+          <w:lang w:val="en-US" w:eastAsia="zh-CN"/>
+        </w:rPr>
+        <w:t>自监督先验</w:t>
+      </w:r>
+      <w:r>
+        <w:rPr>
+          <w:rFonts w:hint="eastAsia"/>
+        </w:rPr>
+        <w:t>,本质上是一种测试时</w:t>
       </w:r>
       <w:r>
         <w:rPr>
@@ -7957,52 +7697,22 @@
           <w:rFonts w:hint="eastAsia"/>
           <w:lang w:val="en-US" w:eastAsia="zh-CN"/>
         </w:rPr>
-        <w:t>本文提到的同类方法，基于 DINO 自蒸馏空间先验的开放词汇分割也有了一定发展，比如 dino.txt 则是在 DINO 的初始化引入文本对比学习，</w:t>
-      </w:r>
-      <w:r>
-        <w:rPr>
-          <w:rFonts w:hint="eastAsia"/>
-        </w:rPr>
-        <w:t>ViT</w:t>
-      </w:r>
-      <w:r>
-        <w:rPr>
-          <w:rFonts w:hint="eastAsia"/>
-          <w:lang w:val="en-US" w:eastAsia="zh-CN"/>
-        </w:rPr>
-        <w:t>^</w:t>
-      </w:r>
-      <w:r>
-        <w:rPr>
-          <w:rFonts w:hint="eastAsia"/>
-        </w:rPr>
-        <w:t>3等研究开始探索将测试时训练(TTT)思想更深入地融入</w:t>
-      </w:r>
-      <w:r>
-        <w:rPr>
-          <w:rFonts w:hint="eastAsia"/>
-          <w:lang w:val="en-US" w:eastAsia="zh-CN"/>
-        </w:rPr>
-        <w:t>图像</w:t>
-      </w:r>
-      <w:r>
-        <w:rPr>
-          <w:rFonts w:hint="eastAsia"/>
-        </w:rPr>
-        <w:t>序列建模,通过在线学习重构注意力机制。未来工作将探索将测试时优化策略扩展</w:t>
-      </w:r>
-      <w:r>
-        <w:rPr>
-          <w:rFonts w:hint="eastAsia"/>
-          <w:lang w:val="en-US" w:eastAsia="zh-CN"/>
-        </w:rPr>
-        <w:t>到更通用，基础的模型与训练中</w:t>
-      </w:r>
-      <w:r>
-        <w:rPr>
-          <w:rFonts w:hint="eastAsia"/>
-        </w:rPr>
-        <w:t>,以探索更高效的内层优化架构设计。</w:t>
+        <w:t>同类方法，基于 DINO 自蒸馏空间先验的开放词汇分割也有了一定发展，比如 dino.txt 则是在 DINO 的基础上，引入文本对比学习等，无论如何，开放词汇分割可以概括为图文匹配先验加自监督空间先验，二者不论先后，缺一不可。</w:t>
+      </w:r>
+    </w:p>
+    <w:p>
+      <w:pPr>
+        <w:rPr>
+          <w:rFonts w:hint="default"/>
+          <w:lang w:val="en-US" w:eastAsia="zh-CN"/>
+        </w:rPr>
+      </w:pPr>
+      <w:r>
+        <w:rPr>
+          <w:rFonts w:hint="eastAsia"/>
+          <w:lang w:val="en-US" w:eastAsia="zh-CN"/>
+        </w:rPr>
+        <w:t>在遥感领域，由于遥感影像和自然影像的差异，遥感属于密集影像，具有旋转不变性，DINO 的自蒸馏训练思路未必是遥感影像的最佳实践，遥感通用模型仍值得探索研究，空间先验（颜色相似度，距离相近）可以扩展为空谱先验（光谱相似度）。</w:t>
       </w:r>
     </w:p>
     <w:p>
@@ -8043,7 +7753,7 @@
           <w:rFonts w:hint="eastAsia"/>
           <w:lang w:eastAsia="zh-CN"/>
         </w:rPr>
-        <w:t>OVSTTO</w:t>
+        <w:t>TTAOV</w:t>
       </w:r>
       <w:r>
         <w:rPr>
@@ -8075,7 +7785,20 @@
         <w:rPr>
           <w:rFonts w:hint="eastAsia"/>
         </w:rPr>
-        <w:t>预训练等离线空间先验的方法不同，本文引入测试时空间自适应，在推理阶段通过自监督优化从当前图像中动态构建空间约束，从而提升分割效果。</w:t>
+        <w:t>预训练等离线空间先验的方法不同，本文引入测试时空间自适应</w:t>
+      </w:r>
+      <w:r>
+        <w:rPr>
+          <w:rFonts w:hint="eastAsia"/>
+          <w:lang w:val="en-US" w:eastAsia="zh-CN"/>
+        </w:rPr>
+        <w:t>模块</w:t>
+      </w:r>
+      <w:r>
+        <w:rPr>
+          <w:rFonts w:hint="eastAsia"/>
+        </w:rPr>
+        <w:t>，在推理阶段通过自监督优化从当前图像中动态构建空间约束，从而提升分割效果。</w:t>
       </w:r>
     </w:p>
     <w:p>
@@ -8110,7 +7833,33 @@
         <w:rPr>
           <w:rFonts w:hint="eastAsia"/>
         </w:rPr>
-        <w:t>总体来看，本文表明：空间先验不一定依赖预训练模型，也可以在测试阶段从输入数据中直接获得。这为开放词汇分割提供了一种更简单且更具泛化能力的思路。未来可以进一步探索更高效的测试时优化策略，以及与更强视觉语言模型的结合。</w:t>
+        <w:t>总体来看，本文表明</w:t>
+      </w:r>
+      <w:r>
+        <w:rPr>
+          <w:rFonts w:hint="eastAsia"/>
+          <w:lang w:val="en-US" w:eastAsia="zh-CN"/>
+        </w:rPr>
+        <w:t>首次概括了开放词汇分割实验所需的图文匹配先验和空间先验，</w:t>
+      </w:r>
+      <w:r>
+        <w:rPr>
+          <w:rFonts w:hint="eastAsia"/>
+        </w:rPr>
+        <w:t>空间先验不一定依赖预训练模型，也可以在测试阶段从输入数据中直接获得。这为开放词汇分割提供了一种更简单且更具泛化能力的</w:t>
+      </w:r>
+      <w:r>
+        <w:rPr>
+          <w:rFonts w:hint="eastAsia"/>
+          <w:lang w:val="en-US" w:eastAsia="zh-CN"/>
+        </w:rPr>
+        <w:t>总结和思路</w:t>
+      </w:r>
+      <w:r>
+        <w:rPr>
+          <w:rFonts w:hint="eastAsia"/>
+        </w:rPr>
+        <w:t>。未来可以进一步探索更高效的测试时优化策略，以及与更强视觉语言模型的结合。</w:t>
       </w:r>
     </w:p>
     <w:p/>
